--- a/guj/docx/011.content.docx
+++ b/guj/docx/011.content.docx
@@ -127,7 +127,7 @@
         <w:rPr>
           <w:lang w:val="gu_IN" w:bidi="gu_IN"/>
         </w:rPr>
-        <w:t>ઓ</w:t>
+        <w:t>ખ</w:t>
       </w:r>
       <w:r>
         <w:rPr>
@@ -190,7 +190,7 @@
         <w:rPr>
           <w:lang w:val="gu_IN" w:bidi="gu_IN"/>
         </w:rPr>
-        <w:t>ઓક, એલોન વૃક્ષ, એલોન વૃક્ષો</w:t>
+        <w:t>ખંડણી, ફાળો, દંડ</w:t>
       </w:r>
       <w:r>
         <w:rPr>
@@ -220,86 +220,43 @@
         <w:rPr>
           <w:lang w:val="gu_IN" w:bidi="gu_IN"/>
         </w:rPr>
-        <w:t>એલોન અથવા તો એલોન વૃક્ષ વિશાળ થડ અને ઘેઘૂર ડાળીઓવાળું ઊંચું ઘટાઘોર વૃક્ષ છે.</w:t>
-      </w:r>
-    </w:p>
-    <w:p>
-      <w:pPr>
-        <w:pStyle w:val="ListBullet"/>
-        <w:spacing w:line="240" w:lineRule="auto"/>
-        <w:ind w:left="720"/>
-      </w:pPr>
-      <w:r>
-        <w:rPr>
-          <w:lang w:val="gu_IN" w:bidi="gu_IN"/>
-        </w:rPr>
-      </w:r>
-      <w:r>
-        <w:rPr>
-          <w:lang w:val="gu_IN" w:bidi="gu_IN"/>
-        </w:rPr>
-        <w:t>એલોન વૃક્ષોનું લાકડું મજબૂત અને કઠણ હોય છે કે જેનો ઉપયોગ વહાણો બાંધવામાં, ખેતીના હળ, બળદોની ઝૂંસરી અને ચાલવા માટેની લાકડીઓ બનાવવા થતો હતો.</w:t>
-      </w:r>
-    </w:p>
-    <w:p>
-      <w:pPr>
-        <w:pStyle w:val="ListBullet"/>
-        <w:spacing w:line="240" w:lineRule="auto"/>
-        <w:ind w:left="720"/>
-      </w:pPr>
-      <w:r>
-        <w:rPr>
-          <w:lang w:val="gu_IN" w:bidi="gu_IN"/>
-        </w:rPr>
-      </w:r>
-      <w:r>
-        <w:rPr>
-          <w:lang w:val="gu_IN" w:bidi="gu_IN"/>
-        </w:rPr>
-        <w:t>એલોન વૃક્ષના ફળને અંગ્રજીમાં એકોર્ન કહેવામાં આવે છે.</w:t>
-      </w:r>
-    </w:p>
-    <w:p>
-      <w:pPr>
-        <w:pStyle w:val="ListBullet"/>
-        <w:spacing w:line="240" w:lineRule="auto"/>
-        <w:ind w:left="720"/>
-      </w:pPr>
-      <w:r>
-        <w:rPr>
-          <w:lang w:val="gu_IN" w:bidi="gu_IN"/>
-        </w:rPr>
-      </w:r>
-      <w:r>
-        <w:rPr>
-          <w:lang w:val="gu_IN" w:bidi="gu_IN"/>
-        </w:rPr>
-        <w:t>કેટલાક એલોન વૃક્ષોના થડ 6 મીટરના પરિઘવાળા હોય છે.</w:t>
-      </w:r>
-    </w:p>
-    <w:p>
-      <w:pPr>
-        <w:pStyle w:val="ListBullet"/>
-        <w:spacing w:line="240" w:lineRule="auto"/>
-        <w:ind w:left="720"/>
-      </w:pPr>
-      <w:r>
-        <w:rPr>
-          <w:lang w:val="gu_IN" w:bidi="gu_IN"/>
-        </w:rPr>
-      </w:r>
-      <w:r>
-        <w:rPr>
-          <w:lang w:val="gu_IN" w:bidi="gu_IN"/>
-        </w:rPr>
-        <w:t>એલોન વૃક્ષો લાંબા જીવનનું પ્રતિક હતા અને તેઓના બીજા આત્મિક અર્થો પણ હતા.</w:t>
-        <w:br/>
-      </w:r>
-      <w:r>
-        <w:rPr>
-          <w:lang w:val="gu_IN" w:bidi="gu_IN"/>
-        </w:rPr>
-        <w:t>બાઇબલમાં, તેઓ ઘણીવાર પવિત્ર જગાઓ સાથે સંકળાયેલા હતા.</w:t>
+        <w:t>" ખંડણી " શબ્દનો અર્થ, રક્ષણના હેતુસર અને તેમના દેશો વચ્ચે સારા સંબંધો માટે એક શાસક પાસેથી અન્ય શાસક માટે ભેટ એવો થાય છે. એક ખંડણી એ ચૂકવણી પણ હોઈ શકે છે કે જે લોકો પાસેથી સરકાર અથવા શાસકને આવશ્યક છે, જેમ કે ટોલ અથવા વેરો.</w:t>
+      </w:r>
+    </w:p>
+    <w:p>
+      <w:pPr>
+        <w:pStyle w:val="ListBullet"/>
+        <w:spacing w:line="240" w:lineRule="auto"/>
+        <w:ind w:left="720"/>
+      </w:pPr>
+      <w:r>
+        <w:rPr>
+          <w:lang w:val="gu_IN" w:bidi="gu_IN"/>
+        </w:rPr>
+      </w:r>
+      <w:r>
+        <w:rPr>
+          <w:lang w:val="gu_IN" w:bidi="gu_IN"/>
+        </w:rPr>
+        <w:t>બાઇબલના સમયમાં, મુસાફરી કરનારા રાજાઓ અથવા શાસકો અમુકવાર તે પ્રદેશના રાજાને ખંડણી ચૂકવતા હતા કે જેથી તેઓ સુરક્ષિત અને સલામત રહે.</w:t>
+      </w:r>
+    </w:p>
+    <w:p>
+      <w:pPr>
+        <w:pStyle w:val="ListBullet"/>
+        <w:spacing w:line="240" w:lineRule="auto"/>
+        <w:ind w:left="720"/>
+      </w:pPr>
+      <w:r>
+        <w:rPr>
+          <w:lang w:val="gu_IN" w:bidi="gu_IN"/>
+        </w:rPr>
+      </w:r>
+      <w:r>
+        <w:rPr>
+          <w:lang w:val="gu_IN" w:bidi="gu_IN"/>
+        </w:rPr>
+        <w:t>ઘણી વાર ખંડણીમાં નાણાં ઉપરાંત વસ્તુઓ, જેમ કે ખોરાક, મસાલા, સમૃદ્ધ કપડાં અને સોના જેવી મોંઘી ધાતુઓનો સમાવેશ થાય છે.</w:t>
       </w:r>
     </w:p>
     <w:p>
@@ -310,67 +267,25 @@
         <w:rPr>
           <w:lang w:val="gu_IN" w:bidi="gu_IN"/>
         </w:rPr>
-        <w:t>અનુવાદ માટેના સૂચનો:</w:t>
-      </w:r>
-    </w:p>
-    <w:p>
-      <w:pPr>
-        <w:pStyle w:val="ListBullet"/>
-        <w:spacing w:line="240" w:lineRule="auto"/>
-        <w:ind w:left="720"/>
-      </w:pPr>
-      <w:r>
-        <w:rPr>
-          <w:lang w:val="gu_IN" w:bidi="gu_IN"/>
-        </w:rPr>
-      </w:r>
-      <w:r>
-        <w:rPr>
-          <w:lang w:val="gu_IN" w:bidi="gu_IN"/>
-        </w:rPr>
-        <w:t>ઘણાં અનુવાદોમાં ફક્ત “એલોન” ના બદલે “એલોન વૃક્ષ” શબ્દ વાપરવો મહત્ત્વનું રહેશે.</w:t>
-      </w:r>
-    </w:p>
-    <w:p>
-      <w:pPr>
-        <w:pStyle w:val="ListBullet"/>
-        <w:spacing w:line="240" w:lineRule="auto"/>
-        <w:ind w:left="720"/>
-      </w:pPr>
-      <w:r>
-        <w:rPr>
-          <w:lang w:val="gu_IN" w:bidi="gu_IN"/>
-        </w:rPr>
-      </w:r>
-      <w:r>
-        <w:rPr>
-          <w:lang w:val="gu_IN" w:bidi="gu_IN"/>
-        </w:rPr>
-        <w:t>જો ઓક વૃક્ષ કોઈ વિસ્તારમાં જાણીતું ન હોય તો, “ઓક”નો અનુવાદ “ઓક, કે જે એક ના જેવું મોટું ઘટાદાર વૃક્ષ છે”, તે રીતે કરી શકાય અને ખાલી જગ્યામાં સમાન લક્ષણો ધરાવતા સ્થાનિક વૃક્ષનું નામ આપો.</w:t>
-      </w:r>
-    </w:p>
-    <w:p>
-      <w:pPr>
-        <w:pStyle w:val="ListBullet"/>
-        <w:spacing w:line="240" w:lineRule="auto"/>
-        <w:ind w:left="720"/>
-      </w:pPr>
-      <w:r>
-        <w:rPr>
-          <w:lang w:val="gu_IN" w:bidi="gu_IN"/>
-        </w:rPr>
-      </w:r>
-      <w:r>
-        <w:rPr>
-          <w:lang w:val="gu_IN" w:bidi="gu_IN"/>
-        </w:rPr>
-        <w:t xml:space="preserve">આ પણ જૂઓ: </w:t>
-      </w:r>
-      <w:r>
-        <w:rPr>
-          <w:lang w:val="gu_IN" w:bidi="gu_IN"/>
-        </w:rPr>
-        <w:t>અજ્ઞાત બાબતોનો અનુવાદ કેવી રીતે કરવો</w:t>
+        <w:t>અનુવાદ માટેનાં સૂચનો:</w:t>
+      </w:r>
+    </w:p>
+    <w:p>
+      <w:pPr>
+        <w:pStyle w:val="ListBullet"/>
+        <w:spacing w:line="240" w:lineRule="auto"/>
+        <w:ind w:left="720"/>
+      </w:pPr>
+      <w:r>
+        <w:rPr>
+          <w:lang w:val="gu_IN" w:bidi="gu_IN"/>
+        </w:rPr>
+      </w:r>
+      <w:r>
+        <w:rPr>
+          <w:lang w:val="gu_IN" w:bidi="gu_IN"/>
+        </w:rPr>
+        <w:t>સંદર્ભના આધારે, " ખંડણી "નું ભાષાંતર "અધિકૃત ભેટો" અથવા "વિશિષ્ટ કર" અથવા "જરૂરી ચુકવણી" તરીકે કરી શકાય છે.</w:t>
       </w:r>
     </w:p>
     <w:p>
@@ -384,13 +299,49 @@
         <w:rPr>
           <w:lang w:val="gu_IN" w:bidi="gu_IN"/>
         </w:rPr>
-        <w:t xml:space="preserve">(આ પણ જૂઓ: </w:t>
-      </w:r>
-      <w:r>
-        <w:rPr>
-          <w:lang w:val="gu_IN" w:bidi="gu_IN"/>
-        </w:rPr>
-        <w:t>પવિત્ર</w:t>
+        <w:t xml:space="preserve">(આ પણ જુઓ: </w:t>
+      </w:r>
+      <w:r>
+        <w:rPr>
+          <w:lang w:val="gu_IN" w:bidi="gu_IN"/>
+        </w:rPr>
+        <w:t>સોનું</w:t>
+      </w:r>
+      <w:r>
+        <w:rPr>
+          <w:lang w:val="gu_IN" w:bidi="gu_IN"/>
+        </w:rPr>
+        <w:t xml:space="preserve">, </w:t>
+      </w:r>
+      <w:r>
+        <w:rPr>
+          <w:lang w:val="gu_IN" w:bidi="gu_IN"/>
+        </w:rPr>
+        <w:t>રાજા</w:t>
+      </w:r>
+      <w:r>
+        <w:rPr>
+          <w:lang w:val="gu_IN" w:bidi="gu_IN"/>
+        </w:rPr>
+        <w:t xml:space="preserve">, </w:t>
+      </w:r>
+      <w:r>
+        <w:rPr>
+          <w:lang w:val="gu_IN" w:bidi="gu_IN"/>
+        </w:rPr>
+        <w:t>શાસક</w:t>
+      </w:r>
+      <w:r>
+        <w:rPr>
+          <w:lang w:val="gu_IN" w:bidi="gu_IN"/>
+        </w:rPr>
+        <w:t xml:space="preserve">, </w:t>
+      </w:r>
+      <w:r>
+        <w:rPr>
+          <w:lang w:val="gu_IN" w:bidi="gu_IN"/>
+        </w:rPr>
+        <w:t>કર</w:t>
       </w:r>
       <w:r>
         <w:rPr>
@@ -430,7 +381,7 @@
             <w:color w:val="0000EE"/>
             <w:u w:val="single"/>
           </w:rPr>
-          <w:t>1 શમુએલ 10:3–4</w:t>
+          <w:t>1કાળવૃતાંત 18:1–2</w:t>
         </w:r>
       </w:hyperlink>
     </w:p>
@@ -454,7 +405,7 @@
             <w:color w:val="0000EE"/>
             <w:u w:val="single"/>
           </w:rPr>
-          <w:t>ઉત્પત્તિ 13:16–18</w:t>
+          <w:t>2 કાળવૃતાંત 9:22–24</w:t>
         </w:r>
       </w:hyperlink>
     </w:p>
@@ -478,7 +429,7 @@
             <w:color w:val="0000EE"/>
             <w:u w:val="single"/>
           </w:rPr>
-          <w:t>ઉત્પત્તિ 14:13–14</w:t>
+          <w:t>2 રાજાઓ 17:3</w:t>
         </w:r>
       </w:hyperlink>
     </w:p>
@@ -502,12 +453,597 @@
             <w:color w:val="0000EE"/>
             <w:u w:val="single"/>
           </w:rPr>
-          <w:t>ઉત્પત્તિ 35:4–5</w:t>
+          <w:t>લુક 23:2</w:t>
         </w:r>
       </w:hyperlink>
     </w:p>
     <w:p>
       <w:pPr>
+        <w:pStyle w:val="Heading3"/>
+      </w:pPr>
+      <w:r>
+        <w:rPr>
+          <w:lang w:val="gu_IN" w:bidi="gu_IN"/>
+        </w:rPr>
+        <w:t>શબ્દ માહિતી:</w:t>
+      </w:r>
+    </w:p>
+    <w:p>
+      <w:pPr>
+        <w:pStyle w:val="ListBullet"/>
+        <w:spacing w:line="240" w:lineRule="auto"/>
+        <w:ind w:left="720"/>
+      </w:pPr>
+      <w:r>
+        <w:rPr>
+          <w:lang w:val="gu_IN" w:bidi="gu_IN"/>
+        </w:rPr>
+      </w:r>
+      <w:r>
+        <w:rPr>
+          <w:lang w:val="gu_IN" w:bidi="gu_IN"/>
+        </w:rPr>
+        <w:t>Strong's: H1093, H4061, H4503, H4530, H4853, H6066, H7862, G54110</w:t>
+      </w:r>
+      <w:r>
+        <w:rPr>
+          <w:lang w:val="gu_IN" w:bidi="gu_IN"/>
+        </w:rPr>
+      </w:r>
+      <w:r>
+        <w:rPr>
+          <w:lang w:val="gu_IN" w:bidi="gu_IN"/>
+        </w:rPr>
+      </w:r>
+    </w:p>
+    <w:p>
+      <w:pPr/>
+      <w:r>
+        <w:rPr>
+          <w:lang w:val="gu_IN" w:bidi="gu_IN"/>
+        </w:rPr>
+      </w:r>
+    </w:p>
+    <w:p>
+      <w:pPr>
+        <w:pStyle w:val="Heading2"/>
+      </w:pPr>
+      <w:r>
+        <w:rPr>
+          <w:lang w:val="gu_IN" w:bidi="gu_IN"/>
+        </w:rPr>
+        <w:t>ખજૂરી</w:t>
+      </w:r>
+      <w:r>
+        <w:rPr>
+          <w:lang w:val="gu_IN" w:bidi="gu_IN"/>
+        </w:rPr>
+      </w:r>
+    </w:p>
+    <w:p>
+      <w:pPr>
+        <w:pStyle w:val="Heading3"/>
+      </w:pPr>
+      <w:r>
+        <w:rPr>
+          <w:lang w:val="gu_IN" w:bidi="gu_IN"/>
+        </w:rPr>
+        <w:t>વ્યાખ્યા:</w:t>
+      </w:r>
+    </w:p>
+    <w:p>
+      <w:pPr/>
+      <w:r>
+        <w:rPr>
+          <w:lang w:val="gu_IN" w:bidi="gu_IN"/>
+        </w:rPr>
+      </w:r>
+      <w:r>
+        <w:rPr>
+          <w:lang w:val="gu_IN" w:bidi="gu_IN"/>
+        </w:rPr>
+        <w:t>"ખજૂરી" શબ્દ લાંબા, લવચીક, પાંદડાવાળા ડાળીઓ સાથેના ઊંચા વૃક્ષનો એક પ્રકાર છે જે ઉપરથી પંખા જેવી પેટર્નમાં વિસ્તરે છે.</w:t>
+      </w:r>
+    </w:p>
+    <w:p>
+      <w:pPr>
+        <w:pStyle w:val="ListBullet"/>
+        <w:spacing w:line="240" w:lineRule="auto"/>
+        <w:ind w:left="720"/>
+      </w:pPr>
+      <w:r>
+        <w:rPr>
+          <w:lang w:val="gu_IN" w:bidi="gu_IN"/>
+        </w:rPr>
+      </w:r>
+      <w:r>
+        <w:rPr>
+          <w:lang w:val="gu_IN" w:bidi="gu_IN"/>
+        </w:rPr>
+        <w:t>બાઈબલમાં ખજૂરી વૃક્ષ સામાન્ય રીતે એક પ્રકારના ખજૂરી વૃક્ષનો ઉલ્લેખ કરે છે જે "ખજૂર" તરીકે ઓળખાતા ફળ આપે છે. પાંદડા પીછા જેવું સ્વરૂપ ધરાવે છે.</w:t>
+      </w:r>
+    </w:p>
+    <w:p>
+      <w:pPr>
+        <w:pStyle w:val="ListBullet"/>
+        <w:spacing w:line="240" w:lineRule="auto"/>
+        <w:ind w:left="720"/>
+      </w:pPr>
+      <w:r>
+        <w:rPr>
+          <w:lang w:val="gu_IN" w:bidi="gu_IN"/>
+        </w:rPr>
+      </w:r>
+      <w:r>
+        <w:rPr>
+          <w:lang w:val="gu_IN" w:bidi="gu_IN"/>
+        </w:rPr>
+        <w:t>ખજૂરીના વૃક્ષો સામાન્ય રીતે ગરમ, ભેજવાળી આબોહવા ધરાવતા સ્થળોએ ઉગે છે. તેમના પાંદડા આખું વર્ષ લીલા રહે છે.</w:t>
+        <w:br/>
+      </w:r>
+      <w:r>
+        <w:rPr>
+          <w:lang w:val="gu_IN" w:bidi="gu_IN"/>
+        </w:rPr>
+        <w:t>જ્યારે ઈસુ ગધેડા પર સવાર થઈને યરૂ્સાલેમમાં પ્રવેશતા હતા, ત્યારે લોકોએ તેમની આગળ જમીન પર ખજૂરની ડાળીઓ મૂકી.</w:t>
+      </w:r>
+    </w:p>
+    <w:p>
+      <w:pPr>
+        <w:pStyle w:val="ListBullet"/>
+        <w:spacing w:line="240" w:lineRule="auto"/>
+        <w:ind w:left="720"/>
+      </w:pPr>
+      <w:r>
+        <w:rPr>
+          <w:lang w:val="gu_IN" w:bidi="gu_IN"/>
+        </w:rPr>
+      </w:r>
+      <w:r>
+        <w:rPr>
+          <w:lang w:val="gu_IN" w:bidi="gu_IN"/>
+        </w:rPr>
+        <w:t>ખજૂરીની શાખાઓ શાંતિ અને વિજયની ઉજવણી દર્શાવે છે.</w:t>
+      </w:r>
+    </w:p>
+    <w:p>
+      <w:pPr/>
+      <w:r>
+        <w:rPr>
+          <w:lang w:val="gu_IN" w:bidi="gu_IN"/>
+        </w:rPr>
+      </w:r>
+      <w:r>
+        <w:rPr>
+          <w:lang w:val="gu_IN" w:bidi="gu_IN"/>
+        </w:rPr>
+        <w:t>(આ પણ જુઓ: [ગધેડો], [યરુસાલેમ], [શાંતિ])</w:t>
+      </w:r>
+    </w:p>
+    <w:p>
+      <w:pPr>
+        <w:pStyle w:val="Heading3"/>
+      </w:pPr>
+      <w:r>
+        <w:rPr>
+          <w:lang w:val="gu_IN" w:bidi="gu_IN"/>
+        </w:rPr>
+        <w:t>બાઈબલ સંદર્ભો</w:t>
+      </w:r>
+    </w:p>
+    <w:p>
+      <w:pPr>
+        <w:pStyle w:val="ListBullet"/>
+        <w:spacing w:line="240" w:lineRule="auto"/>
+        <w:ind w:left="720"/>
+      </w:pPr>
+      <w:r>
+        <w:rPr>
+          <w:lang w:val="gu_IN" w:bidi="gu_IN"/>
+        </w:rPr>
+      </w:r>
+      <w:r>
+        <w:rPr>
+          <w:lang w:val="gu_IN" w:bidi="gu_IN"/>
+        </w:rPr>
+        <w:t>[૧ રાજાઓ ૬:૨૯–૩૦]</w:t>
+      </w:r>
+    </w:p>
+    <w:p>
+      <w:pPr>
+        <w:pStyle w:val="ListBullet"/>
+        <w:spacing w:line="240" w:lineRule="auto"/>
+        <w:ind w:left="720"/>
+      </w:pPr>
+      <w:r>
+        <w:rPr>
+          <w:lang w:val="gu_IN" w:bidi="gu_IN"/>
+        </w:rPr>
+      </w:r>
+      <w:r>
+        <w:rPr>
+          <w:lang w:val="gu_IN" w:bidi="gu_IN"/>
+        </w:rPr>
+        <w:t>[હઝકિયેલ ૪૦:૧૪–૧૬]</w:t>
+      </w:r>
+    </w:p>
+    <w:p>
+      <w:pPr>
+        <w:pStyle w:val="ListBullet"/>
+        <w:spacing w:line="240" w:lineRule="auto"/>
+        <w:ind w:left="720"/>
+      </w:pPr>
+      <w:r>
+        <w:rPr>
+          <w:lang w:val="gu_IN" w:bidi="gu_IN"/>
+        </w:rPr>
+      </w:r>
+      <w:r>
+        <w:rPr>
+          <w:lang w:val="gu_IN" w:bidi="gu_IN"/>
+        </w:rPr>
+        <w:t>[યોહાન ૧૨:૧૨–૧૩]</w:t>
+      </w:r>
+    </w:p>
+    <w:p>
+      <w:pPr>
+        <w:pStyle w:val="ListBullet"/>
+        <w:spacing w:line="240" w:lineRule="auto"/>
+        <w:ind w:left="720"/>
+      </w:pPr>
+      <w:r>
+        <w:rPr>
+          <w:lang w:val="gu_IN" w:bidi="gu_IN"/>
+        </w:rPr>
+      </w:r>
+      <w:r>
+        <w:rPr>
+          <w:lang w:val="gu_IN" w:bidi="gu_IN"/>
+        </w:rPr>
+        <w:t>[ગણના ૩૩:૯]</w:t>
+      </w:r>
+    </w:p>
+    <w:p>
+      <w:pPr>
+        <w:pStyle w:val="Heading3"/>
+      </w:pPr>
+      <w:r>
+        <w:rPr>
+          <w:lang w:val="gu_IN" w:bidi="gu_IN"/>
+        </w:rPr>
+        <w:t>શબ્દ માહિતી:</w:t>
+      </w:r>
+    </w:p>
+    <w:p>
+      <w:pPr>
+        <w:pStyle w:val="ListBullet"/>
+        <w:spacing w:line="240" w:lineRule="auto"/>
+        <w:ind w:left="720"/>
+      </w:pPr>
+      <w:r>
+        <w:rPr>
+          <w:lang w:val="gu_IN" w:bidi="gu_IN"/>
+        </w:rPr>
+      </w:r>
+      <w:r>
+        <w:rPr>
+          <w:lang w:val="gu_IN" w:bidi="gu_IN"/>
+        </w:rPr>
+        <w:t>સ્ટ્રોંગ્સ: H3712, H8558, H8560, H8561, G54040</w:t>
+      </w:r>
+      <w:r>
+        <w:rPr>
+          <w:lang w:val="gu_IN" w:bidi="gu_IN"/>
+        </w:rPr>
+      </w:r>
+      <w:r>
+        <w:rPr>
+          <w:lang w:val="gu_IN" w:bidi="gu_IN"/>
+        </w:rPr>
+      </w:r>
+    </w:p>
+    <w:p>
+      <w:pPr/>
+      <w:r>
+        <w:rPr>
+          <w:lang w:val="gu_IN" w:bidi="gu_IN"/>
+        </w:rPr>
+      </w:r>
+    </w:p>
+    <w:p>
+      <w:pPr>
+        <w:pStyle w:val="Heading2"/>
+      </w:pPr>
+      <w:r>
+        <w:rPr>
+          <w:lang w:val="gu_IN" w:bidi="gu_IN"/>
+        </w:rPr>
+        <w:t>ખમીર, ખમીર, ખમીર, ખમીર, બેખમીર</w:t>
+      </w:r>
+      <w:r>
+        <w:rPr>
+          <w:lang w:val="gu_IN" w:bidi="gu_IN"/>
+        </w:rPr>
+      </w:r>
+    </w:p>
+    <w:p>
+      <w:pPr>
+        <w:pStyle w:val="Heading3"/>
+      </w:pPr>
+      <w:r>
+        <w:rPr>
+          <w:lang w:val="gu_IN" w:bidi="gu_IN"/>
+        </w:rPr>
+        <w:t>વ્યાખ્યા:</w:t>
+      </w:r>
+    </w:p>
+    <w:p>
+      <w:pPr/>
+      <w:r>
+        <w:rPr>
+          <w:lang w:val="gu_IN" w:bidi="gu_IN"/>
+        </w:rPr>
+      </w:r>
+      <w:r>
+        <w:rPr>
+          <w:lang w:val="gu_IN" w:bidi="gu_IN"/>
+        </w:rPr>
+        <w:t>" ખમીર " એક સામાન્ય શબ્દ છે જે રોટલીના કણકને ફૂલાવવા અને વધવા માટેનું કારણ બને છે.</w:t>
+        <w:br/>
+      </w:r>
+      <w:r>
+        <w:rPr>
+          <w:lang w:val="gu_IN" w:bidi="gu_IN"/>
+        </w:rPr>
+        <w:t>"યીસ્ટ" ચોક્કસ પ્રકારનું ખમીર છે.</w:t>
+      </w:r>
+    </w:p>
+    <w:p>
+      <w:pPr>
+        <w:pStyle w:val="ListBullet"/>
+        <w:spacing w:line="240" w:lineRule="auto"/>
+        <w:ind w:left="720"/>
+      </w:pPr>
+      <w:r>
+        <w:rPr>
+          <w:lang w:val="gu_IN" w:bidi="gu_IN"/>
+        </w:rPr>
+      </w:r>
+      <w:r>
+        <w:rPr>
+          <w:lang w:val="gu_IN" w:bidi="gu_IN"/>
+        </w:rPr>
+        <w:t>કેટલાક અંગ્રેજી ભાષાંતરોમાં, ખમીર માટેના શબ્દને "યીસ્ટ" તરીકે અનુવાદિત કરવામાં આવે છે, જે આધુનિક ખમીર એજન્ટ છે, જે રોટલીના કણકને ગેસના પરપોટાથી ભરે છે, તે કણકને પકવવા પહેલાં ફૂલાવે છે.</w:t>
+        <w:br/>
+      </w:r>
+      <w:r>
+        <w:rPr>
+          <w:lang w:val="gu_IN" w:bidi="gu_IN"/>
+        </w:rPr>
+        <w:t>ખમીરને કણકમાં ભેળવવામાં આવે છે, જેથી તે સમગ્ર કણકમાં ફેલાઇ જાય.</w:t>
+      </w:r>
+    </w:p>
+    <w:p>
+      <w:pPr>
+        <w:pStyle w:val="ListBullet"/>
+        <w:spacing w:line="240" w:lineRule="auto"/>
+        <w:ind w:left="720"/>
+      </w:pPr>
+      <w:r>
+        <w:rPr>
+          <w:lang w:val="gu_IN" w:bidi="gu_IN"/>
+        </w:rPr>
+      </w:r>
+      <w:r>
+        <w:rPr>
+          <w:lang w:val="gu_IN" w:bidi="gu_IN"/>
+        </w:rPr>
+        <w:t>જૂના કરારના સમયમાં, કણકને ક્ષણભર માટે બેસાડી દઈને ફૂલવા અથવા વધવા માટે એજન્ટ બનાવવામાં આવતું હતું.</w:t>
+        <w:br/>
+      </w:r>
+      <w:r>
+        <w:rPr>
+          <w:lang w:val="gu_IN" w:bidi="gu_IN"/>
+        </w:rPr>
+        <w:t>કણકના પહેલાના બેચમાંથી કણકની થોડી માત્રાને આગામી બેચ માટે ખમીર તરીકે સાચવવામાં આવતું હતું.</w:t>
+      </w:r>
+    </w:p>
+    <w:p>
+      <w:pPr>
+        <w:pStyle w:val="ListBullet"/>
+        <w:spacing w:line="240" w:lineRule="auto"/>
+        <w:ind w:left="720"/>
+      </w:pPr>
+      <w:r>
+        <w:rPr>
+          <w:lang w:val="gu_IN" w:bidi="gu_IN"/>
+        </w:rPr>
+      </w:r>
+      <w:r>
+        <w:rPr>
+          <w:lang w:val="gu_IN" w:bidi="gu_IN"/>
+        </w:rPr>
+        <w:t>જ્યારે ઈસ્રાએલીઓ ઇજિપ્તમાંથી બચી ગયા, ત્યારે તેમની પાસે રોટલીના કણકમાં ફુલવાની રાહ જોવી પડતી ન હતી. તેથી, તેઓએ તેઓની મુસાફરી દરમિયાન ખમીર વિના રોટલી બનાવી.</w:t>
+        <w:br/>
+      </w:r>
+      <w:r>
+        <w:rPr>
+          <w:lang w:val="gu_IN" w:bidi="gu_IN"/>
+        </w:rPr>
+        <w:t>આની યાદગીરી તરીકે, દર વર્ષે યહુદી લોકો બેખમીર રોટલી ખાઈને પાસ્ખાપર્વ ઉજવે છે.</w:t>
+      </w:r>
+    </w:p>
+    <w:p>
+      <w:pPr>
+        <w:pStyle w:val="ListBullet"/>
+        <w:spacing w:line="240" w:lineRule="auto"/>
+        <w:ind w:left="720"/>
+      </w:pPr>
+      <w:r>
+        <w:rPr>
+          <w:lang w:val="gu_IN" w:bidi="gu_IN"/>
+        </w:rPr>
+      </w:r>
+      <w:r>
+        <w:rPr>
+          <w:lang w:val="gu_IN" w:bidi="gu_IN"/>
+        </w:rPr>
+        <w:t>બાઇબલમાં "ખમીર" અથવા "યીસ્ટ" શબ્દનો અર્થ એ છે કે કેવી રીતે પાપ વ્યક્તિના જીવનથી ફેલાય છે અથવા કેવી રીતે પાપ અન્ય લોકો પર અસર કરે છે.</w:t>
+      </w:r>
+    </w:p>
+    <w:p>
+      <w:pPr>
+        <w:pStyle w:val="ListBullet"/>
+        <w:spacing w:line="240" w:lineRule="auto"/>
+        <w:ind w:left="720"/>
+      </w:pPr>
+      <w:r>
+        <w:rPr>
+          <w:lang w:val="gu_IN" w:bidi="gu_IN"/>
+        </w:rPr>
+      </w:r>
+      <w:r>
+        <w:rPr>
+          <w:lang w:val="gu_IN" w:bidi="gu_IN"/>
+        </w:rPr>
+        <w:t>તે ખોટા શિક્ષણનો સંદર્ભ પણ આપી શકે છે જે ઘણીવાર ઘણા લોકો સુધી ફેલાય છે અને તેમને પ્રભાવિત કરે છે.</w:t>
+      </w:r>
+    </w:p>
+    <w:p>
+      <w:pPr>
+        <w:pStyle w:val="ListBullet"/>
+        <w:spacing w:line="240" w:lineRule="auto"/>
+        <w:ind w:left="720"/>
+      </w:pPr>
+      <w:r>
+        <w:rPr>
+          <w:lang w:val="gu_IN" w:bidi="gu_IN"/>
+        </w:rPr>
+      </w:r>
+      <w:r>
+        <w:rPr>
+          <w:lang w:val="gu_IN" w:bidi="gu_IN"/>
+        </w:rPr>
+        <w:t>“ ખમીર" શબ્દનો અર્થ હકારાત્મક રીતે સમજાવવા પણ થાય છે કે કેવી રીતે દેવના રાજ્યનો પ્રભાવ વ્યકિતગત રીતે ફેલાય છે.</w:t>
+      </w:r>
+    </w:p>
+    <w:p>
+      <w:pPr>
+        <w:pStyle w:val="Heading3"/>
+      </w:pPr>
+      <w:r>
+        <w:rPr>
+          <w:lang w:val="gu_IN" w:bidi="gu_IN"/>
+        </w:rPr>
+        <w:t>અનુવાદ માટેનાં સૂચનો:</w:t>
+      </w:r>
+    </w:p>
+    <w:p>
+      <w:pPr>
+        <w:pStyle w:val="ListBullet"/>
+        <w:spacing w:line="240" w:lineRule="auto"/>
+        <w:ind w:left="720"/>
+      </w:pPr>
+      <w:r>
+        <w:rPr>
+          <w:lang w:val="gu_IN" w:bidi="gu_IN"/>
+        </w:rPr>
+      </w:r>
+      <w:r>
+        <w:rPr>
+          <w:lang w:val="gu_IN" w:bidi="gu_IN"/>
+        </w:rPr>
+        <w:t>આનું ભાષાંતર "ખમીર" અથવા "પદાર્થ કે જે કણકને ફૂલાવે છે" અથવા "વિસ્તરણ એજન્ટ" તરીકે થાય છે.</w:t>
+        <w:br/>
+      </w:r>
+      <w:r>
+        <w:rPr>
+          <w:lang w:val="gu_IN" w:bidi="gu_IN"/>
+        </w:rPr>
+        <w:t>"ઉભારવું" શબ્દ "વિસ્તૃત" અથવા "મોટી બનો" અથવા "ફૂલાવવું" તરીકે વ્યક્ત કરી શકાય છે.</w:t>
+      </w:r>
+    </w:p>
+    <w:p>
+      <w:pPr>
+        <w:pStyle w:val="ListBullet"/>
+        <w:spacing w:line="240" w:lineRule="auto"/>
+        <w:ind w:left="720"/>
+      </w:pPr>
+      <w:r>
+        <w:rPr>
+          <w:lang w:val="gu_IN" w:bidi="gu_IN"/>
+        </w:rPr>
+      </w:r>
+      <w:r>
+        <w:rPr>
+          <w:lang w:val="gu_IN" w:bidi="gu_IN"/>
+        </w:rPr>
+        <w:t>જો સ્થાનિક ખમીર એજન્ટનો ઉપયોગ બ્રેડ કણક ફૂલાવવા માટે થાય છે, તો તે શબ્દનો ઉપયોગ કરી શકાય છે.</w:t>
+        <w:br/>
+      </w:r>
+      <w:r>
+        <w:rPr>
+          <w:lang w:val="gu_IN" w:bidi="gu_IN"/>
+        </w:rPr>
+        <w:t>જો ભાષામાં જાણીતો, સામાન્ય શબ્દ હોય જેનો અર્થ "ખમીર", થાય, તો તેનો ઉપયોગ કરવા માટે શ્રેષ્ઠ શબ્દ હશે.</w:t>
+        <w:br/>
+      </w:r>
+      <w:r>
+        <w:rPr>
+          <w:lang w:val="gu_IN" w:bidi="gu_IN"/>
+        </w:rPr>
+        <w:t xml:space="preserve">આ પણ જુઓ: </w:t>
+      </w:r>
+      <w:r>
+        <w:rPr>
+          <w:lang w:val="gu_IN" w:bidi="gu_IN"/>
+        </w:rPr>
+        <w:t>ઇજિપ્ત</w:t>
+      </w:r>
+      <w:r>
+        <w:rPr>
+          <w:lang w:val="gu_IN" w:bidi="gu_IN"/>
+        </w:rPr>
+        <w:t xml:space="preserve">, </w:t>
+      </w:r>
+      <w:r>
+        <w:rPr>
+          <w:lang w:val="gu_IN" w:bidi="gu_IN"/>
+        </w:rPr>
+        <w:t>પાસ્ખાપર્વ</w:t>
+      </w:r>
+      <w:r>
+        <w:rPr>
+          <w:lang w:val="gu_IN" w:bidi="gu_IN"/>
+        </w:rPr>
+        <w:t xml:space="preserve">, </w:t>
+      </w:r>
+      <w:r>
+        <w:rPr>
+          <w:lang w:val="gu_IN" w:bidi="gu_IN"/>
+        </w:rPr>
+        <w:t>બેખમીર રોટલી</w:t>
+      </w:r>
+      <w:r>
+        <w:rPr>
+          <w:lang w:val="gu_IN" w:bidi="gu_IN"/>
+        </w:rPr>
+        <w:t>)</w:t>
+      </w:r>
+    </w:p>
+    <w:p>
+      <w:pPr>
+        <w:pStyle w:val="Heading3"/>
+      </w:pPr>
+      <w:r>
+        <w:rPr>
+          <w:lang w:val="gu_IN" w:bidi="gu_IN"/>
+        </w:rPr>
+        <w:t>બાઇબલના સંદર્ભો:</w:t>
+      </w:r>
+    </w:p>
+    <w:p>
+      <w:pPr>
         <w:pStyle w:val="ListBullet"/>
         <w:spacing w:line="240" w:lineRule="auto"/>
         <w:ind w:left="720"/>
@@ -526,404 +1062,12 @@
             <w:color w:val="0000EE"/>
             <w:u w:val="single"/>
           </w:rPr>
-          <w:t>ન્યાયાધીશો 6:11–12</w:t>
+          <w:t>નિર્ગમન 12:5–8</w:t>
         </w:r>
       </w:hyperlink>
     </w:p>
     <w:p>
       <w:pPr>
-        <w:pStyle w:val="Heading3"/>
-      </w:pPr>
-      <w:r>
-        <w:rPr>
-          <w:lang w:val="gu_IN" w:bidi="gu_IN"/>
-        </w:rPr>
-        <w:t>શબ્દ માહિતી:</w:t>
-      </w:r>
-    </w:p>
-    <w:p>
-      <w:pPr>
-        <w:pStyle w:val="ListBullet"/>
-        <w:spacing w:line="240" w:lineRule="auto"/>
-        <w:ind w:left="720"/>
-      </w:pPr>
-      <w:r>
-        <w:rPr>
-          <w:lang w:val="gu_IN" w:bidi="gu_IN"/>
-        </w:rPr>
-      </w:r>
-      <w:r>
-        <w:rPr>
-          <w:lang w:val="gu_IN" w:bidi="gu_IN"/>
-        </w:rPr>
-        <w:t>Strong's: H352, H424, H427, H436, H437, H438</w:t>
-      </w:r>
-      <w:r>
-        <w:rPr>
-          <w:lang w:val="gu_IN" w:bidi="gu_IN"/>
-        </w:rPr>
-      </w:r>
-      <w:r>
-        <w:rPr>
-          <w:lang w:val="gu_IN" w:bidi="gu_IN"/>
-        </w:rPr>
-      </w:r>
-    </w:p>
-    <w:p>
-      <w:pPr/>
-      <w:r>
-        <w:rPr>
-          <w:lang w:val="gu_IN" w:bidi="gu_IN"/>
-        </w:rPr>
-      </w:r>
-    </w:p>
-    <w:p>
-      <w:pPr>
-        <w:pStyle w:val="Heading2"/>
-      </w:pPr>
-      <w:r>
-        <w:rPr>
-          <w:lang w:val="gu_IN" w:bidi="gu_IN"/>
-        </w:rPr>
-        <w:t>ઓબાદ્યા</w:t>
-      </w:r>
-      <w:r>
-        <w:rPr>
-          <w:lang w:val="gu_IN" w:bidi="gu_IN"/>
-        </w:rPr>
-      </w:r>
-    </w:p>
-    <w:p>
-      <w:pPr>
-        <w:pStyle w:val="Heading3"/>
-      </w:pPr>
-      <w:r>
-        <w:rPr>
-          <w:lang w:val="gu_IN" w:bidi="gu_IN"/>
-        </w:rPr>
-        <w:t>તથ્યો:</w:t>
-      </w:r>
-    </w:p>
-    <w:p>
-      <w:pPr/>
-      <w:r>
-        <w:rPr>
-          <w:lang w:val="gu_IN" w:bidi="gu_IN"/>
-        </w:rPr>
-      </w:r>
-      <w:r>
-        <w:rPr>
-          <w:lang w:val="gu_IN" w:bidi="gu_IN"/>
-        </w:rPr>
-        <w:t>ઓબાદ્યા જૂના કરારનો એક પ્રબોધક હતો કે જેણે અદોમના લોકો એટલે કે એસાવના વંશજો વિરુદ્ધ પ્રબોધ કર્યો.</w:t>
-        <w:br/>
-      </w:r>
-      <w:r>
-        <w:rPr>
-          <w:lang w:val="gu_IN" w:bidi="gu_IN"/>
-        </w:rPr>
-        <w:t>જૂના કરારમાં ઓબાદ્યા નામના બીજા માણસો પણ હતા.</w:t>
-      </w:r>
-    </w:p>
-    <w:p>
-      <w:pPr>
-        <w:pStyle w:val="ListBullet"/>
-        <w:spacing w:line="240" w:lineRule="auto"/>
-        <w:ind w:left="720"/>
-      </w:pPr>
-      <w:r>
-        <w:rPr>
-          <w:lang w:val="gu_IN" w:bidi="gu_IN"/>
-        </w:rPr>
-      </w:r>
-      <w:r>
-        <w:rPr>
-          <w:lang w:val="gu_IN" w:bidi="gu_IN"/>
-        </w:rPr>
-        <w:t>ઓબાદ્યાનું પુસ્તક બાઇબલમાં સૌથી ટૂંકું પુસ્તક છે અને ઓબાદ્યા ઈશ્વર પાસેથી જે દર્શન પામ્યો તેના વિષે તે જણાવે છે.</w:t>
-      </w:r>
-    </w:p>
-    <w:p>
-      <w:pPr>
-        <w:pStyle w:val="ListBullet"/>
-        <w:spacing w:line="240" w:lineRule="auto"/>
-        <w:ind w:left="720"/>
-      </w:pPr>
-      <w:r>
-        <w:rPr>
-          <w:lang w:val="gu_IN" w:bidi="gu_IN"/>
-        </w:rPr>
-      </w:r>
-      <w:r>
-        <w:rPr>
-          <w:lang w:val="gu_IN" w:bidi="gu_IN"/>
-        </w:rPr>
-        <w:t>ઓબાદ્યા ક્યારે થઇ ગયો અને તેણે ક્યારે પ્રબોધ કર્યો તે સ્પષ્ટ નથી. જ્યારે યહોરામે, અહાઝ્યાએ, યોઆશે અને અથાલ્યાએ યહૂદિયામાં રાજ કર્યું તે ગાળા દરમ્યાન તે થઇ ગયો હોય તે શક્ય છે. તે ગાળાના અમુક સમય દરમ્યાન દાનિયેલ, હઝકિયેલ તથા યર્મિયા પણ પ્રબોધ કરતા હોવા જોઈએ.</w:t>
-      </w:r>
-    </w:p>
-    <w:p>
-      <w:pPr>
-        <w:pStyle w:val="ListBullet"/>
-        <w:spacing w:line="240" w:lineRule="auto"/>
-        <w:ind w:left="720"/>
-      </w:pPr>
-      <w:r>
-        <w:rPr>
-          <w:lang w:val="gu_IN" w:bidi="gu_IN"/>
-        </w:rPr>
-      </w:r>
-      <w:r>
-        <w:rPr>
-          <w:lang w:val="gu_IN" w:bidi="gu_IN"/>
-        </w:rPr>
-        <w:t>ઓબાદ્યા સિદકિયાના રાજ દરમ્યાન તથા બાબિલના બંદીવાસ દરમ્યાન એટલે કે પાછળના ગાળામાં પણ થઇ ગયો હોય તે શક્ય છે.</w:t>
-      </w:r>
-    </w:p>
-    <w:p>
-      <w:pPr>
-        <w:pStyle w:val="ListBullet"/>
-        <w:spacing w:line="240" w:lineRule="auto"/>
-        <w:ind w:left="720"/>
-      </w:pPr>
-      <w:r>
-        <w:rPr>
-          <w:lang w:val="gu_IN" w:bidi="gu_IN"/>
-        </w:rPr>
-      </w:r>
-      <w:r>
-        <w:rPr>
-          <w:lang w:val="gu_IN" w:bidi="gu_IN"/>
-        </w:rPr>
-        <w:t>ઓબાદ્યા નામના બીજા માણસોમાં, શાઉલ રાજાનો એક વંશજ, ગાદના કુળનો એક વ્યક્તિ કે જે દાઉદનો ખાસ માણસ હતો, આહાબ રાજાના મહેલનો કારભારી, યહોશાફાટ રાજાનો એક અધિકારી, યોશિયા રાજાના સમયમાં ભક્તિસ્થાનની મરામતમાં મદદ કરનાર એક માણસ અને લેવીના કુળનો એક માણસ કે જે નહેમ્યાના સમયમાં દ્વારરક્ષક હતો તેઓને સમાવેશ થાય છે.</w:t>
-      </w:r>
-    </w:p>
-    <w:p>
-      <w:pPr>
-        <w:pStyle w:val="ListBullet"/>
-        <w:spacing w:line="240" w:lineRule="auto"/>
-        <w:ind w:left="720"/>
-      </w:pPr>
-      <w:r>
-        <w:rPr>
-          <w:lang w:val="gu_IN" w:bidi="gu_IN"/>
-        </w:rPr>
-      </w:r>
-      <w:r>
-        <w:rPr>
-          <w:lang w:val="gu_IN" w:bidi="gu_IN"/>
-        </w:rPr>
-        <w:t>એ શક્ય છે કે ઓબાદ્યાના પુસ્તકનો લેખક આ માણસોમાંનો એક હતો.</w:t>
-      </w:r>
-    </w:p>
-    <w:p>
-      <w:pPr/>
-      <w:r>
-        <w:rPr>
-          <w:lang w:val="gu_IN" w:bidi="gu_IN"/>
-        </w:rPr>
-      </w:r>
-      <w:r>
-        <w:rPr>
-          <w:lang w:val="gu_IN" w:bidi="gu_IN"/>
-        </w:rPr>
-        <w:t xml:space="preserve">(અનુવાદ માટેના સૂચનો: </w:t>
-      </w:r>
-      <w:r>
-        <w:rPr>
-          <w:lang w:val="gu_IN" w:bidi="gu_IN"/>
-        </w:rPr>
-        <w:t>નામોનો અનુવાદ</w:t>
-      </w:r>
-      <w:r>
-        <w:rPr>
-          <w:lang w:val="gu_IN" w:bidi="gu_IN"/>
-        </w:rPr>
-        <w:t>)</w:t>
-      </w:r>
-    </w:p>
-    <w:p>
-      <w:pPr/>
-      <w:r>
-        <w:rPr>
-          <w:lang w:val="gu_IN" w:bidi="gu_IN"/>
-        </w:rPr>
-      </w:r>
-      <w:r>
-        <w:rPr>
-          <w:lang w:val="gu_IN" w:bidi="gu_IN"/>
-        </w:rPr>
-        <w:t xml:space="preserve">(આ પણ જૂઓ: </w:t>
-      </w:r>
-      <w:r>
-        <w:rPr>
-          <w:lang w:val="gu_IN" w:bidi="gu_IN"/>
-        </w:rPr>
-        <w:t>આહાબ</w:t>
-      </w:r>
-      <w:r>
-        <w:rPr>
-          <w:lang w:val="gu_IN" w:bidi="gu_IN"/>
-        </w:rPr>
-        <w:t xml:space="preserve">, </w:t>
-      </w:r>
-      <w:r>
-        <w:rPr>
-          <w:lang w:val="gu_IN" w:bidi="gu_IN"/>
-        </w:rPr>
-        <w:t>બાબિલ</w:t>
-      </w:r>
-      <w:r>
-        <w:rPr>
-          <w:lang w:val="gu_IN" w:bidi="gu_IN"/>
-        </w:rPr>
-        <w:t xml:space="preserve">, </w:t>
-      </w:r>
-      <w:r>
-        <w:rPr>
-          <w:lang w:val="gu_IN" w:bidi="gu_IN"/>
-        </w:rPr>
-        <w:t>દાઉદ</w:t>
-      </w:r>
-      <w:r>
-        <w:rPr>
-          <w:lang w:val="gu_IN" w:bidi="gu_IN"/>
-        </w:rPr>
-        <w:t xml:space="preserve">, </w:t>
-      </w:r>
-      <w:r>
-        <w:rPr>
-          <w:lang w:val="gu_IN" w:bidi="gu_IN"/>
-        </w:rPr>
-        <w:t>અદોમ</w:t>
-      </w:r>
-      <w:r>
-        <w:rPr>
-          <w:lang w:val="gu_IN" w:bidi="gu_IN"/>
-        </w:rPr>
-        <w:t xml:space="preserve">, </w:t>
-      </w:r>
-      <w:r>
-        <w:rPr>
-          <w:lang w:val="gu_IN" w:bidi="gu_IN"/>
-        </w:rPr>
-        <w:t>એસાવ</w:t>
-      </w:r>
-      <w:r>
-        <w:rPr>
-          <w:lang w:val="gu_IN" w:bidi="gu_IN"/>
-        </w:rPr>
-        <w:t xml:space="preserve">, </w:t>
-      </w:r>
-      <w:r>
-        <w:rPr>
-          <w:lang w:val="gu_IN" w:bidi="gu_IN"/>
-        </w:rPr>
-        <w:t>હઝકિયેલ</w:t>
-      </w:r>
-      <w:r>
-        <w:rPr>
-          <w:lang w:val="gu_IN" w:bidi="gu_IN"/>
-        </w:rPr>
-        <w:t xml:space="preserve">, </w:t>
-      </w:r>
-      <w:r>
-        <w:rPr>
-          <w:lang w:val="gu_IN" w:bidi="gu_IN"/>
-        </w:rPr>
-        <w:t>દાનિયેલ</w:t>
-      </w:r>
-      <w:r>
-        <w:rPr>
-          <w:lang w:val="gu_IN" w:bidi="gu_IN"/>
-        </w:rPr>
-        <w:t xml:space="preserve">, </w:t>
-      </w:r>
-      <w:r>
-        <w:rPr>
-          <w:lang w:val="gu_IN" w:bidi="gu_IN"/>
-        </w:rPr>
-        <w:t>ગાદ</w:t>
-      </w:r>
-      <w:r>
-        <w:rPr>
-          <w:lang w:val="gu_IN" w:bidi="gu_IN"/>
-        </w:rPr>
-        <w:t xml:space="preserve">, </w:t>
-      </w:r>
-      <w:r>
-        <w:rPr>
-          <w:lang w:val="gu_IN" w:bidi="gu_IN"/>
-        </w:rPr>
-        <w:t>યહોશાફાટ</w:t>
-      </w:r>
-      <w:r>
-        <w:rPr>
-          <w:lang w:val="gu_IN" w:bidi="gu_IN"/>
-        </w:rPr>
-        <w:t xml:space="preserve">, </w:t>
-      </w:r>
-      <w:r>
-        <w:rPr>
-          <w:lang w:val="gu_IN" w:bidi="gu_IN"/>
-        </w:rPr>
-        <w:t>યોશિયા</w:t>
-      </w:r>
-      <w:r>
-        <w:rPr>
-          <w:lang w:val="gu_IN" w:bidi="gu_IN"/>
-        </w:rPr>
-        <w:t xml:space="preserve">, </w:t>
-      </w:r>
-      <w:r>
-        <w:rPr>
-          <w:lang w:val="gu_IN" w:bidi="gu_IN"/>
-        </w:rPr>
-        <w:t>લેવી</w:t>
-      </w:r>
-      <w:r>
-        <w:rPr>
-          <w:lang w:val="gu_IN" w:bidi="gu_IN"/>
-        </w:rPr>
-        <w:t xml:space="preserve">, </w:t>
-      </w:r>
-      <w:r>
-        <w:rPr>
-          <w:lang w:val="gu_IN" w:bidi="gu_IN"/>
-        </w:rPr>
-        <w:t>શાઉલ</w:t>
-      </w:r>
-      <w:r>
-        <w:rPr>
-          <w:lang w:val="gu_IN" w:bidi="gu_IN"/>
-        </w:rPr>
-        <w:t xml:space="preserve">, </w:t>
-      </w:r>
-      <w:r>
-        <w:rPr>
-          <w:lang w:val="gu_IN" w:bidi="gu_IN"/>
-        </w:rPr>
-        <w:t>સિદકિયા</w:t>
-      </w:r>
-      <w:r>
-        <w:rPr>
-          <w:lang w:val="gu_IN" w:bidi="gu_IN"/>
-        </w:rPr>
-        <w:t>)</w:t>
-      </w:r>
-    </w:p>
-    <w:p>
-      <w:pPr>
-        <w:pStyle w:val="Heading3"/>
-      </w:pPr>
-      <w:r>
-        <w:rPr>
-          <w:lang w:val="gu_IN" w:bidi="gu_IN"/>
-        </w:rPr>
-        <w:t>બાઇબલના સંદર્ભો:</w:t>
-      </w:r>
-    </w:p>
-    <w:p>
-      <w:pPr>
         <w:pStyle w:val="ListBullet"/>
         <w:spacing w:line="240" w:lineRule="auto"/>
         <w:ind w:left="720"/>
@@ -942,7 +1086,7 @@
             <w:color w:val="0000EE"/>
             <w:u w:val="single"/>
           </w:rPr>
-          <w:t>1 કાળવૃતાંત 3:21</w:t>
+          <w:t>ગલાતી 5:9–10</w:t>
         </w:r>
       </w:hyperlink>
     </w:p>
@@ -966,7 +1110,7 @@
             <w:color w:val="0000EE"/>
             <w:u w:val="single"/>
           </w:rPr>
-          <w:t>1 કાળવૃતાંત 8:38–40</w:t>
+          <w:t>લૂક 12:1</w:t>
         </w:r>
       </w:hyperlink>
     </w:p>
@@ -990,7 +1134,7 @@
             <w:color w:val="0000EE"/>
             <w:u w:val="single"/>
           </w:rPr>
-          <w:t>એઝરા 8:8–11</w:t>
+          <w:t>લૂક 13:20–21</w:t>
         </w:r>
       </w:hyperlink>
     </w:p>
@@ -1014,484 +1158,12 @@
             <w:color w:val="0000EE"/>
             <w:u w:val="single"/>
           </w:rPr>
-          <w:t>ઓબાદ્યા 1:1–2</w:t>
+          <w:t>માથ્થી 13:33</w:t>
         </w:r>
       </w:hyperlink>
     </w:p>
     <w:p>
       <w:pPr>
-        <w:pStyle w:val="Heading3"/>
-      </w:pPr>
-      <w:r>
-        <w:rPr>
-          <w:lang w:val="gu_IN" w:bidi="gu_IN"/>
-        </w:rPr>
-        <w:t>શબ્દ માહિતી:</w:t>
-      </w:r>
-    </w:p>
-    <w:p>
-      <w:pPr>
-        <w:pStyle w:val="ListBullet"/>
-        <w:spacing w:line="240" w:lineRule="auto"/>
-        <w:ind w:left="720"/>
-      </w:pPr>
-      <w:r>
-        <w:rPr>
-          <w:lang w:val="gu_IN" w:bidi="gu_IN"/>
-        </w:rPr>
-      </w:r>
-      <w:r>
-        <w:rPr>
-          <w:lang w:val="gu_IN" w:bidi="gu_IN"/>
-        </w:rPr>
-        <w:t>Strong’s: H5662</w:t>
-      </w:r>
-      <w:r>
-        <w:rPr>
-          <w:lang w:val="gu_IN" w:bidi="gu_IN"/>
-        </w:rPr>
-      </w:r>
-      <w:r>
-        <w:rPr>
-          <w:lang w:val="gu_IN" w:bidi="gu_IN"/>
-        </w:rPr>
-      </w:r>
-    </w:p>
-    <w:p>
-      <w:pPr/>
-      <w:r>
-        <w:rPr>
-          <w:lang w:val="gu_IN" w:bidi="gu_IN"/>
-        </w:rPr>
-      </w:r>
-    </w:p>
-    <w:p>
-      <w:pPr>
-        <w:pStyle w:val="Heading2"/>
-      </w:pPr>
-      <w:r>
-        <w:rPr>
-          <w:lang w:val="gu_IN" w:bidi="gu_IN"/>
-        </w:rPr>
-        <w:t>ઓમ્રી</w:t>
-      </w:r>
-      <w:r>
-        <w:rPr>
-          <w:lang w:val="gu_IN" w:bidi="gu_IN"/>
-        </w:rPr>
-      </w:r>
-    </w:p>
-    <w:p>
-      <w:pPr>
-        <w:pStyle w:val="Heading3"/>
-      </w:pPr>
-      <w:r>
-        <w:rPr>
-          <w:lang w:val="gu_IN" w:bidi="gu_IN"/>
-        </w:rPr>
-        <w:t>તથ્યો:</w:t>
-      </w:r>
-    </w:p>
-    <w:p>
-      <w:pPr/>
-      <w:r>
-        <w:rPr>
-          <w:lang w:val="gu_IN" w:bidi="gu_IN"/>
-        </w:rPr>
-      </w:r>
-      <w:r>
-        <w:rPr>
-          <w:lang w:val="gu_IN" w:bidi="gu_IN"/>
-        </w:rPr>
-        <w:t>ઓમ્રી એક સેનાપતિ હતો કે જે ઇઝરાયલનો છઠ્ઠો રાજા બન્યો.</w:t>
-      </w:r>
-    </w:p>
-    <w:p>
-      <w:pPr>
-        <w:pStyle w:val="ListBullet"/>
-        <w:spacing w:line="240" w:lineRule="auto"/>
-        <w:ind w:left="720"/>
-      </w:pPr>
-      <w:r>
-        <w:rPr>
-          <w:lang w:val="gu_IN" w:bidi="gu_IN"/>
-        </w:rPr>
-      </w:r>
-      <w:r>
-        <w:rPr>
-          <w:lang w:val="gu_IN" w:bidi="gu_IN"/>
-        </w:rPr>
-        <w:t>ઓમ્રી રાજાએ તિર્સાહ શહેરમાં 12 વર્ષ રાજ કર્યું.</w:t>
-      </w:r>
-    </w:p>
-    <w:p>
-      <w:pPr>
-        <w:pStyle w:val="ListBullet"/>
-        <w:spacing w:line="240" w:lineRule="auto"/>
-        <w:ind w:left="720"/>
-      </w:pPr>
-      <w:r>
-        <w:rPr>
-          <w:lang w:val="gu_IN" w:bidi="gu_IN"/>
-        </w:rPr>
-      </w:r>
-      <w:r>
-        <w:rPr>
-          <w:lang w:val="gu_IN" w:bidi="gu_IN"/>
-        </w:rPr>
-        <w:t>તેની અગાઉના ઇઝરાયલના બધા રાજાઓની જેમ, ઓમ્રી ખૂબ જ દુષ્ટ રાજા હતો કે જેણે ઇઝરાયલના લોકોને વધારે મૂર્તિપૂજામાં દોર્યા.</w:t>
-      </w:r>
-    </w:p>
-    <w:p>
-      <w:pPr>
-        <w:pStyle w:val="ListBullet"/>
-        <w:spacing w:line="240" w:lineRule="auto"/>
-        <w:ind w:left="720"/>
-      </w:pPr>
-      <w:r>
-        <w:rPr>
-          <w:lang w:val="gu_IN" w:bidi="gu_IN"/>
-        </w:rPr>
-      </w:r>
-      <w:r>
-        <w:rPr>
-          <w:lang w:val="gu_IN" w:bidi="gu_IN"/>
-        </w:rPr>
-        <w:t>ઓમ્રી આહાબ રાજાનો પિતા પણ હતો.</w:t>
-      </w:r>
-    </w:p>
-    <w:p>
-      <w:pPr>
-        <w:pStyle w:val="Heading3"/>
-      </w:pPr>
-      <w:r>
-        <w:rPr>
-          <w:lang w:val="gu_IN" w:bidi="gu_IN"/>
-        </w:rPr>
-        <w:t>અનુવાદ માટેના સૂચનો:</w:t>
-      </w:r>
-    </w:p>
-    <w:p>
-      <w:pPr/>
-      <w:r>
-        <w:rPr>
-          <w:lang w:val="gu_IN" w:bidi="gu_IN"/>
-        </w:rPr>
-      </w:r>
-      <w:r>
-        <w:rPr>
-          <w:lang w:val="gu_IN" w:bidi="gu_IN"/>
-        </w:rPr>
-        <w:t xml:space="preserve">(આ પણ જૂઓ: </w:t>
-      </w:r>
-      <w:r>
-        <w:rPr>
-          <w:lang w:val="gu_IN" w:bidi="gu_IN"/>
-        </w:rPr>
-        <w:t>આહાબ</w:t>
-      </w:r>
-      <w:r>
-        <w:rPr>
-          <w:lang w:val="gu_IN" w:bidi="gu_IN"/>
-        </w:rPr>
-        <w:t xml:space="preserve">, </w:t>
-      </w:r>
-      <w:r>
-        <w:rPr>
-          <w:lang w:val="gu_IN" w:bidi="gu_IN"/>
-        </w:rPr>
-        <w:t>ઇઝરાયલ</w:t>
-      </w:r>
-      <w:r>
-        <w:rPr>
-          <w:lang w:val="gu_IN" w:bidi="gu_IN"/>
-        </w:rPr>
-        <w:t xml:space="preserve">, </w:t>
-      </w:r>
-      <w:r>
-        <w:rPr>
-          <w:lang w:val="gu_IN" w:bidi="gu_IN"/>
-        </w:rPr>
-        <w:t>યરોબોઆમ</w:t>
-      </w:r>
-      <w:r>
-        <w:rPr>
-          <w:lang w:val="gu_IN" w:bidi="gu_IN"/>
-        </w:rPr>
-        <w:t xml:space="preserve">, </w:t>
-      </w:r>
-      <w:r>
-        <w:rPr>
-          <w:lang w:val="gu_IN" w:bidi="gu_IN"/>
-        </w:rPr>
-        <w:t>તિર્સાહ</w:t>
-      </w:r>
-      <w:r>
-        <w:rPr>
-          <w:lang w:val="gu_IN" w:bidi="gu_IN"/>
-        </w:rPr>
-        <w:t>)</w:t>
-      </w:r>
-    </w:p>
-    <w:p>
-      <w:pPr>
-        <w:pStyle w:val="Heading3"/>
-      </w:pPr>
-      <w:r>
-        <w:rPr>
-          <w:lang w:val="gu_IN" w:bidi="gu_IN"/>
-        </w:rPr>
-        <w:t>બાઇબલના સંદર્ભો:</w:t>
-      </w:r>
-    </w:p>
-    <w:p>
-      <w:pPr>
-        <w:pStyle w:val="ListBullet"/>
-        <w:spacing w:line="240" w:lineRule="auto"/>
-        <w:ind w:left="720"/>
-      </w:pPr>
-      <w:r>
-        <w:rPr>
-          <w:lang w:val="gu_IN" w:bidi="gu_IN"/>
-        </w:rPr>
-      </w:r>
-      <w:r>
-        <w:rPr>
-          <w:lang w:val="gu_IN" w:bidi="gu_IN"/>
-        </w:rPr>
-        <w:t>2 કાળવૃતાંત 22:1–3</w:t>
-      </w:r>
-    </w:p>
-    <w:p>
-      <w:pPr>
-        <w:pStyle w:val="Heading3"/>
-      </w:pPr>
-      <w:r>
-        <w:rPr>
-          <w:lang w:val="gu_IN" w:bidi="gu_IN"/>
-        </w:rPr>
-        <w:t>શબ્દ માહિતી:</w:t>
-      </w:r>
-    </w:p>
-    <w:p>
-      <w:pPr>
-        <w:pStyle w:val="ListBullet"/>
-        <w:spacing w:line="240" w:lineRule="auto"/>
-        <w:ind w:left="720"/>
-      </w:pPr>
-      <w:r>
-        <w:rPr>
-          <w:lang w:val="gu_IN" w:bidi="gu_IN"/>
-        </w:rPr>
-      </w:r>
-      <w:r>
-        <w:rPr>
-          <w:lang w:val="gu_IN" w:bidi="gu_IN"/>
-        </w:rPr>
-        <w:t>Strong's: H6018</w:t>
-      </w:r>
-      <w:r>
-        <w:rPr>
-          <w:lang w:val="gu_IN" w:bidi="gu_IN"/>
-        </w:rPr>
-      </w:r>
-      <w:r>
-        <w:rPr>
-          <w:lang w:val="gu_IN" w:bidi="gu_IN"/>
-        </w:rPr>
-      </w:r>
-    </w:p>
-    <w:p>
-      <w:pPr/>
-      <w:r>
-        <w:rPr>
-          <w:lang w:val="gu_IN" w:bidi="gu_IN"/>
-        </w:rPr>
-      </w:r>
-    </w:p>
-    <w:p>
-      <w:pPr>
-        <w:pStyle w:val="Heading2"/>
-      </w:pPr>
-      <w:r>
-        <w:rPr>
-          <w:lang w:val="gu_IN" w:bidi="gu_IN"/>
-        </w:rPr>
-        <w:t>ઓળિયું, ઓળિયાઓ</w:t>
-      </w:r>
-      <w:r>
-        <w:rPr>
-          <w:lang w:val="gu_IN" w:bidi="gu_IN"/>
-        </w:rPr>
-      </w:r>
-    </w:p>
-    <w:p>
-      <w:pPr>
-        <w:pStyle w:val="Heading3"/>
-      </w:pPr>
-      <w:r>
-        <w:rPr>
-          <w:lang w:val="gu_IN" w:bidi="gu_IN"/>
-        </w:rPr>
-        <w:t>વ્યાખ્યા:</w:t>
-      </w:r>
-    </w:p>
-    <w:p>
-      <w:pPr/>
-      <w:r>
-        <w:rPr>
-          <w:lang w:val="gu_IN" w:bidi="gu_IN"/>
-        </w:rPr>
-      </w:r>
-      <w:r>
-        <w:rPr>
-          <w:lang w:val="gu_IN" w:bidi="gu_IN"/>
-        </w:rPr>
-        <w:t>પ્રાચીન સમયમાં, ઓળિયું એક પ્રકારનું પુસ્તક હતું જે જળવનસ્પતિ અથવા ચામડામાંથી એક લાંબા કાગળ દ્વારા બનાવવામાં આવ્યું હતું.</w:t>
-      </w:r>
-    </w:p>
-    <w:p>
-      <w:pPr>
-        <w:pStyle w:val="ListBullet"/>
-        <w:spacing w:line="240" w:lineRule="auto"/>
-        <w:ind w:left="720"/>
-      </w:pPr>
-      <w:r>
-        <w:rPr>
-          <w:lang w:val="gu_IN" w:bidi="gu_IN"/>
-        </w:rPr>
-      </w:r>
-      <w:r>
-        <w:rPr>
-          <w:lang w:val="gu_IN" w:bidi="gu_IN"/>
-        </w:rPr>
-        <w:t>ઓળિયામાં લખ્યા પછી અથવા તેમાંથી વાંચ્યા પછી, લોકો તેને તેણી સાથે જોડાયેલ સળિયા સાથે વાળી દેતા.</w:t>
-      </w:r>
-    </w:p>
-    <w:p>
-      <w:pPr>
-        <w:pStyle w:val="ListBullet"/>
-        <w:spacing w:line="240" w:lineRule="auto"/>
-        <w:ind w:left="720"/>
-      </w:pPr>
-      <w:r>
-        <w:rPr>
-          <w:lang w:val="gu_IN" w:bidi="gu_IN"/>
-        </w:rPr>
-      </w:r>
-      <w:r>
-        <w:rPr>
-          <w:lang w:val="gu_IN" w:bidi="gu_IN"/>
-        </w:rPr>
-        <w:t>ઓળિયાઓ કાયદેસરના દસ્તાવેજો અને વચન માટે ઉપયોગમાં લેવાતા હતા.</w:t>
-      </w:r>
-    </w:p>
-    <w:p>
-      <w:pPr>
-        <w:pStyle w:val="ListBullet"/>
-        <w:spacing w:line="240" w:lineRule="auto"/>
-        <w:ind w:left="720"/>
-      </w:pPr>
-      <w:r>
-        <w:rPr>
-          <w:lang w:val="gu_IN" w:bidi="gu_IN"/>
-        </w:rPr>
-      </w:r>
-      <w:r>
-        <w:rPr>
-          <w:lang w:val="gu_IN" w:bidi="gu_IN"/>
-        </w:rPr>
-        <w:t>ઘણી વાર ઓળિયાઓ મીણ દ્વારા મહોર મારીને સંદેશવાહકો દ્વારા પહોંચાડવામાં આવતાં.</w:t>
-        <w:br/>
-      </w:r>
-      <w:r>
-        <w:rPr>
-          <w:lang w:val="gu_IN" w:bidi="gu_IN"/>
-        </w:rPr>
-        <w:t>જ્યારે ઓળિયું સ્વીકારવામાં આવે ત્યારે જો મીણ હજુ પણ ઓળિયા પર હોય, તો સ્વીકારનાર સમજી શકે કે જ્યારથી ઓળિયાને મહોર કરવામાં આવ્યું ત્યારથી તેને કોઈએ પણ વાંચવા કે તેના પર લખવા ખોલ્યું નથી.</w:t>
-      </w:r>
-    </w:p>
-    <w:p>
-      <w:pPr>
-        <w:pStyle w:val="ListBullet"/>
-        <w:spacing w:line="240" w:lineRule="auto"/>
-        <w:ind w:left="720"/>
-      </w:pPr>
-      <w:r>
-        <w:rPr>
-          <w:lang w:val="gu_IN" w:bidi="gu_IN"/>
-        </w:rPr>
-      </w:r>
-      <w:r>
-        <w:rPr>
-          <w:lang w:val="gu_IN" w:bidi="gu_IN"/>
-        </w:rPr>
-        <w:t>હિબ્રુ વચનો સમાવતા ઓળિયાઓ સભાસ્થાનોમાં મોટેથી વાંચવામાં આવતા હતાં.</w:t>
-      </w:r>
-    </w:p>
-    <w:p>
-      <w:pPr/>
-      <w:r>
-        <w:rPr>
-          <w:lang w:val="gu_IN" w:bidi="gu_IN"/>
-        </w:rPr>
-      </w:r>
-      <w:r>
-        <w:rPr>
-          <w:lang w:val="gu_IN" w:bidi="gu_IN"/>
-        </w:rPr>
-        <w:t xml:space="preserve">(આ પણ જુઓ: </w:t>
-      </w:r>
-      <w:r>
-        <w:rPr>
-          <w:lang w:val="gu_IN" w:bidi="gu_IN"/>
-        </w:rPr>
-        <w:t>મહોર</w:t>
-      </w:r>
-      <w:r>
-        <w:rPr>
-          <w:lang w:val="gu_IN" w:bidi="gu_IN"/>
-        </w:rPr>
-        <w:t xml:space="preserve">, </w:t>
-      </w:r>
-      <w:r>
-        <w:rPr>
-          <w:lang w:val="gu_IN" w:bidi="gu_IN"/>
-        </w:rPr>
-        <w:t>સભાસ્થાન</w:t>
-      </w:r>
-      <w:r>
-        <w:rPr>
-          <w:lang w:val="gu_IN" w:bidi="gu_IN"/>
-        </w:rPr>
-        <w:t xml:space="preserve">, </w:t>
-      </w:r>
-      <w:r>
-        <w:rPr>
-          <w:lang w:val="gu_IN" w:bidi="gu_IN"/>
-        </w:rPr>
-        <w:t>ઈશ્વરનું વચન</w:t>
-      </w:r>
-      <w:r>
-        <w:rPr>
-          <w:lang w:val="gu_IN" w:bidi="gu_IN"/>
-        </w:rPr>
-        <w:t>)</w:t>
-      </w:r>
-    </w:p>
-    <w:p>
-      <w:pPr>
-        <w:pStyle w:val="Heading3"/>
-      </w:pPr>
-      <w:r>
-        <w:rPr>
-          <w:lang w:val="gu_IN" w:bidi="gu_IN"/>
-        </w:rPr>
-        <w:t>બાઈબલના સંદર્ભો:</w:t>
-      </w:r>
-    </w:p>
-    <w:p>
-      <w:pPr>
         <w:pStyle w:val="ListBullet"/>
         <w:spacing w:line="240" w:lineRule="auto"/>
         <w:ind w:left="720"/>
@@ -1510,12 +1182,284 @@
             <w:color w:val="0000EE"/>
             <w:u w:val="single"/>
           </w:rPr>
-          <w:t>યર્મિયા 29:1–3</w:t>
+          <w:t>માથ્થી 16:5–8</w:t>
         </w:r>
       </w:hyperlink>
     </w:p>
     <w:p>
       <w:pPr>
+        <w:pStyle w:val="Heading3"/>
+      </w:pPr>
+      <w:r>
+        <w:rPr>
+          <w:lang w:val="gu_IN" w:bidi="gu_IN"/>
+        </w:rPr>
+        <w:t>શબ્દ માહિતી:</w:t>
+      </w:r>
+    </w:p>
+    <w:p>
+      <w:pPr>
+        <w:pStyle w:val="ListBullet"/>
+        <w:spacing w:line="240" w:lineRule="auto"/>
+        <w:ind w:left="720"/>
+      </w:pPr>
+      <w:r>
+        <w:rPr>
+          <w:lang w:val="gu_IN" w:bidi="gu_IN"/>
+        </w:rPr>
+      </w:r>
+      <w:r>
+        <w:rPr>
+          <w:lang w:val="gu_IN" w:bidi="gu_IN"/>
+        </w:rPr>
+        <w:t>Strong's: H2556, H2557, H4682, H7603, G106, G2219, G2220</w:t>
+      </w:r>
+      <w:r>
+        <w:rPr>
+          <w:lang w:val="gu_IN" w:bidi="gu_IN"/>
+        </w:rPr>
+      </w:r>
+      <w:r>
+        <w:rPr>
+          <w:lang w:val="gu_IN" w:bidi="gu_IN"/>
+        </w:rPr>
+      </w:r>
+    </w:p>
+    <w:p>
+      <w:pPr/>
+      <w:r>
+        <w:rPr>
+          <w:lang w:val="gu_IN" w:bidi="gu_IN"/>
+        </w:rPr>
+      </w:r>
+    </w:p>
+    <w:p>
+      <w:pPr>
+        <w:pStyle w:val="Heading2"/>
+      </w:pPr>
+      <w:r>
+        <w:rPr>
+          <w:lang w:val="gu_IN" w:bidi="gu_IN"/>
+        </w:rPr>
+        <w:t>ખરી, ખરીઓ, પ્રાણીઓની ખરીઓ</w:t>
+      </w:r>
+      <w:r>
+        <w:rPr>
+          <w:lang w:val="gu_IN" w:bidi="gu_IN"/>
+        </w:rPr>
+      </w:r>
+    </w:p>
+    <w:p>
+      <w:pPr>
+        <w:pStyle w:val="Heading3"/>
+      </w:pPr>
+      <w:r>
+        <w:rPr>
+          <w:lang w:val="gu_IN" w:bidi="gu_IN"/>
+        </w:rPr>
+        <w:t>સત્યો:</w:t>
+      </w:r>
+    </w:p>
+    <w:p>
+      <w:pPr/>
+      <w:r>
+        <w:rPr>
+          <w:lang w:val="gu_IN" w:bidi="gu_IN"/>
+        </w:rPr>
+      </w:r>
+      <w:r>
+        <w:rPr>
+          <w:lang w:val="gu_IN" w:bidi="gu_IN"/>
+        </w:rPr>
+        <w:t>આ શબ્દો પગની નીચેના કઠણ ભાગને કે જે ચોક્કસ પ્રાણીઓ જેવા કે, ઊંટો, ઢોર, હરણ, ઘોડા, ગધેડા, ડુક્કરો, બળદો, ઘેટાં, અને બકરાંના પગોના નીચેના ભાગને દર્શાવે છે.</w:t>
+      </w:r>
+    </w:p>
+    <w:p>
+      <w:pPr>
+        <w:pStyle w:val="ListBullet"/>
+        <w:spacing w:line="240" w:lineRule="auto"/>
+        <w:ind w:left="720"/>
+      </w:pPr>
+      <w:r>
+        <w:rPr>
+          <w:lang w:val="gu_IN" w:bidi="gu_IN"/>
+        </w:rPr>
+      </w:r>
+      <w:r>
+        <w:rPr>
+          <w:lang w:val="gu_IN" w:bidi="gu_IN"/>
+        </w:rPr>
+        <w:t>પ્રાણીઓની ખરીઓ જયારે તેઓ ચાલે છે, ત્યારે તેમણે રક્ષણ આપે છે.</w:t>
+      </w:r>
+    </w:p>
+    <w:p>
+      <w:pPr>
+        <w:pStyle w:val="ListBullet"/>
+        <w:spacing w:line="240" w:lineRule="auto"/>
+        <w:ind w:left="720"/>
+      </w:pPr>
+      <w:r>
+        <w:rPr>
+          <w:lang w:val="gu_IN" w:bidi="gu_IN"/>
+        </w:rPr>
+      </w:r>
+      <w:r>
+        <w:rPr>
+          <w:lang w:val="gu_IN" w:bidi="gu_IN"/>
+        </w:rPr>
+        <w:t>કેટલાક પ્રાણીઓને ખરીઓ હોય છે, અને તે બે ભાગમાં વહેંચાયેલી હોય છે, અને જયારે બીજાઓને તે હોતી નથી.</w:t>
+      </w:r>
+    </w:p>
+    <w:p>
+      <w:pPr>
+        <w:pStyle w:val="ListBullet"/>
+        <w:spacing w:line="240" w:lineRule="auto"/>
+        <w:ind w:left="720"/>
+      </w:pPr>
+      <w:r>
+        <w:rPr>
+          <w:lang w:val="gu_IN" w:bidi="gu_IN"/>
+        </w:rPr>
+      </w:r>
+      <w:r>
+        <w:rPr>
+          <w:lang w:val="gu_IN" w:bidi="gu_IN"/>
+        </w:rPr>
+        <w:t>દેવે ઈઝરાએલીઓને કહ્યું કે પ્રાણીઓ જેઓને ફાટેલી ખરીઓ અને વાગોળે તેઓને ખાવા માટે શુદ્ધ ગણવામાં આવ્યા હતા.</w:t>
+        <w:br/>
+      </w:r>
+      <w:r>
+        <w:rPr>
+          <w:lang w:val="gu_IN" w:bidi="gu_IN"/>
+        </w:rPr>
+        <w:t>તેમાં ઢોર, ઘેટાં, હરણ, અને બળદોનો સમાવેશ થાય છે.</w:t>
+      </w:r>
+    </w:p>
+    <w:p>
+      <w:pPr/>
+      <w:r>
+        <w:rPr>
+          <w:lang w:val="gu_IN" w:bidi="gu_IN"/>
+        </w:rPr>
+      </w:r>
+      <w:r>
+        <w:rPr>
+          <w:lang w:val="gu_IN" w:bidi="gu_IN"/>
+        </w:rPr>
+        <w:t xml:space="preserve">(આ પણ જુઓ: </w:t>
+      </w:r>
+      <w:r>
+        <w:rPr>
+          <w:lang w:val="gu_IN" w:bidi="gu_IN"/>
+        </w:rPr>
+        <w:t>નામોનું ભાષાંતર કેવી રીતે કરવું</w:t>
+      </w:r>
+      <w:r>
+        <w:rPr>
+          <w:lang w:val="gu_IN" w:bidi="gu_IN"/>
+        </w:rPr>
+        <w:t>)</w:t>
+      </w:r>
+    </w:p>
+    <w:p>
+      <w:pPr/>
+      <w:r>
+        <w:rPr>
+          <w:lang w:val="gu_IN" w:bidi="gu_IN"/>
+        </w:rPr>
+      </w:r>
+      <w:r>
+        <w:rPr>
+          <w:lang w:val="gu_IN" w:bidi="gu_IN"/>
+        </w:rPr>
+        <w:t xml:space="preserve">(આ પણ જુઓ: </w:t>
+      </w:r>
+      <w:r>
+        <w:rPr>
+          <w:lang w:val="gu_IN" w:bidi="gu_IN"/>
+        </w:rPr>
+        <w:t>ઊંટ</w:t>
+      </w:r>
+      <w:r>
+        <w:rPr>
+          <w:lang w:val="gu_IN" w:bidi="gu_IN"/>
+        </w:rPr>
+        <w:t xml:space="preserve">, </w:t>
+      </w:r>
+      <w:r>
+        <w:rPr>
+          <w:lang w:val="gu_IN" w:bidi="gu_IN"/>
+        </w:rPr>
+        <w:t>ગાય, બળદ</w:t>
+      </w:r>
+      <w:r>
+        <w:rPr>
+          <w:lang w:val="gu_IN" w:bidi="gu_IN"/>
+        </w:rPr>
+        <w:t xml:space="preserve">, </w:t>
+      </w:r>
+      <w:r>
+        <w:rPr>
+          <w:lang w:val="gu_IN" w:bidi="gu_IN"/>
+        </w:rPr>
+        <w:t>ગધેડો</w:t>
+      </w:r>
+      <w:r>
+        <w:rPr>
+          <w:lang w:val="gu_IN" w:bidi="gu_IN"/>
+        </w:rPr>
+        <w:t xml:space="preserve">, </w:t>
+      </w:r>
+      <w:r>
+        <w:rPr>
+          <w:lang w:val="gu_IN" w:bidi="gu_IN"/>
+        </w:rPr>
+        <w:t>બકરી</w:t>
+      </w:r>
+      <w:r>
+        <w:rPr>
+          <w:lang w:val="gu_IN" w:bidi="gu_IN"/>
+        </w:rPr>
+        <w:t xml:space="preserve">, </w:t>
+      </w:r>
+      <w:r>
+        <w:rPr>
+          <w:lang w:val="gu_IN" w:bidi="gu_IN"/>
+        </w:rPr>
+        <w:t>ડુક્કર</w:t>
+      </w:r>
+      <w:r>
+        <w:rPr>
+          <w:lang w:val="gu_IN" w:bidi="gu_IN"/>
+        </w:rPr>
+        <w:t xml:space="preserve">, </w:t>
+      </w:r>
+      <w:r>
+        <w:rPr>
+          <w:lang w:val="gu_IN" w:bidi="gu_IN"/>
+        </w:rPr>
+        <w:t>ઘેટું</w:t>
+      </w:r>
+      <w:r>
+        <w:rPr>
+          <w:lang w:val="gu_IN" w:bidi="gu_IN"/>
+        </w:rPr>
+        <w:t>)</w:t>
+      </w:r>
+    </w:p>
+    <w:p>
+      <w:pPr>
+        <w:pStyle w:val="Heading3"/>
+      </w:pPr>
+      <w:r>
+        <w:rPr>
+          <w:lang w:val="gu_IN" w:bidi="gu_IN"/>
+        </w:rPr>
+        <w:t>બાઈબલની કલમો:</w:t>
+      </w:r>
+    </w:p>
+    <w:p>
+      <w:pPr>
         <w:pStyle w:val="ListBullet"/>
         <w:spacing w:line="240" w:lineRule="auto"/>
         <w:ind w:left="720"/>
@@ -1534,7 +1478,7 @@
             <w:color w:val="0000EE"/>
             <w:u w:val="single"/>
           </w:rPr>
-          <w:t>લૂક 4:16–17</w:t>
+          <w:t>પુનર્નિયમ 14:6–7</w:t>
         </w:r>
       </w:hyperlink>
     </w:p>
@@ -1558,7 +1502,7 @@
             <w:color w:val="0000EE"/>
             <w:u w:val="single"/>
           </w:rPr>
-          <w:t>ગણના 21:14–15</w:t>
+          <w:t>હઝકિયેલ 26:9–11</w:t>
         </w:r>
       </w:hyperlink>
     </w:p>
@@ -1582,12 +1526,36 @@
             <w:color w:val="0000EE"/>
             <w:u w:val="single"/>
           </w:rPr>
-          <w:t>પ્રકટીકરણ 5:1–2</w:t>
+          <w:t>લેવીય 11:3–4</w:t>
         </w:r>
       </w:hyperlink>
     </w:p>
     <w:p>
       <w:pPr>
+        <w:pStyle w:val="ListBullet"/>
+        <w:spacing w:line="240" w:lineRule="auto"/>
+        <w:ind w:left="720"/>
+      </w:pPr>
+      <w:r>
+        <w:rPr>
+          <w:lang w:val="gu_IN" w:bidi="gu_IN"/>
+        </w:rPr>
+      </w:r>
+      <w:hyperlink r:id="rId26">
+        <w:r>
+          <w:rPr>
+            <w:lang w:val="gu_IN" w:bidi="gu_IN"/>
+          </w:rPr>
+          <w:rPr>
+            <w:color w:val="0000EE"/>
+            <w:u w:val="single"/>
+          </w:rPr>
+          <w:t>ગીતશાસ્ત્ર 69:30–31</w:t>
+        </w:r>
+      </w:hyperlink>
+    </w:p>
+    <w:p>
+      <w:pPr>
         <w:pStyle w:val="Heading3"/>
       </w:pPr>
       <w:r>
@@ -1612,7 +1580,6175 @@
         <w:rPr>
           <w:lang w:val="gu_IN" w:bidi="gu_IN"/>
         </w:rPr>
-        <w:t>Strong's: H4039, H4040, H5612, G974, G975</w:t>
+        <w:t>Strong's: H6119, H6471, H6536, H6541, H7272</w:t>
+      </w:r>
+      <w:r>
+        <w:rPr>
+          <w:lang w:val="gu_IN" w:bidi="gu_IN"/>
+        </w:rPr>
+      </w:r>
+      <w:r>
+        <w:rPr>
+          <w:lang w:val="gu_IN" w:bidi="gu_IN"/>
+        </w:rPr>
+      </w:r>
+    </w:p>
+    <w:p>
+      <w:pPr/>
+      <w:r>
+        <w:rPr>
+          <w:lang w:val="gu_IN" w:bidi="gu_IN"/>
+        </w:rPr>
+      </w:r>
+    </w:p>
+    <w:p>
+      <w:pPr>
+        <w:pStyle w:val="Heading2"/>
+      </w:pPr>
+      <w:r>
+        <w:rPr>
+          <w:lang w:val="gu_IN" w:bidi="gu_IN"/>
+        </w:rPr>
+        <w:t>ખાડો, ખાડા, જોખમ</w:t>
+      </w:r>
+      <w:r>
+        <w:rPr>
+          <w:lang w:val="gu_IN" w:bidi="gu_IN"/>
+        </w:rPr>
+      </w:r>
+    </w:p>
+    <w:p>
+      <w:pPr>
+        <w:pStyle w:val="Heading3"/>
+      </w:pPr>
+      <w:r>
+        <w:rPr>
+          <w:lang w:val="gu_IN" w:bidi="gu_IN"/>
+        </w:rPr>
+        <w:t>વ્યાખ્યા:</w:t>
+      </w:r>
+    </w:p>
+    <w:p>
+      <w:pPr/>
+      <w:r>
+        <w:rPr>
+          <w:lang w:val="gu_IN" w:bidi="gu_IN"/>
+        </w:rPr>
+      </w:r>
+      <w:r>
+        <w:rPr>
+          <w:lang w:val="gu_IN" w:bidi="gu_IN"/>
+        </w:rPr>
+        <w:t>ખાડો એ એક ઊંડું કાણું છે કે જેને જમીનમાં ખોદીને પાડવામાં આવ્યું છે.</w:t>
+      </w:r>
+    </w:p>
+    <w:p>
+      <w:pPr>
+        <w:pStyle w:val="ListBullet"/>
+        <w:spacing w:line="240" w:lineRule="auto"/>
+        <w:ind w:left="720"/>
+      </w:pPr>
+      <w:r>
+        <w:rPr>
+          <w:lang w:val="gu_IN" w:bidi="gu_IN"/>
+        </w:rPr>
+      </w:r>
+      <w:r>
+        <w:rPr>
+          <w:lang w:val="gu_IN" w:bidi="gu_IN"/>
+        </w:rPr>
+        <w:t>લોકો પ્રાણીઓને ફસાવવા કે પાણી પ્રાપ્ત કરવા ખાડો ખોદે છે.</w:t>
+      </w:r>
+    </w:p>
+    <w:p>
+      <w:pPr>
+        <w:pStyle w:val="ListBullet"/>
+        <w:spacing w:line="240" w:lineRule="auto"/>
+        <w:ind w:left="720"/>
+      </w:pPr>
+      <w:r>
+        <w:rPr>
+          <w:lang w:val="gu_IN" w:bidi="gu_IN"/>
+        </w:rPr>
+      </w:r>
+      <w:r>
+        <w:rPr>
+          <w:lang w:val="gu_IN" w:bidi="gu_IN"/>
+        </w:rPr>
+        <w:t>ખાડાનો ઉપયોગ હંગામી ધોરણે કેદીને બંધનમાં રાખવા પણ થઈ શકે છે.</w:t>
+      </w:r>
+    </w:p>
+    <w:p>
+      <w:pPr>
+        <w:pStyle w:val="ListBullet"/>
+        <w:spacing w:line="240" w:lineRule="auto"/>
+        <w:ind w:left="720"/>
+      </w:pPr>
+      <w:r>
+        <w:rPr>
+          <w:lang w:val="gu_IN" w:bidi="gu_IN"/>
+        </w:rPr>
+      </w:r>
+      <w:r>
+        <w:rPr>
+          <w:lang w:val="gu_IN" w:bidi="gu_IN"/>
+        </w:rPr>
+        <w:t>કેટલીક વાર “ખાડો” શબ્દ કબર અથવા તો નર્કનો ઉલ્લેખ કરે છે.</w:t>
+      </w:r>
+    </w:p>
+    <w:p>
+      <w:pPr/>
+      <w:r>
+        <w:rPr>
+          <w:lang w:val="gu_IN" w:bidi="gu_IN"/>
+        </w:rPr>
+      </w:r>
+      <w:r>
+        <w:rPr>
+          <w:lang w:val="gu_IN" w:bidi="gu_IN"/>
+        </w:rPr>
+        <w:t>કેટલીક વાર તે “પાતાળ (શેઓલ)” નો ઉલ્લેખ પણ કરી શકે.</w:t>
+      </w:r>
+    </w:p>
+    <w:p>
+      <w:pPr>
+        <w:pStyle w:val="ListBullet"/>
+        <w:spacing w:line="240" w:lineRule="auto"/>
+        <w:ind w:left="720"/>
+      </w:pPr>
+      <w:r>
+        <w:rPr>
+          <w:lang w:val="gu_IN" w:bidi="gu_IN"/>
+        </w:rPr>
+      </w:r>
+      <w:r>
+        <w:rPr>
+          <w:lang w:val="gu_IN" w:bidi="gu_IN"/>
+        </w:rPr>
+        <w:t>એક ઊંડા ખાડાને “ટાંકી” અથવા તો “કુંડ” પણ કહી શકાય.</w:t>
+      </w:r>
+    </w:p>
+    <w:p>
+      <w:pPr>
+        <w:pStyle w:val="ListBullet"/>
+        <w:spacing w:line="240" w:lineRule="auto"/>
+        <w:ind w:left="720"/>
+      </w:pPr>
+      <w:r>
+        <w:rPr>
+          <w:lang w:val="gu_IN" w:bidi="gu_IN"/>
+        </w:rPr>
+      </w:r>
+      <w:r>
+        <w:rPr>
+          <w:lang w:val="gu_IN" w:bidi="gu_IN"/>
+        </w:rPr>
+        <w:t>“ખાડો” શબ્દનો ઉપયોગ શબ્દસમૂહોમાં પ્રતિકાત્મક રીતે પણ થાય છે જેમ કે, “નાશનો ખાડો” કે જે આફતો ભરેલી પરિસ્થિતિમાં હોવું અથવા તો પાપરૂપી વિનાશક પ્રવૃત્તિઓમાં ઊંડી રીતે સામેલ હોવું તે દર્શાવે છે.</w:t>
+      </w:r>
+    </w:p>
+    <w:p>
+      <w:pPr/>
+      <w:r>
+        <w:rPr>
+          <w:lang w:val="gu_IN" w:bidi="gu_IN"/>
+        </w:rPr>
+      </w:r>
+      <w:r>
+        <w:rPr>
+          <w:lang w:val="gu_IN" w:bidi="gu_IN"/>
+        </w:rPr>
+        <w:t xml:space="preserve">(આ પણ જૂઓ: </w:t>
+      </w:r>
+      <w:r>
+        <w:rPr>
+          <w:lang w:val="gu_IN" w:bidi="gu_IN"/>
+        </w:rPr>
+        <w:t>પાતાળ</w:t>
+      </w:r>
+      <w:r>
+        <w:rPr>
+          <w:lang w:val="gu_IN" w:bidi="gu_IN"/>
+        </w:rPr>
+        <w:t xml:space="preserve">, </w:t>
+      </w:r>
+      <w:r>
+        <w:rPr>
+          <w:lang w:val="gu_IN" w:bidi="gu_IN"/>
+        </w:rPr>
+        <w:t>નર્ક</w:t>
+      </w:r>
+      <w:r>
+        <w:rPr>
+          <w:lang w:val="gu_IN" w:bidi="gu_IN"/>
+        </w:rPr>
+        <w:t xml:space="preserve">, </w:t>
+      </w:r>
+      <w:r>
+        <w:rPr>
+          <w:lang w:val="gu_IN" w:bidi="gu_IN"/>
+        </w:rPr>
+        <w:t>જેલ</w:t>
+      </w:r>
+      <w:r>
+        <w:rPr>
+          <w:lang w:val="gu_IN" w:bidi="gu_IN"/>
+        </w:rPr>
+        <w:t>)</w:t>
+      </w:r>
+    </w:p>
+    <w:p>
+      <w:pPr>
+        <w:pStyle w:val="Heading3"/>
+      </w:pPr>
+      <w:r>
+        <w:rPr>
+          <w:lang w:val="gu_IN" w:bidi="gu_IN"/>
+        </w:rPr>
+        <w:t>બાઇબલના સંદર્ભો:</w:t>
+      </w:r>
+    </w:p>
+    <w:p>
+      <w:pPr>
+        <w:pStyle w:val="ListBullet"/>
+        <w:spacing w:line="240" w:lineRule="auto"/>
+        <w:ind w:left="720"/>
+      </w:pPr>
+      <w:r>
+        <w:rPr>
+          <w:lang w:val="gu_IN" w:bidi="gu_IN"/>
+        </w:rPr>
+      </w:r>
+      <w:hyperlink r:id="rId27">
+        <w:r>
+          <w:rPr>
+            <w:lang w:val="gu_IN" w:bidi="gu_IN"/>
+          </w:rPr>
+          <w:rPr>
+            <w:color w:val="0000EE"/>
+            <w:u w:val="single"/>
+          </w:rPr>
+          <w:t>ઉત્પત્તિ 37:21–22</w:t>
+        </w:r>
+      </w:hyperlink>
+    </w:p>
+    <w:p>
+      <w:pPr>
+        <w:pStyle w:val="ListBullet"/>
+        <w:spacing w:line="240" w:lineRule="auto"/>
+        <w:ind w:left="720"/>
+      </w:pPr>
+      <w:r>
+        <w:rPr>
+          <w:lang w:val="gu_IN" w:bidi="gu_IN"/>
+        </w:rPr>
+      </w:r>
+      <w:hyperlink r:id="rId28">
+        <w:r>
+          <w:rPr>
+            <w:lang w:val="gu_IN" w:bidi="gu_IN"/>
+          </w:rPr>
+          <w:rPr>
+            <w:color w:val="0000EE"/>
+            <w:u w:val="single"/>
+          </w:rPr>
+          <w:t>અયૂબ 33:16–18</w:t>
+        </w:r>
+      </w:hyperlink>
+    </w:p>
+    <w:p>
+      <w:pPr>
+        <w:pStyle w:val="ListBullet"/>
+        <w:spacing w:line="240" w:lineRule="auto"/>
+        <w:ind w:left="720"/>
+      </w:pPr>
+      <w:r>
+        <w:rPr>
+          <w:lang w:val="gu_IN" w:bidi="gu_IN"/>
+        </w:rPr>
+      </w:r>
+      <w:hyperlink r:id="rId29">
+        <w:r>
+          <w:rPr>
+            <w:lang w:val="gu_IN" w:bidi="gu_IN"/>
+          </w:rPr>
+          <w:rPr>
+            <w:color w:val="0000EE"/>
+            <w:u w:val="single"/>
+          </w:rPr>
+          <w:t>લૂક 6:39–40</w:t>
+        </w:r>
+      </w:hyperlink>
+    </w:p>
+    <w:p>
+      <w:pPr>
+        <w:pStyle w:val="ListBullet"/>
+        <w:spacing w:line="240" w:lineRule="auto"/>
+        <w:ind w:left="720"/>
+      </w:pPr>
+      <w:r>
+        <w:rPr>
+          <w:lang w:val="gu_IN" w:bidi="gu_IN"/>
+        </w:rPr>
+      </w:r>
+      <w:hyperlink r:id="rId30">
+        <w:r>
+          <w:rPr>
+            <w:lang w:val="gu_IN" w:bidi="gu_IN"/>
+          </w:rPr>
+          <w:rPr>
+            <w:color w:val="0000EE"/>
+            <w:u w:val="single"/>
+          </w:rPr>
+          <w:t>નીતિવચનો 1:12–14</w:t>
+        </w:r>
+      </w:hyperlink>
+    </w:p>
+    <w:p>
+      <w:pPr>
+        <w:pStyle w:val="Heading3"/>
+      </w:pPr>
+      <w:r>
+        <w:rPr>
+          <w:lang w:val="gu_IN" w:bidi="gu_IN"/>
+        </w:rPr>
+        <w:t>શબ્દ માહિતી:</w:t>
+      </w:r>
+    </w:p>
+    <w:p>
+      <w:pPr>
+        <w:pStyle w:val="ListBullet"/>
+        <w:spacing w:line="240" w:lineRule="auto"/>
+        <w:ind w:left="720"/>
+      </w:pPr>
+      <w:r>
+        <w:rPr>
+          <w:lang w:val="gu_IN" w:bidi="gu_IN"/>
+        </w:rPr>
+      </w:r>
+      <w:r>
+        <w:rPr>
+          <w:lang w:val="gu_IN" w:bidi="gu_IN"/>
+        </w:rPr>
+        <w:t>Strong's: H875, H953, H1356, H1360, H1475, H2352, H4087, H4113, H4379, H6354, H7585, H7745, H7816, H7825, H7845, H7882, G12, G999, G5421</w:t>
+      </w:r>
+      <w:r>
+        <w:rPr>
+          <w:lang w:val="gu_IN" w:bidi="gu_IN"/>
+        </w:rPr>
+      </w:r>
+      <w:r>
+        <w:rPr>
+          <w:lang w:val="gu_IN" w:bidi="gu_IN"/>
+        </w:rPr>
+      </w:r>
+    </w:p>
+    <w:p>
+      <w:pPr/>
+      <w:r>
+        <w:rPr>
+          <w:lang w:val="gu_IN" w:bidi="gu_IN"/>
+        </w:rPr>
+      </w:r>
+    </w:p>
+    <w:p>
+      <w:pPr>
+        <w:pStyle w:val="Heading2"/>
+      </w:pPr>
+      <w:r>
+        <w:rPr>
+          <w:lang w:val="gu_IN" w:bidi="gu_IN"/>
+        </w:rPr>
+        <w:t>ખાદ્યાર્પણ, ખાદ્યાર્પણો</w:t>
+      </w:r>
+      <w:r>
+        <w:rPr>
+          <w:lang w:val="gu_IN" w:bidi="gu_IN"/>
+        </w:rPr>
+      </w:r>
+    </w:p>
+    <w:p>
+      <w:pPr>
+        <w:pStyle w:val="Heading3"/>
+      </w:pPr>
+      <w:r>
+        <w:rPr>
+          <w:lang w:val="gu_IN" w:bidi="gu_IN"/>
+        </w:rPr>
+        <w:t>વ્યાખ્યા:</w:t>
+      </w:r>
+    </w:p>
+    <w:p>
+      <w:pPr/>
+      <w:r>
+        <w:rPr>
+          <w:lang w:val="gu_IN" w:bidi="gu_IN"/>
+        </w:rPr>
+      </w:r>
+      <w:r>
+        <w:rPr>
+          <w:lang w:val="gu_IN" w:bidi="gu_IN"/>
+        </w:rPr>
+        <w:t>ખાદ્યાર્પણ એ મોટે ભાગે દહનાર્પણ પછી, દેવને આપવામાં આવતું ઘઉં અથવા જવના લોટનું દાન હતું.</w:t>
+      </w:r>
+    </w:p>
+    <w:p>
+      <w:pPr>
+        <w:pStyle w:val="ListBullet"/>
+        <w:spacing w:line="240" w:lineRule="auto"/>
+        <w:ind w:left="720"/>
+      </w:pPr>
+      <w:r>
+        <w:rPr>
+          <w:lang w:val="gu_IN" w:bidi="gu_IN"/>
+        </w:rPr>
+      </w:r>
+      <w:r>
+        <w:rPr>
+          <w:lang w:val="gu_IN" w:bidi="gu_IN"/>
+        </w:rPr>
+        <w:t>ખાદ્યાર્પણ માટે વાપરવામાં આવતું અનાજ બારીક દળેલું હોવું જોઈએ.</w:t>
+      </w:r>
+    </w:p>
+    <w:p>
+      <w:pPr>
+        <w:pStyle w:val="ListBullet"/>
+        <w:spacing w:line="240" w:lineRule="auto"/>
+        <w:ind w:left="720"/>
+      </w:pPr>
+      <w:r>
+        <w:rPr>
+          <w:lang w:val="gu_IN" w:bidi="gu_IN"/>
+        </w:rPr>
+      </w:r>
+      <w:r>
+        <w:rPr>
+          <w:lang w:val="gu_IN" w:bidi="gu_IN"/>
+        </w:rPr>
+        <w:t>ક્યારેક તે ચઢાવ્યા પહેલા રાંધવામાં આવતું હતું, પણ બીજા સમયે તેને રાંધ્યા વગરનું રાખવામાં આવતું હતું.</w:t>
+      </w:r>
+    </w:p>
+    <w:p>
+      <w:pPr>
+        <w:pStyle w:val="ListBullet"/>
+        <w:spacing w:line="240" w:lineRule="auto"/>
+        <w:ind w:left="720"/>
+      </w:pPr>
+      <w:r>
+        <w:rPr>
+          <w:lang w:val="gu_IN" w:bidi="gu_IN"/>
+        </w:rPr>
+      </w:r>
+      <w:r>
+        <w:rPr>
+          <w:lang w:val="gu_IN" w:bidi="gu_IN"/>
+        </w:rPr>
+        <w:t>અનાજના લોટમાં તેલ અને મીઠું ઉમેરવામાં આવતું હતું, પણ ખમીર અને મધની પરવાનગી નહોતી.</w:t>
+      </w:r>
+    </w:p>
+    <w:p>
+      <w:pPr>
+        <w:pStyle w:val="ListBullet"/>
+        <w:spacing w:line="240" w:lineRule="auto"/>
+        <w:ind w:left="720"/>
+      </w:pPr>
+      <w:r>
+        <w:rPr>
+          <w:lang w:val="gu_IN" w:bidi="gu_IN"/>
+        </w:rPr>
+      </w:r>
+      <w:r>
+        <w:rPr>
+          <w:lang w:val="gu_IN" w:bidi="gu_IN"/>
+        </w:rPr>
+        <w:t>ખાદ્યર્પણનો ભાગ બાળવામાં આવતો હતો અને તેનો અમુક ભાગ યાજકો દ્વારા ખાવામાં આવતો હતો.</w:t>
+      </w:r>
+    </w:p>
+    <w:p>
+      <w:pPr/>
+      <w:r>
+        <w:rPr>
+          <w:lang w:val="gu_IN" w:bidi="gu_IN"/>
+        </w:rPr>
+      </w:r>
+      <w:r>
+        <w:rPr>
+          <w:lang w:val="gu_IN" w:bidi="gu_IN"/>
+        </w:rPr>
+        <w:t xml:space="preserve">(આ પણ જુઓ: </w:t>
+      </w:r>
+      <w:r>
+        <w:rPr>
+          <w:lang w:val="gu_IN" w:bidi="gu_IN"/>
+        </w:rPr>
+        <w:t>દહનાર્પણ</w:t>
+      </w:r>
+      <w:r>
+        <w:rPr>
+          <w:lang w:val="gu_IN" w:bidi="gu_IN"/>
+        </w:rPr>
+        <w:t xml:space="preserve">, </w:t>
+      </w:r>
+      <w:r>
+        <w:rPr>
+          <w:lang w:val="gu_IN" w:bidi="gu_IN"/>
+        </w:rPr>
+        <w:t>દોષાર્થાર્પણ</w:t>
+      </w:r>
+      <w:r>
+        <w:rPr>
+          <w:lang w:val="gu_IN" w:bidi="gu_IN"/>
+        </w:rPr>
+        <w:t xml:space="preserve"> , </w:t>
+      </w:r>
+      <w:r>
+        <w:rPr>
+          <w:lang w:val="gu_IN" w:bidi="gu_IN"/>
+        </w:rPr>
+        <w:t>બલિદાન</w:t>
+      </w:r>
+      <w:r>
+        <w:rPr>
+          <w:lang w:val="gu_IN" w:bidi="gu_IN"/>
+        </w:rPr>
+        <w:t xml:space="preserve">, </w:t>
+      </w:r>
+      <w:r>
+        <w:rPr>
+          <w:lang w:val="gu_IN" w:bidi="gu_IN"/>
+        </w:rPr>
+        <w:t>પાપર્થાર્પણ</w:t>
+      </w:r>
+      <w:r>
+        <w:rPr>
+          <w:lang w:val="gu_IN" w:bidi="gu_IN"/>
+        </w:rPr>
+        <w:t>)</w:t>
+      </w:r>
+    </w:p>
+    <w:p>
+      <w:pPr>
+        <w:pStyle w:val="Heading3"/>
+      </w:pPr>
+      <w:r>
+        <w:rPr>
+          <w:lang w:val="gu_IN" w:bidi="gu_IN"/>
+        </w:rPr>
+        <w:t>બાઈબલની કલમો:</w:t>
+      </w:r>
+    </w:p>
+    <w:p>
+      <w:pPr>
+        <w:pStyle w:val="ListBullet"/>
+        <w:spacing w:line="240" w:lineRule="auto"/>
+        <w:ind w:left="720"/>
+      </w:pPr>
+      <w:r>
+        <w:rPr>
+          <w:lang w:val="gu_IN" w:bidi="gu_IN"/>
+        </w:rPr>
+      </w:r>
+      <w:hyperlink r:id="rId31">
+        <w:r>
+          <w:rPr>
+            <w:lang w:val="gu_IN" w:bidi="gu_IN"/>
+          </w:rPr>
+          <w:rPr>
+            <w:color w:val="0000EE"/>
+            <w:u w:val="single"/>
+          </w:rPr>
+          <w:t>1 કાળવૃતાંત 23:27–29</w:t>
+        </w:r>
+      </w:hyperlink>
+    </w:p>
+    <w:p>
+      <w:pPr>
+        <w:pStyle w:val="ListBullet"/>
+        <w:spacing w:line="240" w:lineRule="auto"/>
+        <w:ind w:left="720"/>
+      </w:pPr>
+      <w:r>
+        <w:rPr>
+          <w:lang w:val="gu_IN" w:bidi="gu_IN"/>
+        </w:rPr>
+      </w:r>
+      <w:hyperlink r:id="rId32">
+        <w:r>
+          <w:rPr>
+            <w:lang w:val="gu_IN" w:bidi="gu_IN"/>
+          </w:rPr>
+          <w:rPr>
+            <w:color w:val="0000EE"/>
+            <w:u w:val="single"/>
+          </w:rPr>
+          <w:t>નિર્ગમન 29:41–42</w:t>
+        </w:r>
+      </w:hyperlink>
+    </w:p>
+    <w:p>
+      <w:pPr>
+        <w:pStyle w:val="ListBullet"/>
+        <w:spacing w:line="240" w:lineRule="auto"/>
+        <w:ind w:left="720"/>
+      </w:pPr>
+      <w:r>
+        <w:rPr>
+          <w:lang w:val="gu_IN" w:bidi="gu_IN"/>
+        </w:rPr>
+      </w:r>
+      <w:hyperlink r:id="rId33">
+        <w:r>
+          <w:rPr>
+            <w:lang w:val="gu_IN" w:bidi="gu_IN"/>
+          </w:rPr>
+          <w:rPr>
+            <w:color w:val="0000EE"/>
+            <w:u w:val="single"/>
+          </w:rPr>
+          <w:t>ન્યાયાધીશો 13:19–20</w:t>
+        </w:r>
+      </w:hyperlink>
+    </w:p>
+    <w:p>
+      <w:pPr>
+        <w:pStyle w:val="ListBullet"/>
+        <w:spacing w:line="240" w:lineRule="auto"/>
+        <w:ind w:left="720"/>
+      </w:pPr>
+      <w:r>
+        <w:rPr>
+          <w:lang w:val="gu_IN" w:bidi="gu_IN"/>
+        </w:rPr>
+      </w:r>
+      <w:hyperlink r:id="rId34">
+        <w:r>
+          <w:rPr>
+            <w:lang w:val="gu_IN" w:bidi="gu_IN"/>
+          </w:rPr>
+          <w:rPr>
+            <w:color w:val="0000EE"/>
+            <w:u w:val="single"/>
+          </w:rPr>
+          <w:t>લેવીય 2:1–3</w:t>
+        </w:r>
+      </w:hyperlink>
+    </w:p>
+    <w:p>
+      <w:pPr>
+        <w:pStyle w:val="Heading3"/>
+      </w:pPr>
+      <w:r>
+        <w:rPr>
+          <w:lang w:val="gu_IN" w:bidi="gu_IN"/>
+        </w:rPr>
+        <w:t>શબ્દ માહિતી:</w:t>
+      </w:r>
+    </w:p>
+    <w:p>
+      <w:pPr>
+        <w:pStyle w:val="ListBullet"/>
+        <w:spacing w:line="240" w:lineRule="auto"/>
+        <w:ind w:left="720"/>
+      </w:pPr>
+      <w:r>
+        <w:rPr>
+          <w:lang w:val="gu_IN" w:bidi="gu_IN"/>
+        </w:rPr>
+      </w:r>
+      <w:r>
+        <w:rPr>
+          <w:lang w:val="gu_IN" w:bidi="gu_IN"/>
+        </w:rPr>
+        <w:t>Strong's: H4503, H8641</w:t>
+      </w:r>
+      <w:r>
+        <w:rPr>
+          <w:lang w:val="gu_IN" w:bidi="gu_IN"/>
+        </w:rPr>
+      </w:r>
+      <w:r>
+        <w:rPr>
+          <w:lang w:val="gu_IN" w:bidi="gu_IN"/>
+        </w:rPr>
+      </w:r>
+    </w:p>
+    <w:p>
+      <w:pPr/>
+      <w:r>
+        <w:rPr>
+          <w:lang w:val="gu_IN" w:bidi="gu_IN"/>
+        </w:rPr>
+      </w:r>
+    </w:p>
+    <w:p>
+      <w:pPr>
+        <w:pStyle w:val="Heading2"/>
+      </w:pPr>
+      <w:r>
+        <w:rPr>
+          <w:lang w:val="gu_IN" w:bidi="gu_IN"/>
+        </w:rPr>
+        <w:t>ખારો સમુદ્ર, મૃત સમુદ્ર</w:t>
+      </w:r>
+      <w:r>
+        <w:rPr>
+          <w:lang w:val="gu_IN" w:bidi="gu_IN"/>
+        </w:rPr>
+      </w:r>
+    </w:p>
+    <w:p>
+      <w:pPr>
+        <w:pStyle w:val="Heading3"/>
+      </w:pPr>
+      <w:r>
+        <w:rPr>
+          <w:lang w:val="gu_IN" w:bidi="gu_IN"/>
+        </w:rPr>
+        <w:t>તથ્યો:</w:t>
+      </w:r>
+    </w:p>
+    <w:p>
+      <w:pPr/>
+      <w:r>
+        <w:rPr>
+          <w:lang w:val="gu_IN" w:bidi="gu_IN"/>
+        </w:rPr>
+      </w:r>
+      <w:r>
+        <w:rPr>
+          <w:lang w:val="gu_IN" w:bidi="gu_IN"/>
+        </w:rPr>
+        <w:t>ખારો સમુદ્ર (મૃત સમુદ્ર તરીકે પણ ઓળખાય છે) દક્ષિણ ઇઝરાયેલના પશ્ચિમથી અને તેની પૂર્વ તરફ મોઆબ વચ્ચે સ્થિત છે.</w:t>
+      </w:r>
+    </w:p>
+    <w:p>
+      <w:pPr>
+        <w:pStyle w:val="ListBullet"/>
+        <w:spacing w:line="240" w:lineRule="auto"/>
+        <w:ind w:left="720"/>
+      </w:pPr>
+      <w:r>
+        <w:rPr>
+          <w:lang w:val="gu_IN" w:bidi="gu_IN"/>
+        </w:rPr>
+      </w:r>
+      <w:r>
+        <w:rPr>
+          <w:lang w:val="gu_IN" w:bidi="gu_IN"/>
+        </w:rPr>
+        <w:t>યર્દન નદી દક્ષીણે ખારા સમુદ્રમાં વહે છે.</w:t>
+      </w:r>
+    </w:p>
+    <w:p>
+      <w:pPr>
+        <w:pStyle w:val="ListBullet"/>
+        <w:spacing w:line="240" w:lineRule="auto"/>
+        <w:ind w:left="720"/>
+      </w:pPr>
+      <w:r>
+        <w:rPr>
+          <w:lang w:val="gu_IN" w:bidi="gu_IN"/>
+        </w:rPr>
+      </w:r>
+      <w:r>
+        <w:rPr>
+          <w:lang w:val="gu_IN" w:bidi="gu_IN"/>
+        </w:rPr>
+        <w:t>તે મોટાભાગના સમુદ્ર કરતા નાનો છે તેને કારણે, તેને “ખારું તળાવ” કહેવાય છે.</w:t>
+      </w:r>
+    </w:p>
+    <w:p>
+      <w:pPr>
+        <w:pStyle w:val="ListBullet"/>
+        <w:spacing w:line="240" w:lineRule="auto"/>
+        <w:ind w:left="720"/>
+      </w:pPr>
+      <w:r>
+        <w:rPr>
+          <w:lang w:val="gu_IN" w:bidi="gu_IN"/>
+        </w:rPr>
+      </w:r>
+      <w:r>
+        <w:rPr>
+          <w:lang w:val="gu_IN" w:bidi="gu_IN"/>
+        </w:rPr>
+        <w:t>આ સમુદ્રમાં વિપુલ પ્રમાણમાં ખનીજ (અથવા ક્ષાર) રહેલાં છે જેથી આ પાણીમાં કોઈ જીવી શકતું નથી.</w:t>
+      </w:r>
+    </w:p>
+    <w:p>
+      <w:pPr/>
+      <w:r>
+        <w:rPr>
+          <w:lang w:val="gu_IN" w:bidi="gu_IN"/>
+        </w:rPr>
+      </w:r>
+      <w:r>
+        <w:rPr>
+          <w:lang w:val="gu_IN" w:bidi="gu_IN"/>
+        </w:rPr>
+        <w:t>તેમાં છોડ અને પ્રાણીઓનો અભાવ એ “મૃત સમુદ્ર” નામનું કારણ છે.</w:t>
+      </w:r>
+    </w:p>
+    <w:p>
+      <w:pPr>
+        <w:pStyle w:val="ListBullet"/>
+        <w:spacing w:line="240" w:lineRule="auto"/>
+        <w:ind w:left="720"/>
+      </w:pPr>
+      <w:r>
+        <w:rPr>
+          <w:lang w:val="gu_IN" w:bidi="gu_IN"/>
+        </w:rPr>
+      </w:r>
+      <w:r>
+        <w:rPr>
+          <w:lang w:val="gu_IN" w:bidi="gu_IN"/>
+        </w:rPr>
+        <w:t>જુના કરારમાં, અરાબાહ અને નેગેવ વિસ્તારોની નજીક તેની જગ્યાને કારણે આ સમુદ્ર “અરાબાહનો સમુદ્ર” અને “નેગેવનો સમુદ્ર” તરીકે પણ ઓળખાતો હતો.</w:t>
+      </w:r>
+    </w:p>
+    <w:p>
+      <w:pPr/>
+      <w:r>
+        <w:rPr>
+          <w:lang w:val="gu_IN" w:bidi="gu_IN"/>
+        </w:rPr>
+      </w:r>
+      <w:r>
+        <w:rPr>
+          <w:lang w:val="gu_IN" w:bidi="gu_IN"/>
+        </w:rPr>
+        <w:t xml:space="preserve">(અનુવાદ માટેના સૂચનો: </w:t>
+      </w:r>
+      <w:r>
+        <w:rPr>
+          <w:lang w:val="gu_IN" w:bidi="gu_IN"/>
+        </w:rPr>
+        <w:t>નામોનો અનુવાદ કરવો</w:t>
+      </w:r>
+      <w:r>
+        <w:rPr>
+          <w:lang w:val="gu_IN" w:bidi="gu_IN"/>
+        </w:rPr>
+        <w:t>)</w:t>
+      </w:r>
+    </w:p>
+    <w:p>
+      <w:pPr/>
+      <w:r>
+        <w:rPr>
+          <w:lang w:val="gu_IN" w:bidi="gu_IN"/>
+        </w:rPr>
+      </w:r>
+      <w:r>
+        <w:rPr>
+          <w:lang w:val="gu_IN" w:bidi="gu_IN"/>
+        </w:rPr>
+        <w:t xml:space="preserve">(આ પણ જુઓ: </w:t>
+      </w:r>
+      <w:r>
+        <w:rPr>
+          <w:lang w:val="gu_IN" w:bidi="gu_IN"/>
+        </w:rPr>
+        <w:t>આમ્મોન</w:t>
+      </w:r>
+      <w:r>
+        <w:rPr>
+          <w:lang w:val="gu_IN" w:bidi="gu_IN"/>
+        </w:rPr>
+        <w:t xml:space="preserve">, </w:t>
+      </w:r>
+      <w:r>
+        <w:rPr>
+          <w:lang w:val="gu_IN" w:bidi="gu_IN"/>
+        </w:rPr>
+        <w:t>અરાબાહ</w:t>
+      </w:r>
+      <w:r>
+        <w:rPr>
+          <w:lang w:val="gu_IN" w:bidi="gu_IN"/>
+        </w:rPr>
+        <w:t xml:space="preserve">, , </w:t>
+      </w:r>
+      <w:r>
+        <w:rPr>
+          <w:lang w:val="gu_IN" w:bidi="gu_IN"/>
+        </w:rPr>
+        <w:t>યર્દન નદી</w:t>
+      </w:r>
+      <w:r>
+        <w:rPr>
+          <w:lang w:val="gu_IN" w:bidi="gu_IN"/>
+        </w:rPr>
+        <w:t xml:space="preserve">, </w:t>
+      </w:r>
+      <w:r>
+        <w:rPr>
+          <w:lang w:val="gu_IN" w:bidi="gu_IN"/>
+        </w:rPr>
+        <w:t>મોઆબ</w:t>
+      </w:r>
+      <w:r>
+        <w:rPr>
+          <w:lang w:val="gu_IN" w:bidi="gu_IN"/>
+        </w:rPr>
+        <w:t xml:space="preserve">, </w:t>
+      </w:r>
+      <w:r>
+        <w:rPr>
+          <w:lang w:val="gu_IN" w:bidi="gu_IN"/>
+        </w:rPr>
+        <w:t>નેગેવ</w:t>
+      </w:r>
+      <w:r>
+        <w:rPr>
+          <w:lang w:val="gu_IN" w:bidi="gu_IN"/>
+        </w:rPr>
+        <w:t>)</w:t>
+      </w:r>
+    </w:p>
+    <w:p>
+      <w:pPr>
+        <w:pStyle w:val="Heading3"/>
+      </w:pPr>
+      <w:r>
+        <w:rPr>
+          <w:lang w:val="gu_IN" w:bidi="gu_IN"/>
+        </w:rPr>
+        <w:t>બાઈબલના સંદર્ભો:</w:t>
+      </w:r>
+    </w:p>
+    <w:p>
+      <w:pPr>
+        <w:pStyle w:val="ListBullet"/>
+        <w:spacing w:line="240" w:lineRule="auto"/>
+        <w:ind w:left="720"/>
+      </w:pPr>
+      <w:r>
+        <w:rPr>
+          <w:lang w:val="gu_IN" w:bidi="gu_IN"/>
+        </w:rPr>
+      </w:r>
+      <w:hyperlink r:id="rId35">
+        <w:r>
+          <w:rPr>
+            <w:lang w:val="gu_IN" w:bidi="gu_IN"/>
+          </w:rPr>
+          <w:rPr>
+            <w:color w:val="0000EE"/>
+            <w:u w:val="single"/>
+          </w:rPr>
+          <w:t>2 કાળુવૃતાંત 20:1–2</w:t>
+        </w:r>
+      </w:hyperlink>
+    </w:p>
+    <w:p>
+      <w:pPr>
+        <w:pStyle w:val="ListBullet"/>
+        <w:spacing w:line="240" w:lineRule="auto"/>
+        <w:ind w:left="720"/>
+      </w:pPr>
+      <w:r>
+        <w:rPr>
+          <w:lang w:val="gu_IN" w:bidi="gu_IN"/>
+        </w:rPr>
+      </w:r>
+      <w:hyperlink r:id="rId36">
+        <w:r>
+          <w:rPr>
+            <w:lang w:val="gu_IN" w:bidi="gu_IN"/>
+          </w:rPr>
+          <w:rPr>
+            <w:color w:val="0000EE"/>
+            <w:u w:val="single"/>
+          </w:rPr>
+          <w:t>પુનર્નિયમ 3:17</w:t>
+        </w:r>
+      </w:hyperlink>
+    </w:p>
+    <w:p>
+      <w:pPr>
+        <w:pStyle w:val="ListBullet"/>
+        <w:spacing w:line="240" w:lineRule="auto"/>
+        <w:ind w:left="720"/>
+      </w:pPr>
+      <w:r>
+        <w:rPr>
+          <w:lang w:val="gu_IN" w:bidi="gu_IN"/>
+        </w:rPr>
+      </w:r>
+      <w:hyperlink r:id="rId37">
+        <w:r>
+          <w:rPr>
+            <w:lang w:val="gu_IN" w:bidi="gu_IN"/>
+          </w:rPr>
+          <w:rPr>
+            <w:color w:val="0000EE"/>
+            <w:u w:val="single"/>
+          </w:rPr>
+          <w:t>યહોશુઆ 3:14–16</w:t>
+        </w:r>
+      </w:hyperlink>
+    </w:p>
+    <w:p>
+      <w:pPr>
+        <w:pStyle w:val="ListBullet"/>
+        <w:spacing w:line="240" w:lineRule="auto"/>
+        <w:ind w:left="720"/>
+      </w:pPr>
+      <w:r>
+        <w:rPr>
+          <w:lang w:val="gu_IN" w:bidi="gu_IN"/>
+        </w:rPr>
+      </w:r>
+      <w:hyperlink r:id="rId38">
+        <w:r>
+          <w:rPr>
+            <w:lang w:val="gu_IN" w:bidi="gu_IN"/>
+          </w:rPr>
+          <w:rPr>
+            <w:color w:val="0000EE"/>
+            <w:u w:val="single"/>
+          </w:rPr>
+          <w:t>ગણના 34:1–3</w:t>
+        </w:r>
+      </w:hyperlink>
+    </w:p>
+    <w:p>
+      <w:pPr>
+        <w:pStyle w:val="Heading3"/>
+      </w:pPr>
+      <w:r>
+        <w:rPr>
+          <w:lang w:val="gu_IN" w:bidi="gu_IN"/>
+        </w:rPr>
+        <w:t>શબ્દ માહિતી:</w:t>
+      </w:r>
+    </w:p>
+    <w:p>
+      <w:pPr>
+        <w:pStyle w:val="ListBullet"/>
+        <w:spacing w:line="240" w:lineRule="auto"/>
+        <w:ind w:left="720"/>
+      </w:pPr>
+      <w:r>
+        <w:rPr>
+          <w:lang w:val="gu_IN" w:bidi="gu_IN"/>
+        </w:rPr>
+      </w:r>
+      <w:r>
+        <w:rPr>
+          <w:lang w:val="gu_IN" w:bidi="gu_IN"/>
+        </w:rPr>
+        <w:t>Strong's: H3220, H4417</w:t>
+      </w:r>
+      <w:r>
+        <w:rPr>
+          <w:lang w:val="gu_IN" w:bidi="gu_IN"/>
+        </w:rPr>
+      </w:r>
+      <w:r>
+        <w:rPr>
+          <w:lang w:val="gu_IN" w:bidi="gu_IN"/>
+        </w:rPr>
+      </w:r>
+    </w:p>
+    <w:p>
+      <w:pPr/>
+      <w:r>
+        <w:rPr>
+          <w:lang w:val="gu_IN" w:bidi="gu_IN"/>
+        </w:rPr>
+      </w:r>
+    </w:p>
+    <w:p>
+      <w:pPr>
+        <w:pStyle w:val="Heading2"/>
+      </w:pPr>
+      <w:r>
+        <w:rPr>
+          <w:lang w:val="gu_IN" w:bidi="gu_IN"/>
+        </w:rPr>
+        <w:t>ખુશ હોવું, ખુશ કરે છે, હર્ષઘેલું, પ્રસન્નચિત્ત</w:t>
+      </w:r>
+      <w:r>
+        <w:rPr>
+          <w:lang w:val="gu_IN" w:bidi="gu_IN"/>
+        </w:rPr>
+      </w:r>
+    </w:p>
+    <w:p>
+      <w:pPr>
+        <w:pStyle w:val="Heading3"/>
+      </w:pPr>
+      <w:r>
+        <w:rPr>
+          <w:lang w:val="gu_IN" w:bidi="gu_IN"/>
+        </w:rPr>
+        <w:t>વ્યાખ્યા:</w:t>
+      </w:r>
+    </w:p>
+    <w:p>
+      <w:pPr/>
+      <w:r>
+        <w:rPr>
+          <w:lang w:val="gu_IN" w:bidi="gu_IN"/>
+        </w:rPr>
+      </w:r>
+      <w:r>
+        <w:rPr>
+          <w:lang w:val="gu_IN" w:bidi="gu_IN"/>
+        </w:rPr>
+        <w:t>“ખુશ” અને “પ્રસન્નચિત્ત” શબ્દો સફળતા અથવા વિશેષ આશીર્વાદને કારણે ખુબજ ખુશ હોવું, તે દર્શાવે છે.</w:t>
+      </w:r>
+    </w:p>
+    <w:p>
+      <w:pPr>
+        <w:pStyle w:val="ListBullet"/>
+        <w:spacing w:line="240" w:lineRule="auto"/>
+        <w:ind w:left="720"/>
+      </w:pPr>
+      <w:r>
+        <w:rPr>
+          <w:lang w:val="gu_IN" w:bidi="gu_IN"/>
+        </w:rPr>
+      </w:r>
+      <w:r>
+        <w:rPr>
+          <w:lang w:val="gu_IN" w:bidi="gu_IN"/>
+        </w:rPr>
+        <w:t>“ખુશ” શબ્દ, એ કંઇક અદભૂત ઉજવણીની લાગણીનો સમાવેશ કરે છે.</w:t>
+      </w:r>
+    </w:p>
+    <w:p>
+      <w:pPr>
+        <w:pStyle w:val="ListBullet"/>
+        <w:spacing w:line="240" w:lineRule="auto"/>
+        <w:ind w:left="720"/>
+      </w:pPr>
+      <w:r>
+        <w:rPr>
+          <w:lang w:val="gu_IN" w:bidi="gu_IN"/>
+        </w:rPr>
+      </w:r>
+      <w:r>
+        <w:rPr>
+          <w:lang w:val="gu_IN" w:bidi="gu_IN"/>
+        </w:rPr>
+        <w:t>વ્યક્તિ દેવની ભલાઈથી ખુશ હોઈ શકે છે.</w:t>
+      </w:r>
+    </w:p>
+    <w:p>
+      <w:pPr>
+        <w:pStyle w:val="ListBullet"/>
+        <w:spacing w:line="240" w:lineRule="auto"/>
+        <w:ind w:left="720"/>
+      </w:pPr>
+      <w:r>
+        <w:rPr>
+          <w:lang w:val="gu_IN" w:bidi="gu_IN"/>
+        </w:rPr>
+      </w:r>
+      <w:r>
+        <w:rPr>
+          <w:lang w:val="gu_IN" w:bidi="gu_IN"/>
+        </w:rPr>
+        <w:t>“પ્રસન્નચિત્ત” શબ્દમાં, સફળતા અથવા સમૃદ્ધિ વિશે ઉલ્લાસની લાગણીમાં મિથ્યાભિમાની હોવાનું પણ સમાવેશ કરી શકાય છે.</w:t>
+      </w:r>
+    </w:p>
+    <w:p>
+      <w:pPr>
+        <w:pStyle w:val="ListBullet"/>
+        <w:spacing w:line="240" w:lineRule="auto"/>
+        <w:ind w:left="720"/>
+      </w:pPr>
+      <w:r>
+        <w:rPr>
+          <w:lang w:val="gu_IN" w:bidi="gu_IN"/>
+        </w:rPr>
+      </w:r>
+      <w:r>
+        <w:rPr>
+          <w:lang w:val="gu_IN" w:bidi="gu_IN"/>
+        </w:rPr>
+        <w:t>“ખુશ હોવું” શબ્દનું ભાષાંતર, “આનંદપૂર્વક ઉજવવું” અથવા “મહાન આનંદથી વખાણવું,” તરીકે પણ કરી શકાય છે.</w:t>
+      </w:r>
+    </w:p>
+    <w:p>
+      <w:pPr>
+        <w:pStyle w:val="ListBullet"/>
+        <w:spacing w:line="240" w:lineRule="auto"/>
+        <w:ind w:left="720"/>
+      </w:pPr>
+      <w:r>
+        <w:rPr>
+          <w:lang w:val="gu_IN" w:bidi="gu_IN"/>
+        </w:rPr>
+      </w:r>
+      <w:r>
+        <w:rPr>
+          <w:lang w:val="gu_IN" w:bidi="gu_IN"/>
+        </w:rPr>
+        <w:t>સંદર્ભ પર આધાર રાખીને, “પ્રસન્નચિત્ત” શબ્દનું ભાષાંતર, “વિજયની પ્રશંસા” અથવા “પોતાના વખાણ સાથે ઉજવવું” અથવા “મિથ્યાભિમાની” તરીકે (ભાષાંતર) કરી શકાય છે.</w:t>
+      </w:r>
+    </w:p>
+    <w:p>
+      <w:pPr/>
+      <w:r>
+        <w:rPr>
+          <w:lang w:val="gu_IN" w:bidi="gu_IN"/>
+        </w:rPr>
+      </w:r>
+      <w:r>
+        <w:rPr>
+          <w:lang w:val="gu_IN" w:bidi="gu_IN"/>
+        </w:rPr>
+        <w:t xml:space="preserve">(આ પણ જુઓ: </w:t>
+      </w:r>
+      <w:r>
+        <w:rPr>
+          <w:lang w:val="gu_IN" w:bidi="gu_IN"/>
+        </w:rPr>
+        <w:t>મિથ્યાભિમાની</w:t>
+      </w:r>
+      <w:r>
+        <w:rPr>
+          <w:lang w:val="gu_IN" w:bidi="gu_IN"/>
+        </w:rPr>
+        <w:t xml:space="preserve">, </w:t>
+      </w:r>
+      <w:r>
+        <w:rPr>
+          <w:lang w:val="gu_IN" w:bidi="gu_IN"/>
+        </w:rPr>
+        <w:t>આનંદ</w:t>
+      </w:r>
+      <w:r>
+        <w:rPr>
+          <w:lang w:val="gu_IN" w:bidi="gu_IN"/>
+        </w:rPr>
+        <w:t xml:space="preserve">, </w:t>
+      </w:r>
+      <w:r>
+        <w:rPr>
+          <w:lang w:val="gu_IN" w:bidi="gu_IN"/>
+        </w:rPr>
+        <w:t>પ્રશંસા</w:t>
+      </w:r>
+      <w:r>
+        <w:rPr>
+          <w:lang w:val="gu_IN" w:bidi="gu_IN"/>
+        </w:rPr>
+        <w:t xml:space="preserve">, </w:t>
+      </w:r>
+      <w:r>
+        <w:rPr>
+          <w:lang w:val="gu_IN" w:bidi="gu_IN"/>
+        </w:rPr>
+        <w:t>આનંદ</w:t>
+      </w:r>
+      <w:r>
+        <w:rPr>
+          <w:lang w:val="gu_IN" w:bidi="gu_IN"/>
+        </w:rPr>
+        <w:t>)</w:t>
+      </w:r>
+    </w:p>
+    <w:p>
+      <w:pPr>
+        <w:pStyle w:val="Heading3"/>
+      </w:pPr>
+      <w:r>
+        <w:rPr>
+          <w:lang w:val="gu_IN" w:bidi="gu_IN"/>
+        </w:rPr>
+        <w:t>બાઈબલની કલમો:</w:t>
+      </w:r>
+    </w:p>
+    <w:p>
+      <w:pPr>
+        <w:pStyle w:val="ListBullet"/>
+        <w:spacing w:line="240" w:lineRule="auto"/>
+        <w:ind w:left="720"/>
+      </w:pPr>
+      <w:r>
+        <w:rPr>
+          <w:lang w:val="gu_IN" w:bidi="gu_IN"/>
+        </w:rPr>
+      </w:r>
+      <w:hyperlink r:id="rId39">
+        <w:r>
+          <w:rPr>
+            <w:lang w:val="gu_IN" w:bidi="gu_IN"/>
+          </w:rPr>
+          <w:rPr>
+            <w:color w:val="0000EE"/>
+            <w:u w:val="single"/>
+          </w:rPr>
+          <w:t>1 શમુએલ 2:1</w:t>
+        </w:r>
+      </w:hyperlink>
+    </w:p>
+    <w:p>
+      <w:pPr>
+        <w:pStyle w:val="ListBullet"/>
+        <w:spacing w:line="240" w:lineRule="auto"/>
+        <w:ind w:left="720"/>
+      </w:pPr>
+      <w:r>
+        <w:rPr>
+          <w:lang w:val="gu_IN" w:bidi="gu_IN"/>
+        </w:rPr>
+      </w:r>
+      <w:hyperlink r:id="rId40">
+        <w:r>
+          <w:rPr>
+            <w:lang w:val="gu_IN" w:bidi="gu_IN"/>
+          </w:rPr>
+          <w:rPr>
+            <w:color w:val="0000EE"/>
+            <w:u w:val="single"/>
+          </w:rPr>
+          <w:t>યશાયા 13:1–3</w:t>
+        </w:r>
+      </w:hyperlink>
+    </w:p>
+    <w:p>
+      <w:pPr>
+        <w:pStyle w:val="ListBullet"/>
+        <w:spacing w:line="240" w:lineRule="auto"/>
+        <w:ind w:left="720"/>
+      </w:pPr>
+      <w:r>
+        <w:rPr>
+          <w:lang w:val="gu_IN" w:bidi="gu_IN"/>
+        </w:rPr>
+      </w:r>
+      <w:hyperlink r:id="rId41">
+        <w:r>
+          <w:rPr>
+            <w:lang w:val="gu_IN" w:bidi="gu_IN"/>
+          </w:rPr>
+          <w:rPr>
+            <w:color w:val="0000EE"/>
+            <w:u w:val="single"/>
+          </w:rPr>
+          <w:t>અયૂબ 6:10–11</w:t>
+        </w:r>
+      </w:hyperlink>
+    </w:p>
+    <w:p>
+      <w:pPr>
+        <w:pStyle w:val="ListBullet"/>
+        <w:spacing w:line="240" w:lineRule="auto"/>
+        <w:ind w:left="720"/>
+      </w:pPr>
+      <w:r>
+        <w:rPr>
+          <w:lang w:val="gu_IN" w:bidi="gu_IN"/>
+        </w:rPr>
+      </w:r>
+      <w:hyperlink r:id="rId42">
+        <w:r>
+          <w:rPr>
+            <w:lang w:val="gu_IN" w:bidi="gu_IN"/>
+          </w:rPr>
+          <w:rPr>
+            <w:color w:val="0000EE"/>
+            <w:u w:val="single"/>
+          </w:rPr>
+          <w:t>ગીતશાસ્ત્ર 68:1–3</w:t>
+        </w:r>
+      </w:hyperlink>
+    </w:p>
+    <w:p>
+      <w:pPr>
+        <w:pStyle w:val="ListBullet"/>
+        <w:spacing w:line="240" w:lineRule="auto"/>
+        <w:ind w:left="720"/>
+      </w:pPr>
+      <w:r>
+        <w:rPr>
+          <w:lang w:val="gu_IN" w:bidi="gu_IN"/>
+        </w:rPr>
+      </w:r>
+      <w:hyperlink r:id="rId43">
+        <w:r>
+          <w:rPr>
+            <w:lang w:val="gu_IN" w:bidi="gu_IN"/>
+          </w:rPr>
+          <w:rPr>
+            <w:color w:val="0000EE"/>
+            <w:u w:val="single"/>
+          </w:rPr>
+          <w:t>સફાન્યા 2:15</w:t>
+        </w:r>
+      </w:hyperlink>
+    </w:p>
+    <w:p>
+      <w:pPr>
+        <w:pStyle w:val="Heading3"/>
+      </w:pPr>
+      <w:r>
+        <w:rPr>
+          <w:lang w:val="gu_IN" w:bidi="gu_IN"/>
+        </w:rPr>
+        <w:t>શબ્દ માહિતી:</w:t>
+      </w:r>
+    </w:p>
+    <w:p>
+      <w:pPr>
+        <w:pStyle w:val="ListBullet"/>
+        <w:spacing w:line="240" w:lineRule="auto"/>
+        <w:ind w:left="720"/>
+      </w:pPr>
+      <w:r>
+        <w:rPr>
+          <w:lang w:val="gu_IN" w:bidi="gu_IN"/>
+        </w:rPr>
+      </w:r>
+      <w:r>
+        <w:rPr>
+          <w:lang w:val="gu_IN" w:bidi="gu_IN"/>
+        </w:rPr>
+        <w:t>Strong's: H5539, H5947, H5970</w:t>
+      </w:r>
+      <w:r>
+        <w:rPr>
+          <w:lang w:val="gu_IN" w:bidi="gu_IN"/>
+        </w:rPr>
+      </w:r>
+      <w:r>
+        <w:rPr>
+          <w:lang w:val="gu_IN" w:bidi="gu_IN"/>
+        </w:rPr>
+      </w:r>
+    </w:p>
+    <w:p>
+      <w:pPr/>
+      <w:r>
+        <w:rPr>
+          <w:lang w:val="gu_IN" w:bidi="gu_IN"/>
+        </w:rPr>
+      </w:r>
+    </w:p>
+    <w:p>
+      <w:pPr>
+        <w:pStyle w:val="Heading2"/>
+      </w:pPr>
+      <w:r>
+        <w:rPr>
+          <w:lang w:val="gu_IN" w:bidi="gu_IN"/>
+        </w:rPr>
+        <w:t>ખૂણાનો મુખ્ય પથ્થર, ખૂણાના મુખ્ય પથ્થરો</w:t>
+      </w:r>
+      <w:r>
+        <w:rPr>
+          <w:lang w:val="gu_IN" w:bidi="gu_IN"/>
+        </w:rPr>
+      </w:r>
+    </w:p>
+    <w:p>
+      <w:pPr>
+        <w:pStyle w:val="Heading3"/>
+      </w:pPr>
+      <w:r>
+        <w:rPr>
+          <w:lang w:val="gu_IN" w:bidi="gu_IN"/>
+        </w:rPr>
+        <w:t>વ્યાખ્યા:</w:t>
+      </w:r>
+    </w:p>
+    <w:p>
+      <w:pPr/>
+      <w:r>
+        <w:rPr>
+          <w:lang w:val="gu_IN" w:bidi="gu_IN"/>
+        </w:rPr>
+      </w:r>
+      <w:r>
+        <w:rPr>
+          <w:lang w:val="gu_IN" w:bidi="gu_IN"/>
+        </w:rPr>
+        <w:t>“ખૂણાનો મુખ્ય પથ્થર” શબ્દ મોટો પથ્થર કે, જે વિશેષ રીતે કાપીને મકાનના પાયાના ખૂણામાં મુકવામાં આવેલો હોય છે, તેને દર્શાવે છે.</w:t>
+      </w:r>
+    </w:p>
+    <w:p>
+      <w:pPr>
+        <w:pStyle w:val="ListBullet"/>
+        <w:spacing w:line="240" w:lineRule="auto"/>
+        <w:ind w:left="720"/>
+      </w:pPr>
+      <w:r>
+        <w:rPr>
+          <w:lang w:val="gu_IN" w:bidi="gu_IN"/>
+        </w:rPr>
+      </w:r>
+      <w:r>
+        <w:rPr>
+          <w:lang w:val="gu_IN" w:bidi="gu_IN"/>
+        </w:rPr>
+        <w:t>ત્યારબાદ મકાનના બીજા બધા પથ્થરોને માપીને મુખ્ય પથ્થરના સંબંધમાં મૂકવામાં આવે છે.</w:t>
+      </w:r>
+    </w:p>
+    <w:p>
+      <w:pPr>
+        <w:pStyle w:val="ListBullet"/>
+        <w:spacing w:line="240" w:lineRule="auto"/>
+        <w:ind w:left="720"/>
+      </w:pPr>
+      <w:r>
+        <w:rPr>
+          <w:lang w:val="gu_IN" w:bidi="gu_IN"/>
+        </w:rPr>
+      </w:r>
+      <w:r>
+        <w:rPr>
+          <w:lang w:val="gu_IN" w:bidi="gu_IN"/>
+        </w:rPr>
+        <w:t>તે પુરા માળખાની તાકાત અને સ્થિરતા માટે ખુબજ અગત્યનો ભાગ ભજવે છે.</w:t>
+      </w:r>
+    </w:p>
+    <w:p>
+      <w:pPr>
+        <w:pStyle w:val="ListBullet"/>
+        <w:spacing w:line="240" w:lineRule="auto"/>
+        <w:ind w:left="720"/>
+      </w:pPr>
+      <w:r>
+        <w:rPr>
+          <w:lang w:val="gu_IN" w:bidi="gu_IN"/>
+        </w:rPr>
+      </w:r>
+      <w:r>
+        <w:rPr>
+          <w:lang w:val="gu_IN" w:bidi="gu_IN"/>
+        </w:rPr>
+        <w:t>નવા કરારમાં, મંડળીઓના વિશ્વાસીઓને રૂપક રીતે ઇમારતની સાથે સરખાવવામાં આવે છે, જેમાં ઈસુ ખ્રિસ્ત જે “ખૂણાનો મુખ્ય પત્થર” છે.</w:t>
+        <w:br/>
+      </w:r>
+      <w:r>
+        <w:rPr>
+          <w:lang w:val="gu_IN" w:bidi="gu_IN"/>
+        </w:rPr>
+        <w:t>જે રીતે ખૂણાનો મુખ્ય પત્થર આખા મકાનને આધાર આપે છે અને તેની સ્થિતિ નક્કી કરેછે, તેવી રીતે ઈસુ ખ્રિસ્ત ખૂણાનો મુખ્ય પથ્થર છે કે જેના ઉપર મંડળીના વિશ્વાસીઓની સ્થાપના અને આધાર છે.</w:t>
+      </w:r>
+    </w:p>
+    <w:p>
+      <w:pPr>
+        <w:pStyle w:val="Heading3"/>
+      </w:pPr>
+      <w:r>
+        <w:rPr>
+          <w:lang w:val="gu_IN" w:bidi="gu_IN"/>
+        </w:rPr>
+        <w:t>ભાષાંતરના સૂચનો:</w:t>
+      </w:r>
+    </w:p>
+    <w:p>
+      <w:pPr>
+        <w:pStyle w:val="ListBullet"/>
+        <w:spacing w:line="240" w:lineRule="auto"/>
+        <w:ind w:left="720"/>
+      </w:pPr>
+      <w:r>
+        <w:rPr>
+          <w:lang w:val="gu_IN" w:bidi="gu_IN"/>
+        </w:rPr>
+      </w:r>
+      <w:r>
+        <w:rPr>
+          <w:lang w:val="gu_IN" w:bidi="gu_IN"/>
+        </w:rPr>
+        <w:t>“ખૂણાના મુખ્ય પથ્થર” શબ્દનું ભાષાંતર, “મકાનનો મુખ્ય પથ્થર” અથવા “પાયાનો પથ્થર” તરીકે કરી શકાય છે.</w:t>
+      </w:r>
+    </w:p>
+    <w:p>
+      <w:pPr>
+        <w:pStyle w:val="ListBullet"/>
+        <w:spacing w:line="240" w:lineRule="auto"/>
+        <w:ind w:left="720"/>
+      </w:pPr>
+      <w:r>
+        <w:rPr>
+          <w:lang w:val="gu_IN" w:bidi="gu_IN"/>
+        </w:rPr>
+      </w:r>
+      <w:r>
+        <w:rPr>
+          <w:lang w:val="gu_IN" w:bidi="gu_IN"/>
+        </w:rPr>
+        <w:t>ધ્યાન રાખો કે લક્ષ્ય ભાષાનો કયો શબ્દ છે કે, જે ઇમારત માટે પાયાનો ભાગ અને મુખ્ય આધાર છે.</w:t>
+        <w:br/>
+      </w:r>
+      <w:r>
+        <w:rPr>
+          <w:lang w:val="gu_IN" w:bidi="gu_IN"/>
+        </w:rPr>
+        <w:t>જો એમ હોય તો આ શબ્દ વાપરી શકાય છે.</w:t>
+      </w:r>
+    </w:p>
+    <w:p>
+      <w:pPr>
+        <w:pStyle w:val="ListBullet"/>
+        <w:spacing w:line="240" w:lineRule="auto"/>
+        <w:ind w:left="720"/>
+      </w:pPr>
+      <w:r>
+        <w:rPr>
+          <w:lang w:val="gu_IN" w:bidi="gu_IN"/>
+        </w:rPr>
+      </w:r>
+      <w:r>
+        <w:rPr>
+          <w:lang w:val="gu_IN" w:bidi="gu_IN"/>
+        </w:rPr>
+        <w:t>વિવિધ રીતે ભાષાંતર કરવામાં આવે તો, “મકાનના ખૂણાના પાયા માટે વપરાતો પથ્થર, એમ થઇ શકે છે.</w:t>
+      </w:r>
+    </w:p>
+    <w:p>
+      <w:pPr>
+        <w:pStyle w:val="ListBullet"/>
+        <w:spacing w:line="240" w:lineRule="auto"/>
+        <w:ind w:left="720"/>
+      </w:pPr>
+      <w:r>
+        <w:rPr>
+          <w:lang w:val="gu_IN" w:bidi="gu_IN"/>
+        </w:rPr>
+      </w:r>
+      <w:r>
+        <w:rPr>
+          <w:lang w:val="gu_IN" w:bidi="gu_IN"/>
+        </w:rPr>
+        <w:t>તે મહત્વની હકીકત છે કે, આ મોટો પથ્થર છે જે મકાનની સામગ્રીને મજબૂત અને સુરક્ષિત રાખવા માટે વપરાય છે.</w:t>
+      </w:r>
+    </w:p>
+    <w:p>
+      <w:pPr/>
+      <w:r>
+        <w:rPr>
+          <w:lang w:val="gu_IN" w:bidi="gu_IN"/>
+        </w:rPr>
+      </w:r>
+      <w:r>
+        <w:rPr>
+          <w:lang w:val="gu_IN" w:bidi="gu_IN"/>
+        </w:rPr>
+        <w:t>જો મકાનના નિર્માણ માટે પથ્થરો વપરાયા નથી, તો તેના માટે કદાચ બીજો શબ્દ, જેનો અર્થ “મોટો પત્થર” (જેવો કે “શિલાખંડ”) વાપરી શકાય છે, પણ તે સારી રીતે રચાયેલો અને બંધ બેસતો હોવો જોઈએ.</w:t>
+      </w:r>
+    </w:p>
+    <w:p>
+      <w:pPr>
+        <w:pStyle w:val="Heading3"/>
+      </w:pPr>
+      <w:r>
+        <w:rPr>
+          <w:lang w:val="gu_IN" w:bidi="gu_IN"/>
+        </w:rPr>
+        <w:t>બાઈબલની કલમો:</w:t>
+      </w:r>
+    </w:p>
+    <w:p>
+      <w:pPr>
+        <w:pStyle w:val="ListBullet"/>
+        <w:spacing w:line="240" w:lineRule="auto"/>
+        <w:ind w:left="720"/>
+      </w:pPr>
+      <w:r>
+        <w:rPr>
+          <w:lang w:val="gu_IN" w:bidi="gu_IN"/>
+        </w:rPr>
+      </w:r>
+      <w:hyperlink r:id="rId44">
+        <w:r>
+          <w:rPr>
+            <w:lang w:val="gu_IN" w:bidi="gu_IN"/>
+          </w:rPr>
+          <w:rPr>
+            <w:color w:val="0000EE"/>
+            <w:u w:val="single"/>
+          </w:rPr>
+          <w:t>પ્રેરિતો 4:11–12</w:t>
+        </w:r>
+      </w:hyperlink>
+    </w:p>
+    <w:p>
+      <w:pPr>
+        <w:pStyle w:val="ListBullet"/>
+        <w:spacing w:line="240" w:lineRule="auto"/>
+        <w:ind w:left="720"/>
+      </w:pPr>
+      <w:r>
+        <w:rPr>
+          <w:lang w:val="gu_IN" w:bidi="gu_IN"/>
+        </w:rPr>
+      </w:r>
+      <w:hyperlink r:id="rId45">
+        <w:r>
+          <w:rPr>
+            <w:lang w:val="gu_IN" w:bidi="gu_IN"/>
+          </w:rPr>
+          <w:rPr>
+            <w:color w:val="0000EE"/>
+            <w:u w:val="single"/>
+          </w:rPr>
+          <w:t>એફેસીઓ 2:19–22</w:t>
+        </w:r>
+      </w:hyperlink>
+    </w:p>
+    <w:p>
+      <w:pPr>
+        <w:pStyle w:val="ListBullet"/>
+        <w:spacing w:line="240" w:lineRule="auto"/>
+        <w:ind w:left="720"/>
+      </w:pPr>
+      <w:r>
+        <w:rPr>
+          <w:lang w:val="gu_IN" w:bidi="gu_IN"/>
+        </w:rPr>
+      </w:r>
+      <w:hyperlink r:id="rId46">
+        <w:r>
+          <w:rPr>
+            <w:lang w:val="gu_IN" w:bidi="gu_IN"/>
+          </w:rPr>
+          <w:rPr>
+            <w:color w:val="0000EE"/>
+            <w:u w:val="single"/>
+          </w:rPr>
+          <w:t>માથ્થી 21:42</w:t>
+        </w:r>
+      </w:hyperlink>
+    </w:p>
+    <w:p>
+      <w:pPr>
+        <w:pStyle w:val="ListBullet"/>
+        <w:spacing w:line="240" w:lineRule="auto"/>
+        <w:ind w:left="720"/>
+      </w:pPr>
+      <w:r>
+        <w:rPr>
+          <w:lang w:val="gu_IN" w:bidi="gu_IN"/>
+        </w:rPr>
+      </w:r>
+      <w:hyperlink r:id="rId47">
+        <w:r>
+          <w:rPr>
+            <w:lang w:val="gu_IN" w:bidi="gu_IN"/>
+          </w:rPr>
+          <w:rPr>
+            <w:color w:val="0000EE"/>
+            <w:u w:val="single"/>
+          </w:rPr>
+          <w:t>ગીતશાસ્ત્ર 118:22–23</w:t>
+        </w:r>
+      </w:hyperlink>
+    </w:p>
+    <w:p>
+      <w:pPr>
+        <w:pStyle w:val="Heading3"/>
+      </w:pPr>
+      <w:r>
+        <w:rPr>
+          <w:lang w:val="gu_IN" w:bidi="gu_IN"/>
+        </w:rPr>
+        <w:t>શબ્દ માહિતી:</w:t>
+      </w:r>
+    </w:p>
+    <w:p>
+      <w:pPr>
+        <w:pStyle w:val="ListBullet"/>
+        <w:spacing w:line="240" w:lineRule="auto"/>
+        <w:ind w:left="720"/>
+      </w:pPr>
+      <w:r>
+        <w:rPr>
+          <w:lang w:val="gu_IN" w:bidi="gu_IN"/>
+        </w:rPr>
+      </w:r>
+      <w:r>
+        <w:rPr>
+          <w:lang w:val="gu_IN" w:bidi="gu_IN"/>
+        </w:rPr>
+        <w:t>Strong's: H68, H6438, H7218, G204, G1137, G2776, G3037</w:t>
+      </w:r>
+      <w:r>
+        <w:rPr>
+          <w:lang w:val="gu_IN" w:bidi="gu_IN"/>
+        </w:rPr>
+      </w:r>
+      <w:r>
+        <w:rPr>
+          <w:lang w:val="gu_IN" w:bidi="gu_IN"/>
+        </w:rPr>
+      </w:r>
+    </w:p>
+    <w:p>
+      <w:pPr/>
+      <w:r>
+        <w:rPr>
+          <w:lang w:val="gu_IN" w:bidi="gu_IN"/>
+        </w:rPr>
+      </w:r>
+    </w:p>
+    <w:p>
+      <w:pPr>
+        <w:pStyle w:val="Heading2"/>
+      </w:pPr>
+      <w:r>
+        <w:rPr>
+          <w:lang w:val="gu_IN" w:bidi="gu_IN"/>
+        </w:rPr>
+        <w:t>ખૂબ વ્હાલું (અતિપ્રિય)</w:t>
+      </w:r>
+      <w:r>
+        <w:rPr>
+          <w:lang w:val="gu_IN" w:bidi="gu_IN"/>
+        </w:rPr>
+      </w:r>
+    </w:p>
+    <w:p>
+      <w:pPr>
+        <w:pStyle w:val="Heading3"/>
+      </w:pPr>
+      <w:r>
+        <w:rPr>
+          <w:lang w:val="gu_IN" w:bidi="gu_IN"/>
+        </w:rPr>
+        <w:t>વ્યાખ્યા:</w:t>
+      </w:r>
+    </w:p>
+    <w:p>
+      <w:pPr/>
+      <w:r>
+        <w:rPr>
+          <w:lang w:val="gu_IN" w:bidi="gu_IN"/>
+        </w:rPr>
+      </w:r>
+      <w:r>
+        <w:rPr>
+          <w:lang w:val="gu_IN" w:bidi="gu_IN"/>
+        </w:rPr>
+        <w:t>“ખૂબ વ્હાલું” શબ્દ એક પ્રકારની અભિવ્યક્તિ દર્શાવે છે, કે જયારે કોઈ વ્યક્તિ પર પ્રેમ કરવામાં આવે અને કોઈને કોઈ વ્યક્તિ પ્રિય હોય.</w:t>
+      </w:r>
+    </w:p>
+    <w:p>
+      <w:pPr>
+        <w:pStyle w:val="ListBullet"/>
+        <w:spacing w:line="240" w:lineRule="auto"/>
+        <w:ind w:left="720"/>
+      </w:pPr>
+      <w:r>
+        <w:rPr>
+          <w:lang w:val="gu_IN" w:bidi="gu_IN"/>
+        </w:rPr>
+      </w:r>
+      <w:r>
+        <w:rPr>
+          <w:lang w:val="gu_IN" w:bidi="gu_IN"/>
+        </w:rPr>
+        <w:t>“ખૂબ વ્હાલા” શબ્દનો શાબ્દિક અર્થ, “પ્રિયજન” અથવા “જેના પર પ્રેમ કર્યો હોય” એમ થાય છે.</w:t>
+      </w:r>
+    </w:p>
+    <w:p>
+      <w:pPr>
+        <w:pStyle w:val="ListBullet"/>
+        <w:spacing w:line="240" w:lineRule="auto"/>
+        <w:ind w:left="720"/>
+      </w:pPr>
+      <w:r>
+        <w:rPr>
+          <w:lang w:val="gu_IN" w:bidi="gu_IN"/>
+        </w:rPr>
+      </w:r>
+      <w:r>
+        <w:rPr>
+          <w:lang w:val="gu_IN" w:bidi="gu_IN"/>
+        </w:rPr>
+        <w:t>ઈશ્વર ઈસુને તેમના “પ્રિય પુત્ર” તરીકે દર્શાવે છે.</w:t>
+      </w:r>
+    </w:p>
+    <w:p>
+      <w:pPr>
+        <w:pStyle w:val="ListBullet"/>
+        <w:spacing w:line="240" w:lineRule="auto"/>
+        <w:ind w:left="720"/>
+      </w:pPr>
+      <w:r>
+        <w:rPr>
+          <w:lang w:val="gu_IN" w:bidi="gu_IN"/>
+        </w:rPr>
+      </w:r>
+      <w:r>
+        <w:rPr>
+          <w:lang w:val="gu_IN" w:bidi="gu_IN"/>
+        </w:rPr>
+        <w:t>પ્રેરિતોએ જયારે ખ્રિસ્તી મંડળીઓ પર પત્રો લખ્યા ત્યારે તે વારંવાર સાથી વિશ્વાસીઓને “ખૂબ વ્હાલા” એમ કહી સંબોધે છે.</w:t>
+      </w:r>
+    </w:p>
+    <w:p>
+      <w:pPr/>
+      <w:r>
+        <w:rPr>
+          <w:lang w:val="gu_IN" w:bidi="gu_IN"/>
+        </w:rPr>
+      </w:r>
+      <w:r>
+        <w:rPr>
+          <w:lang w:val="gu_IN" w:bidi="gu_IN"/>
+        </w:rPr>
+        <w:t>##ભાષાંતરના સુચનો: ##</w:t>
+      </w:r>
+    </w:p>
+    <w:p>
+      <w:pPr>
+        <w:pStyle w:val="ListBullet"/>
+        <w:spacing w:line="240" w:lineRule="auto"/>
+        <w:ind w:left="720"/>
+      </w:pPr>
+      <w:r>
+        <w:rPr>
+          <w:lang w:val="gu_IN" w:bidi="gu_IN"/>
+        </w:rPr>
+      </w:r>
+      <w:r>
+        <w:rPr>
+          <w:lang w:val="gu_IN" w:bidi="gu_IN"/>
+        </w:rPr>
+        <w:t>આ શબ્દનું ભાષાંતર, “પ્રેમ કરાયેલ” અથવા “પ્રિયજન” અથવા “ખુબ પ્રેમ કરાયેલ,” અથવા “અતિ પ્રિય” થઇ શકે છે.</w:t>
+      </w:r>
+    </w:p>
+    <w:p>
+      <w:pPr>
+        <w:pStyle w:val="ListBullet"/>
+        <w:spacing w:line="240" w:lineRule="auto"/>
+        <w:ind w:left="720"/>
+      </w:pPr>
+      <w:r>
+        <w:rPr>
+          <w:lang w:val="gu_IN" w:bidi="gu_IN"/>
+        </w:rPr>
+      </w:r>
+      <w:r>
+        <w:rPr>
+          <w:lang w:val="gu_IN" w:bidi="gu_IN"/>
+        </w:rPr>
+        <w:t>જયારે નિકટના મિત્રના સંદર્ભમાં વાત કરીએ તો, આનું ભાષાંતર “મારા પ્રિય મિત્ર” અથવા “મારા નજીકના મિત્ર” થઈ શકે છે. અંગ્રેજીમાં “મારા પ્રિય મિત્ર, પાઉલ,” અથવા “પાઉલ, જે મારો પ્રિય મિત્ર” તે બહુ જ કુદરતી રીતે કહેવામાં આવ્યું છે. બીજી ભાષાઓમાં આ ક્રમ વધારે કુદરતી હોય શકે પણ તે અલગ રીતે આવી શકે છે.</w:t>
+      </w:r>
+    </w:p>
+    <w:p>
+      <w:pPr>
+        <w:pStyle w:val="ListBullet"/>
+        <w:spacing w:line="240" w:lineRule="auto"/>
+        <w:ind w:left="720"/>
+      </w:pPr>
+      <w:r>
+        <w:rPr>
+          <w:lang w:val="gu_IN" w:bidi="gu_IN"/>
+        </w:rPr>
+      </w:r>
+      <w:r>
+        <w:rPr>
+          <w:lang w:val="gu_IN" w:bidi="gu_IN"/>
+        </w:rPr>
+        <w:t>એ બાબતની નોંધ લો કે “પ્રિય” શબ્દ ઈશ્વરના પ્રેમ પરથી આવે છે, જે બિનશરતી, નિસ્વાર્થી, અને બલિદાનયુક્ત પ્રેમ છે.</w:t>
+      </w:r>
+    </w:p>
+    <w:p>
+      <w:pPr/>
+      <w:r>
+        <w:rPr>
+          <w:lang w:val="gu_IN" w:bidi="gu_IN"/>
+        </w:rPr>
+      </w:r>
+      <w:r>
+        <w:rPr>
+          <w:lang w:val="gu_IN" w:bidi="gu_IN"/>
+        </w:rPr>
+        <w:t xml:space="preserve">(આ પણ જુઓ: </w:t>
+      </w:r>
+      <w:r>
+        <w:rPr>
+          <w:lang w:val="gu_IN" w:bidi="gu_IN"/>
+        </w:rPr>
+        <w:t>પ્રેમ</w:t>
+      </w:r>
+      <w:r>
+        <w:rPr>
+          <w:lang w:val="gu_IN" w:bidi="gu_IN"/>
+        </w:rPr>
+        <w:t>)</w:t>
+      </w:r>
+    </w:p>
+    <w:p>
+      <w:pPr>
+        <w:pStyle w:val="Heading3"/>
+      </w:pPr>
+      <w:r>
+        <w:rPr>
+          <w:lang w:val="gu_IN" w:bidi="gu_IN"/>
+        </w:rPr>
+        <w:t>બાઈબલની કલમો:</w:t>
+      </w:r>
+    </w:p>
+    <w:p>
+      <w:pPr>
+        <w:pStyle w:val="ListBullet"/>
+        <w:spacing w:line="240" w:lineRule="auto"/>
+        <w:ind w:left="720"/>
+      </w:pPr>
+      <w:r>
+        <w:rPr>
+          <w:lang w:val="gu_IN" w:bidi="gu_IN"/>
+        </w:rPr>
+      </w:r>
+      <w:hyperlink r:id="rId48">
+        <w:r>
+          <w:rPr>
+            <w:lang w:val="gu_IN" w:bidi="gu_IN"/>
+          </w:rPr>
+          <w:rPr>
+            <w:color w:val="0000EE"/>
+            <w:u w:val="single"/>
+          </w:rPr>
+          <w:t>1 કરંથી 4:14–16</w:t>
+        </w:r>
+      </w:hyperlink>
+    </w:p>
+    <w:p>
+      <w:pPr>
+        <w:pStyle w:val="ListBullet"/>
+        <w:spacing w:line="240" w:lineRule="auto"/>
+        <w:ind w:left="720"/>
+      </w:pPr>
+      <w:r>
+        <w:rPr>
+          <w:lang w:val="gu_IN" w:bidi="gu_IN"/>
+        </w:rPr>
+      </w:r>
+      <w:hyperlink r:id="rId49">
+        <w:r>
+          <w:rPr>
+            <w:lang w:val="gu_IN" w:bidi="gu_IN"/>
+          </w:rPr>
+          <w:rPr>
+            <w:color w:val="0000EE"/>
+            <w:u w:val="single"/>
+          </w:rPr>
+          <w:t>1 યોહાન 3:1–3</w:t>
+        </w:r>
+      </w:hyperlink>
+    </w:p>
+    <w:p>
+      <w:pPr>
+        <w:pStyle w:val="ListBullet"/>
+        <w:spacing w:line="240" w:lineRule="auto"/>
+        <w:ind w:left="720"/>
+      </w:pPr>
+      <w:r>
+        <w:rPr>
+          <w:lang w:val="gu_IN" w:bidi="gu_IN"/>
+        </w:rPr>
+      </w:r>
+      <w:hyperlink r:id="rId50">
+        <w:r>
+          <w:rPr>
+            <w:lang w:val="gu_IN" w:bidi="gu_IN"/>
+          </w:rPr>
+          <w:rPr>
+            <w:color w:val="0000EE"/>
+            <w:u w:val="single"/>
+          </w:rPr>
+          <w:t>1 યોહાન 4:7–8</w:t>
+        </w:r>
+      </w:hyperlink>
+    </w:p>
+    <w:p>
+      <w:pPr>
+        <w:pStyle w:val="ListBullet"/>
+        <w:spacing w:line="240" w:lineRule="auto"/>
+        <w:ind w:left="720"/>
+      </w:pPr>
+      <w:r>
+        <w:rPr>
+          <w:lang w:val="gu_IN" w:bidi="gu_IN"/>
+        </w:rPr>
+      </w:r>
+      <w:hyperlink r:id="rId51">
+        <w:r>
+          <w:rPr>
+            <w:lang w:val="gu_IN" w:bidi="gu_IN"/>
+          </w:rPr>
+          <w:rPr>
+            <w:color w:val="0000EE"/>
+            <w:u w:val="single"/>
+          </w:rPr>
+          <w:t>માર્ક 1:9–11</w:t>
+        </w:r>
+      </w:hyperlink>
+    </w:p>
+    <w:p>
+      <w:pPr>
+        <w:pStyle w:val="ListBullet"/>
+        <w:spacing w:line="240" w:lineRule="auto"/>
+        <w:ind w:left="720"/>
+      </w:pPr>
+      <w:r>
+        <w:rPr>
+          <w:lang w:val="gu_IN" w:bidi="gu_IN"/>
+        </w:rPr>
+      </w:r>
+      <w:hyperlink r:id="rId52">
+        <w:r>
+          <w:rPr>
+            <w:lang w:val="gu_IN" w:bidi="gu_IN"/>
+          </w:rPr>
+          <w:rPr>
+            <w:color w:val="0000EE"/>
+            <w:u w:val="single"/>
+          </w:rPr>
+          <w:t>માર્ક 12:6–7</w:t>
+        </w:r>
+      </w:hyperlink>
+    </w:p>
+    <w:p>
+      <w:pPr>
+        <w:pStyle w:val="ListBullet"/>
+        <w:spacing w:line="240" w:lineRule="auto"/>
+        <w:ind w:left="720"/>
+      </w:pPr>
+      <w:r>
+        <w:rPr>
+          <w:lang w:val="gu_IN" w:bidi="gu_IN"/>
+        </w:rPr>
+      </w:r>
+      <w:hyperlink r:id="rId53">
+        <w:r>
+          <w:rPr>
+            <w:lang w:val="gu_IN" w:bidi="gu_IN"/>
+          </w:rPr>
+          <w:rPr>
+            <w:color w:val="0000EE"/>
+            <w:u w:val="single"/>
+          </w:rPr>
+          <w:t>પ્રકટીકરણ 20:9–10</w:t>
+        </w:r>
+      </w:hyperlink>
+    </w:p>
+    <w:p>
+      <w:pPr>
+        <w:pStyle w:val="ListBullet"/>
+        <w:spacing w:line="240" w:lineRule="auto"/>
+        <w:ind w:left="720"/>
+      </w:pPr>
+      <w:r>
+        <w:rPr>
+          <w:lang w:val="gu_IN" w:bidi="gu_IN"/>
+        </w:rPr>
+      </w:r>
+      <w:hyperlink r:id="rId54">
+        <w:r>
+          <w:rPr>
+            <w:lang w:val="gu_IN" w:bidi="gu_IN"/>
+          </w:rPr>
+          <w:rPr>
+            <w:color w:val="0000EE"/>
+            <w:u w:val="single"/>
+          </w:rPr>
+          <w:t>રોમનો 16:6–8</w:t>
+        </w:r>
+      </w:hyperlink>
+    </w:p>
+    <w:p>
+      <w:pPr>
+        <w:pStyle w:val="ListBullet"/>
+        <w:spacing w:line="240" w:lineRule="auto"/>
+        <w:ind w:left="720"/>
+      </w:pPr>
+      <w:r>
+        <w:rPr>
+          <w:lang w:val="gu_IN" w:bidi="gu_IN"/>
+        </w:rPr>
+      </w:r>
+      <w:hyperlink r:id="rId55">
+        <w:r>
+          <w:rPr>
+            <w:lang w:val="gu_IN" w:bidi="gu_IN"/>
+          </w:rPr>
+          <w:rPr>
+            <w:color w:val="0000EE"/>
+            <w:u w:val="single"/>
+          </w:rPr>
+          <w:t>ગીતોનું ગીત 1:12–14</w:t>
+        </w:r>
+      </w:hyperlink>
+    </w:p>
+    <w:p>
+      <w:pPr>
+        <w:pStyle w:val="Heading3"/>
+      </w:pPr>
+      <w:r>
+        <w:rPr>
+          <w:lang w:val="gu_IN" w:bidi="gu_IN"/>
+        </w:rPr>
+        <w:t>શબ્દ માહિતી:</w:t>
+      </w:r>
+    </w:p>
+    <w:p>
+      <w:pPr>
+        <w:pStyle w:val="ListBullet"/>
+        <w:spacing w:line="240" w:lineRule="auto"/>
+        <w:ind w:left="720"/>
+      </w:pPr>
+      <w:r>
+        <w:rPr>
+          <w:lang w:val="gu_IN" w:bidi="gu_IN"/>
+        </w:rPr>
+      </w:r>
+      <w:r>
+        <w:rPr>
+          <w:lang w:val="gu_IN" w:bidi="gu_IN"/>
+        </w:rPr>
+        <w:t>Strong's: H157, H1730, H2532, H3033, H3039, H4261, G25, G27, G5207</w:t>
+      </w:r>
+      <w:r>
+        <w:rPr>
+          <w:lang w:val="gu_IN" w:bidi="gu_IN"/>
+        </w:rPr>
+      </w:r>
+      <w:r>
+        <w:rPr>
+          <w:lang w:val="gu_IN" w:bidi="gu_IN"/>
+        </w:rPr>
+      </w:r>
+    </w:p>
+    <w:p>
+      <w:pPr/>
+      <w:r>
+        <w:rPr>
+          <w:lang w:val="gu_IN" w:bidi="gu_IN"/>
+        </w:rPr>
+      </w:r>
+    </w:p>
+    <w:p>
+      <w:pPr>
+        <w:pStyle w:val="Heading2"/>
+      </w:pPr>
+      <w:r>
+        <w:rPr>
+          <w:lang w:val="gu_IN" w:bidi="gu_IN"/>
+        </w:rPr>
+        <w:t>ખોજો, ખોજાઓ</w:t>
+      </w:r>
+      <w:r>
+        <w:rPr>
+          <w:lang w:val="gu_IN" w:bidi="gu_IN"/>
+        </w:rPr>
+      </w:r>
+    </w:p>
+    <w:p>
+      <w:pPr>
+        <w:pStyle w:val="Heading3"/>
+      </w:pPr>
+      <w:r>
+        <w:rPr>
+          <w:lang w:val="gu_IN" w:bidi="gu_IN"/>
+        </w:rPr>
+        <w:t>વ્યાખ્યા</w:t>
+      </w:r>
+    </w:p>
+    <w:p>
+      <w:pPr/>
+      <w:r>
+        <w:rPr>
+          <w:lang w:val="gu_IN" w:bidi="gu_IN"/>
+        </w:rPr>
+      </w:r>
+      <w:r>
+        <w:rPr>
+          <w:lang w:val="gu_IN" w:bidi="gu_IN"/>
+        </w:rPr>
+        <w:t>સામાન્ય રીતે “ખોજો” શબ્દ, માણસ કે જેના અંડ કાપી નાખવામાં આવ્યા છે, તે દર્શાવે છે.</w:t>
+        <w:br/>
+      </w:r>
+      <w:r>
+        <w:rPr>
+          <w:lang w:val="gu_IN" w:bidi="gu_IN"/>
+        </w:rPr>
+        <w:t>સમય જતાં આ શબ્દ સામાન્ય બન્યો, જે કોઇપણ સરકારી અધિકારી, જેઓ ખામી વગરના હોય, તેમને માટે પણ દર્શાવાયો છે.</w:t>
+      </w:r>
+    </w:p>
+    <w:p>
+      <w:pPr>
+        <w:pStyle w:val="ListBullet"/>
+        <w:spacing w:line="240" w:lineRule="auto"/>
+        <w:ind w:left="720"/>
+      </w:pPr>
+      <w:r>
+        <w:rPr>
+          <w:lang w:val="gu_IN" w:bidi="gu_IN"/>
+        </w:rPr>
+      </w:r>
+      <w:r>
+        <w:rPr>
+          <w:lang w:val="gu_IN" w:bidi="gu_IN"/>
+        </w:rPr>
+        <w:t>ઈસુએ કહ્યું કેટલાક ખોજા (બની) જન્મ્યા છે, કારણકે કદાચ લૈંગિક અવયવોમાં નુકસાન અથવા જાતીય કાર્ય માટે સક્ષમ ના હોય.</w:t>
+      </w:r>
+    </w:p>
+    <w:p>
+      <w:pPr/>
+      <w:r>
+        <w:rPr>
+          <w:lang w:val="gu_IN" w:bidi="gu_IN"/>
+        </w:rPr>
+      </w:r>
+      <w:r>
+        <w:rPr>
+          <w:lang w:val="gu_IN" w:bidi="gu_IN"/>
+        </w:rPr>
+        <w:t>અન્ય ખોજાઓ બ્રહ્મચારી જીવનશૈલી જેવું જીવન જીવવાનું પસંદ કરે છે.</w:t>
+      </w:r>
+    </w:p>
+    <w:p>
+      <w:pPr>
+        <w:pStyle w:val="ListBullet"/>
+        <w:spacing w:line="240" w:lineRule="auto"/>
+        <w:ind w:left="720"/>
+      </w:pPr>
+      <w:r>
+        <w:rPr>
+          <w:lang w:val="gu_IN" w:bidi="gu_IN"/>
+        </w:rPr>
+      </w:r>
+      <w:r>
+        <w:rPr>
+          <w:lang w:val="gu_IN" w:bidi="gu_IN"/>
+        </w:rPr>
+        <w:t>પ્રાચીન સમયમાં, મોટેભાગે ખોજાઓ રાજાના ચાકરો હતા કે જેઓ સ્ત્રીઓના નિવાસ પર ચોકીદાર તરીકે બેસતાં હતા.</w:t>
+      </w:r>
+    </w:p>
+    <w:p>
+      <w:pPr>
+        <w:pStyle w:val="ListBullet"/>
+        <w:spacing w:line="240" w:lineRule="auto"/>
+        <w:ind w:left="720"/>
+      </w:pPr>
+      <w:r>
+        <w:rPr>
+          <w:lang w:val="gu_IN" w:bidi="gu_IN"/>
+        </w:rPr>
+      </w:r>
+      <w:r>
+        <w:rPr>
+          <w:lang w:val="gu_IN" w:bidi="gu_IN"/>
+        </w:rPr>
+        <w:t>અમુક ખોજાઓ મહત્વપૂર્ણ સરકારી અધિકારીઓ હતા, જેવા કે હબસી ખોજો જે પ્રેરિત ફિલિપને રણમાં મળ્યો.</w:t>
+      </w:r>
+    </w:p>
+    <w:p>
+      <w:pPr/>
+      <w:r>
+        <w:rPr>
+          <w:lang w:val="gu_IN" w:bidi="gu_IN"/>
+        </w:rPr>
+      </w:r>
+      <w:r>
+        <w:rPr>
+          <w:lang w:val="gu_IN" w:bidi="gu_IN"/>
+        </w:rPr>
+        <w:t xml:space="preserve">(આ પણ જુઓ: </w:t>
+      </w:r>
+      <w:r>
+        <w:rPr>
+          <w:lang w:val="gu_IN" w:bidi="gu_IN"/>
+        </w:rPr>
+        <w:t>ફિલિપ</w:t>
+      </w:r>
+      <w:r>
+        <w:rPr>
+          <w:lang w:val="gu_IN" w:bidi="gu_IN"/>
+        </w:rPr>
+        <w:t>)</w:t>
+      </w:r>
+    </w:p>
+    <w:p>
+      <w:pPr>
+        <w:pStyle w:val="Heading3"/>
+      </w:pPr>
+      <w:r>
+        <w:rPr>
+          <w:lang w:val="gu_IN" w:bidi="gu_IN"/>
+        </w:rPr>
+        <w:t>બાઈબલની કલમો:</w:t>
+      </w:r>
+    </w:p>
+    <w:p>
+      <w:pPr>
+        <w:pStyle w:val="ListBullet"/>
+        <w:spacing w:line="240" w:lineRule="auto"/>
+        <w:ind w:left="720"/>
+      </w:pPr>
+      <w:r>
+        <w:rPr>
+          <w:lang w:val="gu_IN" w:bidi="gu_IN"/>
+        </w:rPr>
+      </w:r>
+      <w:hyperlink r:id="rId56">
+        <w:r>
+          <w:rPr>
+            <w:lang w:val="gu_IN" w:bidi="gu_IN"/>
+          </w:rPr>
+          <w:rPr>
+            <w:color w:val="0000EE"/>
+            <w:u w:val="single"/>
+          </w:rPr>
+          <w:t>પ્રેરિતો 8:26–28</w:t>
+        </w:r>
+      </w:hyperlink>
+    </w:p>
+    <w:p>
+      <w:pPr>
+        <w:pStyle w:val="ListBullet"/>
+        <w:spacing w:line="240" w:lineRule="auto"/>
+        <w:ind w:left="720"/>
+      </w:pPr>
+      <w:r>
+        <w:rPr>
+          <w:lang w:val="gu_IN" w:bidi="gu_IN"/>
+        </w:rPr>
+      </w:r>
+      <w:hyperlink r:id="rId57">
+        <w:r>
+          <w:rPr>
+            <w:lang w:val="gu_IN" w:bidi="gu_IN"/>
+          </w:rPr>
+          <w:rPr>
+            <w:color w:val="0000EE"/>
+            <w:u w:val="single"/>
+          </w:rPr>
+          <w:t>પ્રેરિતો 8:36–38</w:t>
+        </w:r>
+      </w:hyperlink>
+    </w:p>
+    <w:p>
+      <w:pPr>
+        <w:pStyle w:val="ListBullet"/>
+        <w:spacing w:line="240" w:lineRule="auto"/>
+        <w:ind w:left="720"/>
+      </w:pPr>
+      <w:r>
+        <w:rPr>
+          <w:lang w:val="gu_IN" w:bidi="gu_IN"/>
+        </w:rPr>
+      </w:r>
+      <w:hyperlink r:id="rId58">
+        <w:r>
+          <w:rPr>
+            <w:lang w:val="gu_IN" w:bidi="gu_IN"/>
+          </w:rPr>
+          <w:rPr>
+            <w:color w:val="0000EE"/>
+            <w:u w:val="single"/>
+          </w:rPr>
+          <w:t>પ્રેરિતો 8:39–40</w:t>
+        </w:r>
+      </w:hyperlink>
+    </w:p>
+    <w:p>
+      <w:pPr>
+        <w:pStyle w:val="ListBullet"/>
+        <w:spacing w:line="240" w:lineRule="auto"/>
+        <w:ind w:left="720"/>
+      </w:pPr>
+      <w:r>
+        <w:rPr>
+          <w:lang w:val="gu_IN" w:bidi="gu_IN"/>
+        </w:rPr>
+      </w:r>
+      <w:hyperlink r:id="rId59">
+        <w:r>
+          <w:rPr>
+            <w:lang w:val="gu_IN" w:bidi="gu_IN"/>
+          </w:rPr>
+          <w:rPr>
+            <w:color w:val="0000EE"/>
+            <w:u w:val="single"/>
+          </w:rPr>
+          <w:t>યશાયા 39:7–8</w:t>
+        </w:r>
+      </w:hyperlink>
+    </w:p>
+    <w:p>
+      <w:pPr>
+        <w:pStyle w:val="ListBullet"/>
+        <w:spacing w:line="240" w:lineRule="auto"/>
+        <w:ind w:left="720"/>
+      </w:pPr>
+      <w:r>
+        <w:rPr>
+          <w:lang w:val="gu_IN" w:bidi="gu_IN"/>
+        </w:rPr>
+      </w:r>
+      <w:hyperlink r:id="rId60">
+        <w:r>
+          <w:rPr>
+            <w:lang w:val="gu_IN" w:bidi="gu_IN"/>
+          </w:rPr>
+          <w:rPr>
+            <w:color w:val="0000EE"/>
+            <w:u w:val="single"/>
+          </w:rPr>
+          <w:t>યર્મિયા 34:17–19</w:t>
+        </w:r>
+      </w:hyperlink>
+    </w:p>
+    <w:p>
+      <w:pPr>
+        <w:pStyle w:val="ListBullet"/>
+        <w:spacing w:line="240" w:lineRule="auto"/>
+        <w:ind w:left="720"/>
+      </w:pPr>
+      <w:r>
+        <w:rPr>
+          <w:lang w:val="gu_IN" w:bidi="gu_IN"/>
+        </w:rPr>
+      </w:r>
+      <w:hyperlink r:id="rId61">
+        <w:r>
+          <w:rPr>
+            <w:lang w:val="gu_IN" w:bidi="gu_IN"/>
+          </w:rPr>
+          <w:rPr>
+            <w:color w:val="0000EE"/>
+            <w:u w:val="single"/>
+          </w:rPr>
+          <w:t>માથ્થી 19:10–12</w:t>
+        </w:r>
+      </w:hyperlink>
+    </w:p>
+    <w:p>
+      <w:pPr>
+        <w:pStyle w:val="Heading3"/>
+      </w:pPr>
+      <w:r>
+        <w:rPr>
+          <w:lang w:val="gu_IN" w:bidi="gu_IN"/>
+        </w:rPr>
+        <w:t>શબ્દ માહિતી:</w:t>
+      </w:r>
+    </w:p>
+    <w:p>
+      <w:pPr>
+        <w:pStyle w:val="ListBullet"/>
+        <w:spacing w:line="240" w:lineRule="auto"/>
+        <w:ind w:left="720"/>
+      </w:pPr>
+      <w:r>
+        <w:rPr>
+          <w:lang w:val="gu_IN" w:bidi="gu_IN"/>
+        </w:rPr>
+      </w:r>
+      <w:r>
+        <w:rPr>
+          <w:lang w:val="gu_IN" w:bidi="gu_IN"/>
+        </w:rPr>
+        <w:t>Strong's: H5631, G2134, G2135</w:t>
+      </w:r>
+      <w:r>
+        <w:rPr>
+          <w:lang w:val="gu_IN" w:bidi="gu_IN"/>
+        </w:rPr>
+      </w:r>
+      <w:r>
+        <w:rPr>
+          <w:lang w:val="gu_IN" w:bidi="gu_IN"/>
+        </w:rPr>
+      </w:r>
+    </w:p>
+    <w:p>
+      <w:pPr/>
+      <w:r>
+        <w:rPr>
+          <w:lang w:val="gu_IN" w:bidi="gu_IN"/>
+        </w:rPr>
+      </w:r>
+    </w:p>
+    <w:p>
+      <w:pPr>
+        <w:pStyle w:val="Heading2"/>
+      </w:pPr>
+      <w:r>
+        <w:rPr>
+          <w:lang w:val="gu_IN" w:bidi="gu_IN"/>
+        </w:rPr>
+        <w:t>ખોટું, ખોટા, ખોટું, ખોટી રીતે, ખોટી રીતે, ખોટું કરનાર, ખોટું કરવું, દુર્વ્યવહાર કરવો, દુર્વ્યવય કરાવવું, દુઃખ પહોંચવું, દુખી કરવું, નુકસાન કરવું, નુકસાનકારક</w:t>
+      </w:r>
+      <w:r>
+        <w:rPr>
+          <w:lang w:val="gu_IN" w:bidi="gu_IN"/>
+        </w:rPr>
+      </w:r>
+    </w:p>
+    <w:p>
+      <w:pPr>
+        <w:pStyle w:val="Heading3"/>
+      </w:pPr>
+      <w:r>
+        <w:rPr>
+          <w:lang w:val="gu_IN" w:bidi="gu_IN"/>
+        </w:rPr>
+        <w:t>વ્યાખ્યા:</w:t>
+      </w:r>
+    </w:p>
+    <w:p>
+      <w:pPr/>
+      <w:r>
+        <w:rPr>
+          <w:lang w:val="gu_IN" w:bidi="gu_IN"/>
+        </w:rPr>
+      </w:r>
+      <w:r>
+        <w:rPr>
+          <w:lang w:val="gu_IN" w:bidi="gu_IN"/>
+        </w:rPr>
+        <w:t>વ્યક્તિને "ખોટુ કરવું" એટલે કે તે વ્યક્તિની સાથે અન્યાયી અને અપ્રમાણિક રીતે વ્યવહાર કરવો.</w:t>
+        <w:br/>
+      </w:r>
+      <w:r>
+        <w:rPr>
+          <w:lang w:val="gu_IN" w:bidi="gu_IN"/>
+        </w:rPr>
+        <w:t>" * દુર્વ્યવહાર" શબ્દનો અર્થ એ છે કે તે વ્યક્તિ સાથે ખરાબ રીતે અથવા અસામાન્ય રીતે વર્તવું, તે વ્યક્તિને શારિરીક અથવા ભાવનાત્મક નુકસાન પહોંચાડવું.</w:t>
+      </w:r>
+    </w:p>
+    <w:p>
+      <w:pPr>
+        <w:pStyle w:val="ListBullet"/>
+        <w:spacing w:line="240" w:lineRule="auto"/>
+        <w:ind w:left="720"/>
+      </w:pPr>
+      <w:r>
+        <w:rPr>
+          <w:lang w:val="gu_IN" w:bidi="gu_IN"/>
+        </w:rPr>
+      </w:r>
+      <w:r>
+        <w:rPr>
+          <w:lang w:val="gu_IN" w:bidi="gu_IN"/>
+        </w:rPr>
+        <w:t>”દુઃખ" શબ્દ વધુ સામાન્ય છે અને તેનો અર્થ છે "કોઈકને નુકસાન પહોંચાડવું."</w:t>
+        <w:br/>
+      </w:r>
+      <w:r>
+        <w:rPr>
+          <w:lang w:val="gu_IN" w:bidi="gu_IN"/>
+        </w:rPr>
+        <w:t>તે ઘણીવાર "શારીરિક ઇજા" નો અર્થ થાય છે.</w:t>
+      </w:r>
+    </w:p>
+    <w:p>
+      <w:pPr>
+        <w:pStyle w:val="ListBullet"/>
+        <w:spacing w:line="240" w:lineRule="auto"/>
+        <w:ind w:left="720"/>
+      </w:pPr>
+      <w:r>
+        <w:rPr>
+          <w:lang w:val="gu_IN" w:bidi="gu_IN"/>
+        </w:rPr>
+      </w:r>
+      <w:r>
+        <w:rPr>
+          <w:lang w:val="gu_IN" w:bidi="gu_IN"/>
+        </w:rPr>
+        <w:t>સંદર્ભને આધારે, આ શબ્દોનું "ખોટું કરવું" અથવા "અન્યાયી રીતે વર્તવું" અથવા "હાનિકારક રીતે નુકસાન પહોંચાડવું" અથવા "નુકસાન પહોંચાડવાનું કારણ" તરીકે ભાષાંતર કરી શકાય છે.</w:t>
+      </w:r>
+    </w:p>
+    <w:p>
+      <w:pPr>
+        <w:pStyle w:val="Heading3"/>
+      </w:pPr>
+      <w:r>
+        <w:rPr>
+          <w:lang w:val="gu_IN" w:bidi="gu_IN"/>
+        </w:rPr>
+        <w:t>બાઇબલ સંદર્ભો##</w:t>
+      </w:r>
+    </w:p>
+    <w:p>
+      <w:pPr>
+        <w:pStyle w:val="ListBullet"/>
+        <w:spacing w:line="240" w:lineRule="auto"/>
+        <w:ind w:left="720"/>
+      </w:pPr>
+      <w:r>
+        <w:rPr>
+          <w:lang w:val="gu_IN" w:bidi="gu_IN"/>
+        </w:rPr>
+      </w:r>
+      <w:hyperlink r:id="rId62">
+        <w:r>
+          <w:rPr>
+            <w:lang w:val="gu_IN" w:bidi="gu_IN"/>
+          </w:rPr>
+          <w:rPr>
+            <w:color w:val="0000EE"/>
+            <w:u w:val="single"/>
+          </w:rPr>
+          <w:t>પ્રેરિતોનાં કૃત્યો 7:26–28</w:t>
+        </w:r>
+      </w:hyperlink>
+    </w:p>
+    <w:p>
+      <w:pPr>
+        <w:pStyle w:val="ListBullet"/>
+        <w:spacing w:line="240" w:lineRule="auto"/>
+        <w:ind w:left="720"/>
+      </w:pPr>
+      <w:r>
+        <w:rPr>
+          <w:lang w:val="gu_IN" w:bidi="gu_IN"/>
+        </w:rPr>
+      </w:r>
+      <w:hyperlink r:id="rId63">
+        <w:r>
+          <w:rPr>
+            <w:lang w:val="gu_IN" w:bidi="gu_IN"/>
+          </w:rPr>
+          <w:rPr>
+            <w:color w:val="0000EE"/>
+            <w:u w:val="single"/>
+          </w:rPr>
+          <w:t>નિર્ગમન 22:20–21</w:t>
+        </w:r>
+      </w:hyperlink>
+    </w:p>
+    <w:p>
+      <w:pPr>
+        <w:pStyle w:val="ListBullet"/>
+        <w:spacing w:line="240" w:lineRule="auto"/>
+        <w:ind w:left="720"/>
+      </w:pPr>
+      <w:r>
+        <w:rPr>
+          <w:lang w:val="gu_IN" w:bidi="gu_IN"/>
+        </w:rPr>
+      </w:r>
+      <w:hyperlink r:id="rId64">
+        <w:r>
+          <w:rPr>
+            <w:lang w:val="gu_IN" w:bidi="gu_IN"/>
+          </w:rPr>
+          <w:rPr>
+            <w:color w:val="0000EE"/>
+            <w:u w:val="single"/>
+          </w:rPr>
+          <w:t>ઉત્પત્તિ 16:5–6</w:t>
+        </w:r>
+      </w:hyperlink>
+    </w:p>
+    <w:p>
+      <w:pPr>
+        <w:pStyle w:val="ListBullet"/>
+        <w:spacing w:line="240" w:lineRule="auto"/>
+        <w:ind w:left="720"/>
+      </w:pPr>
+      <w:r>
+        <w:rPr>
+          <w:lang w:val="gu_IN" w:bidi="gu_IN"/>
+        </w:rPr>
+      </w:r>
+      <w:hyperlink r:id="rId65">
+        <w:r>
+          <w:rPr>
+            <w:lang w:val="gu_IN" w:bidi="gu_IN"/>
+          </w:rPr>
+          <w:rPr>
+            <w:color w:val="0000EE"/>
+            <w:u w:val="single"/>
+          </w:rPr>
+          <w:t>લૂક 6:27–28</w:t>
+        </w:r>
+      </w:hyperlink>
+    </w:p>
+    <w:p>
+      <w:pPr>
+        <w:pStyle w:val="ListBullet"/>
+        <w:spacing w:line="240" w:lineRule="auto"/>
+        <w:ind w:left="720"/>
+      </w:pPr>
+      <w:r>
+        <w:rPr>
+          <w:lang w:val="gu_IN" w:bidi="gu_IN"/>
+        </w:rPr>
+      </w:r>
+      <w:hyperlink r:id="rId66">
+        <w:r>
+          <w:rPr>
+            <w:lang w:val="gu_IN" w:bidi="gu_IN"/>
+          </w:rPr>
+          <w:rPr>
+            <w:color w:val="0000EE"/>
+            <w:u w:val="single"/>
+          </w:rPr>
+          <w:t>માથ્થી 20:13–14</w:t>
+        </w:r>
+      </w:hyperlink>
+    </w:p>
+    <w:p>
+      <w:pPr>
+        <w:pStyle w:val="ListBullet"/>
+        <w:spacing w:line="240" w:lineRule="auto"/>
+        <w:ind w:left="720"/>
+      </w:pPr>
+      <w:r>
+        <w:rPr>
+          <w:lang w:val="gu_IN" w:bidi="gu_IN"/>
+        </w:rPr>
+      </w:r>
+      <w:hyperlink r:id="rId67">
+        <w:r>
+          <w:rPr>
+            <w:lang w:val="gu_IN" w:bidi="gu_IN"/>
+          </w:rPr>
+          <w:rPr>
+            <w:color w:val="0000EE"/>
+            <w:u w:val="single"/>
+          </w:rPr>
+          <w:t>ગીતશાસ્ત્ર 71:12–13</w:t>
+        </w:r>
+      </w:hyperlink>
+    </w:p>
+    <w:p>
+      <w:pPr>
+        <w:pStyle w:val="Heading3"/>
+      </w:pPr>
+      <w:r>
+        <w:rPr>
+          <w:lang w:val="gu_IN" w:bidi="gu_IN"/>
+        </w:rPr>
+        <w:t>શબ્દ માહિતી:</w:t>
+      </w:r>
+    </w:p>
+    <w:p>
+      <w:pPr>
+        <w:pStyle w:val="ListBullet"/>
+        <w:spacing w:line="240" w:lineRule="auto"/>
+        <w:ind w:left="720"/>
+      </w:pPr>
+      <w:r>
+        <w:rPr>
+          <w:lang w:val="gu_IN" w:bidi="gu_IN"/>
+        </w:rPr>
+      </w:r>
+      <w:r>
+        <w:rPr>
+          <w:lang w:val="gu_IN" w:bidi="gu_IN"/>
+        </w:rPr>
+        <w:t>Strong's: H205, H816, H2248, H2250, H2255, H2257, H2398, H2554, H2555, H3238, H3637, H4834, H5062, H5142, H5230, H5627, H5753, H5766, H5791, H5792, H5916, H6031, H6087, H6127, H6231, H6485, H6565, H6586, H7451, H7489, H7563, H7665, H7667, H7686, H8133, H8267, H8295, G91, G92, G93, G95, G264, G824, G983, G984, G1536, G1626, G1651, G1727, G1908, G2556, G2558, G2559, G2607, G3076, G3077, G3762, G4122, G5195, G5196</w:t>
+      </w:r>
+      <w:r>
+        <w:rPr>
+          <w:lang w:val="gu_IN" w:bidi="gu_IN"/>
+        </w:rPr>
+      </w:r>
+      <w:r>
+        <w:rPr>
+          <w:lang w:val="gu_IN" w:bidi="gu_IN"/>
+        </w:rPr>
+      </w:r>
+    </w:p>
+    <w:p>
+      <w:pPr/>
+      <w:r>
+        <w:rPr>
+          <w:lang w:val="gu_IN" w:bidi="gu_IN"/>
+        </w:rPr>
+      </w:r>
+    </w:p>
+    <w:p>
+      <w:pPr>
+        <w:pStyle w:val="Heading2"/>
+      </w:pPr>
+      <w:r>
+        <w:rPr>
+          <w:lang w:val="gu_IN" w:bidi="gu_IN"/>
+        </w:rPr>
+        <w:t>ખોપરી</w:t>
+      </w:r>
+      <w:r>
+        <w:rPr>
+          <w:lang w:val="gu_IN" w:bidi="gu_IN"/>
+        </w:rPr>
+      </w:r>
+    </w:p>
+    <w:p>
+      <w:pPr>
+        <w:pStyle w:val="Heading3"/>
+      </w:pPr>
+      <w:r>
+        <w:rPr>
+          <w:lang w:val="gu_IN" w:bidi="gu_IN"/>
+        </w:rPr>
+        <w:t>વ્યાખ્યા:</w:t>
+      </w:r>
+    </w:p>
+    <w:p>
+      <w:pPr/>
+      <w:r>
+        <w:rPr>
+          <w:lang w:val="gu_IN" w:bidi="gu_IN"/>
+        </w:rPr>
+      </w:r>
+      <w:r>
+        <w:rPr>
+          <w:lang w:val="gu_IN" w:bidi="gu_IN"/>
+        </w:rPr>
+        <w:t>“ખોપરી” શબ્દ વ્યક્તિ કે પ્રાણીના માથાના હાડપિંજરના હાડકાનો ઉલ્લેખ કરે છે.</w:t>
+      </w:r>
+    </w:p>
+    <w:p>
+      <w:pPr>
+        <w:pStyle w:val="ListBullet"/>
+        <w:spacing w:line="240" w:lineRule="auto"/>
+        <w:ind w:left="720"/>
+      </w:pPr>
+      <w:r>
+        <w:rPr>
+          <w:lang w:val="gu_IN" w:bidi="gu_IN"/>
+        </w:rPr>
+      </w:r>
+      <w:r>
+        <w:rPr>
+          <w:lang w:val="gu_IN" w:bidi="gu_IN"/>
+        </w:rPr>
+        <w:t>કેટલીક વાર “ખોપરી” શબ્દનો અર્થ “તમારા માથાની હજામત કરાવો” જેવા શબ્દસમૂહ “માથું” જેમ જ થાય છે.</w:t>
+      </w:r>
+    </w:p>
+    <w:p>
+      <w:pPr>
+        <w:pStyle w:val="ListBullet"/>
+        <w:spacing w:line="240" w:lineRule="auto"/>
+        <w:ind w:left="720"/>
+      </w:pPr>
+      <w:r>
+        <w:rPr>
+          <w:lang w:val="gu_IN" w:bidi="gu_IN"/>
+        </w:rPr>
+      </w:r>
+      <w:r>
+        <w:rPr>
+          <w:lang w:val="gu_IN" w:bidi="gu_IN"/>
+        </w:rPr>
+        <w:t>“ખોપરીની જગા” શબ્દ એ ગલગથાનું બીજું નામ હતું, જ્યાં ઈસુને વધસ્તંભે જડાવવામાં આવ્યા હતા.</w:t>
+      </w:r>
+    </w:p>
+    <w:p>
+      <w:pPr>
+        <w:pStyle w:val="ListBullet"/>
+        <w:spacing w:line="240" w:lineRule="auto"/>
+        <w:ind w:left="720"/>
+      </w:pPr>
+      <w:r>
+        <w:rPr>
+          <w:lang w:val="gu_IN" w:bidi="gu_IN"/>
+        </w:rPr>
+      </w:r>
+      <w:r>
+        <w:rPr>
+          <w:lang w:val="gu_IN" w:bidi="gu_IN"/>
+        </w:rPr>
+        <w:t>આ શબ્દનું અનુવાદ “માથું” અથવા “માથાનું હાડકું” એ પ્રમાણે પણ કરી શકાય.</w:t>
+      </w:r>
+    </w:p>
+    <w:p>
+      <w:pPr/>
+      <w:r>
+        <w:rPr>
+          <w:lang w:val="gu_IN" w:bidi="gu_IN"/>
+        </w:rPr>
+      </w:r>
+      <w:r>
+        <w:rPr>
+          <w:lang w:val="gu_IN" w:bidi="gu_IN"/>
+        </w:rPr>
+        <w:t xml:space="preserve">(આ પણ જુઓ: </w:t>
+      </w:r>
+      <w:r>
+        <w:rPr>
+          <w:lang w:val="gu_IN" w:bidi="gu_IN"/>
+        </w:rPr>
+        <w:t>વધસ્તંભે જડવું</w:t>
+      </w:r>
+      <w:r>
+        <w:rPr>
+          <w:lang w:val="gu_IN" w:bidi="gu_IN"/>
+        </w:rPr>
+        <w:t xml:space="preserve">, </w:t>
+      </w:r>
+      <w:r>
+        <w:rPr>
+          <w:lang w:val="gu_IN" w:bidi="gu_IN"/>
+        </w:rPr>
+        <w:t>ગલગથા</w:t>
+      </w:r>
+      <w:r>
+        <w:rPr>
+          <w:lang w:val="gu_IN" w:bidi="gu_IN"/>
+        </w:rPr>
+        <w:t>)</w:t>
+      </w:r>
+    </w:p>
+    <w:p>
+      <w:pPr>
+        <w:pStyle w:val="Heading3"/>
+      </w:pPr>
+      <w:r>
+        <w:rPr>
+          <w:lang w:val="gu_IN" w:bidi="gu_IN"/>
+        </w:rPr>
+        <w:t>બાઈબલના સંદર્ભો:</w:t>
+      </w:r>
+    </w:p>
+    <w:p>
+      <w:pPr>
+        <w:pStyle w:val="ListBullet"/>
+        <w:spacing w:line="240" w:lineRule="auto"/>
+        <w:ind w:left="720"/>
+      </w:pPr>
+      <w:r>
+        <w:rPr>
+          <w:lang w:val="gu_IN" w:bidi="gu_IN"/>
+        </w:rPr>
+      </w:r>
+      <w:hyperlink r:id="rId68">
+        <w:r>
+          <w:rPr>
+            <w:lang w:val="gu_IN" w:bidi="gu_IN"/>
+          </w:rPr>
+          <w:rPr>
+            <w:color w:val="0000EE"/>
+            <w:u w:val="single"/>
+          </w:rPr>
+          <w:t>2 રાજાઓ 9:35–37</w:t>
+        </w:r>
+      </w:hyperlink>
+    </w:p>
+    <w:p>
+      <w:pPr>
+        <w:pStyle w:val="ListBullet"/>
+        <w:spacing w:line="240" w:lineRule="auto"/>
+        <w:ind w:left="720"/>
+      </w:pPr>
+      <w:r>
+        <w:rPr>
+          <w:lang w:val="gu_IN" w:bidi="gu_IN"/>
+        </w:rPr>
+      </w:r>
+      <w:hyperlink r:id="rId69">
+        <w:r>
+          <w:rPr>
+            <w:lang w:val="gu_IN" w:bidi="gu_IN"/>
+          </w:rPr>
+          <w:rPr>
+            <w:color w:val="0000EE"/>
+            <w:u w:val="single"/>
+          </w:rPr>
+          <w:t>યર્મિયા 2:14–17</w:t>
+        </w:r>
+      </w:hyperlink>
+    </w:p>
+    <w:p>
+      <w:pPr>
+        <w:pStyle w:val="ListBullet"/>
+        <w:spacing w:line="240" w:lineRule="auto"/>
+        <w:ind w:left="720"/>
+      </w:pPr>
+      <w:r>
+        <w:rPr>
+          <w:lang w:val="gu_IN" w:bidi="gu_IN"/>
+        </w:rPr>
+      </w:r>
+      <w:hyperlink r:id="rId70">
+        <w:r>
+          <w:rPr>
+            <w:lang w:val="gu_IN" w:bidi="gu_IN"/>
+          </w:rPr>
+          <w:rPr>
+            <w:color w:val="0000EE"/>
+            <w:u w:val="single"/>
+          </w:rPr>
+          <w:t>યોહાન 19:17–18</w:t>
+        </w:r>
+      </w:hyperlink>
+    </w:p>
+    <w:p>
+      <w:pPr>
+        <w:pStyle w:val="ListBullet"/>
+        <w:spacing w:line="240" w:lineRule="auto"/>
+        <w:ind w:left="720"/>
+      </w:pPr>
+      <w:r>
+        <w:rPr>
+          <w:lang w:val="gu_IN" w:bidi="gu_IN"/>
+        </w:rPr>
+      </w:r>
+      <w:hyperlink r:id="rId71">
+        <w:r>
+          <w:rPr>
+            <w:lang w:val="gu_IN" w:bidi="gu_IN"/>
+          </w:rPr>
+          <w:rPr>
+            <w:color w:val="0000EE"/>
+            <w:u w:val="single"/>
+          </w:rPr>
+          <w:t>માથ્થી 27:32–34</w:t>
+        </w:r>
+      </w:hyperlink>
+    </w:p>
+    <w:p>
+      <w:pPr>
+        <w:pStyle w:val="Heading3"/>
+      </w:pPr>
+      <w:r>
+        <w:rPr>
+          <w:lang w:val="gu_IN" w:bidi="gu_IN"/>
+        </w:rPr>
+        <w:t>શબ્દ માહિતી:</w:t>
+      </w:r>
+    </w:p>
+    <w:p>
+      <w:pPr>
+        <w:pStyle w:val="ListBullet"/>
+        <w:spacing w:line="240" w:lineRule="auto"/>
+        <w:ind w:left="720"/>
+      </w:pPr>
+      <w:r>
+        <w:rPr>
+          <w:lang w:val="gu_IN" w:bidi="gu_IN"/>
+        </w:rPr>
+      </w:r>
+      <w:r>
+        <w:rPr>
+          <w:lang w:val="gu_IN" w:bidi="gu_IN"/>
+        </w:rPr>
+        <w:t>Strong's: H1538, H2026, H2076, H2490, H2491, H2717, H2763, H2873, H2874, H4191, H4194, H5221, H6936, H6991, H6992, H7523, H7819, G337, G615, G1315, G2380, G2695, G4968, G4969, G5407</w:t>
+      </w:r>
+      <w:r>
+        <w:rPr>
+          <w:lang w:val="gu_IN" w:bidi="gu_IN"/>
+        </w:rPr>
+      </w:r>
+      <w:r>
+        <w:rPr>
+          <w:lang w:val="gu_IN" w:bidi="gu_IN"/>
+        </w:rPr>
+      </w:r>
+    </w:p>
+    <w:p>
+      <w:pPr/>
+      <w:r>
+        <w:rPr>
+          <w:lang w:val="gu_IN" w:bidi="gu_IN"/>
+        </w:rPr>
+      </w:r>
+    </w:p>
+    <w:p>
+      <w:pPr>
+        <w:pStyle w:val="Heading2"/>
+      </w:pPr>
+      <w:r>
+        <w:rPr>
+          <w:lang w:val="gu_IN" w:bidi="gu_IN"/>
+        </w:rPr>
+        <w:t>ખ્યાતિ, જાણીતું, નામાંકિત</w:t>
+      </w:r>
+      <w:r>
+        <w:rPr>
+          <w:lang w:val="gu_IN" w:bidi="gu_IN"/>
+        </w:rPr>
+      </w:r>
+    </w:p>
+    <w:p>
+      <w:pPr>
+        <w:pStyle w:val="Heading3"/>
+      </w:pPr>
+      <w:r>
+        <w:rPr>
+          <w:lang w:val="gu_IN" w:bidi="gu_IN"/>
+        </w:rPr>
+        <w:t>વ્યાખ્યા:</w:t>
+      </w:r>
+    </w:p>
+    <w:p>
+      <w:pPr/>
+      <w:r>
+        <w:rPr>
+          <w:lang w:val="gu_IN" w:bidi="gu_IN"/>
+        </w:rPr>
+      </w:r>
+      <w:r>
+        <w:rPr>
+          <w:lang w:val="gu_IN" w:bidi="gu_IN"/>
+        </w:rPr>
+        <w:t>“નામાંકિત” શબ્દ જાણીતા હોવું અને પ્રશંસનીય પ્રતિષ્ઠા હોવાની સાથે સંકળાયેલ મહાનતાનો ઉલ્લેખ કરે છે.</w:t>
+        <w:br/>
+      </w:r>
+      <w:r>
+        <w:rPr>
+          <w:lang w:val="gu_IN" w:bidi="gu_IN"/>
+        </w:rPr>
+        <w:t>જો કોઈ બાબત કે વ્યક્તિ પાસે ખ્યાતિ છે તો તે “નામાંકિત” છે.</w:t>
+      </w:r>
+    </w:p>
+    <w:p>
+      <w:pPr>
+        <w:pStyle w:val="ListBullet"/>
+        <w:spacing w:line="240" w:lineRule="auto"/>
+        <w:ind w:left="720"/>
+      </w:pPr>
+      <w:r>
+        <w:rPr>
+          <w:lang w:val="gu_IN" w:bidi="gu_IN"/>
+        </w:rPr>
+      </w:r>
+      <w:r>
+        <w:rPr>
+          <w:lang w:val="gu_IN" w:bidi="gu_IN"/>
+        </w:rPr>
+        <w:t>એક “નામાંકિત” વ્યક્તિ એવી વ્યક્તિ છે કે જે જાણીતી છે અને ખૂબ જ માનવંત છે.</w:t>
+      </w:r>
+    </w:p>
+    <w:p>
+      <w:pPr>
+        <w:pStyle w:val="ListBullet"/>
+        <w:spacing w:line="240" w:lineRule="auto"/>
+        <w:ind w:left="720"/>
+      </w:pPr>
+      <w:r>
+        <w:rPr>
+          <w:lang w:val="gu_IN" w:bidi="gu_IN"/>
+        </w:rPr>
+      </w:r>
+      <w:r>
+        <w:rPr>
+          <w:lang w:val="gu_IN" w:bidi="gu_IN"/>
+        </w:rPr>
+        <w:t>“ખ્યાતિ” ખાસ કરીને સારી પ્રતિષ્ઠાનો ઉલ્લેખ કરે છે કે જે લાંબા સમય માટે દૂરદૂર સુધી ફેલાયેલી છે.</w:t>
+      </w:r>
+    </w:p>
+    <w:p>
+      <w:pPr>
+        <w:pStyle w:val="ListBullet"/>
+        <w:spacing w:line="240" w:lineRule="auto"/>
+        <w:ind w:left="720"/>
+      </w:pPr>
+      <w:r>
+        <w:rPr>
+          <w:lang w:val="gu_IN" w:bidi="gu_IN"/>
+        </w:rPr>
+      </w:r>
+      <w:r>
+        <w:rPr>
+          <w:lang w:val="gu_IN" w:bidi="gu_IN"/>
+        </w:rPr>
+        <w:t>એક શહેર કે જે “નામાંકિત” છે તે ઘણી વાર તેની સંપત્તિ અને સમૃદ્ધિ માટે વિખ્યાત છે.</w:t>
+      </w:r>
+    </w:p>
+    <w:p>
+      <w:pPr>
+        <w:pStyle w:val="Heading3"/>
+      </w:pPr>
+      <w:r>
+        <w:rPr>
+          <w:lang w:val="gu_IN" w:bidi="gu_IN"/>
+        </w:rPr>
+        <w:t>અનુવાદ માટેના સૂચનો:</w:t>
+      </w:r>
+    </w:p>
+    <w:p>
+      <w:pPr>
+        <w:pStyle w:val="ListBullet"/>
+        <w:spacing w:line="240" w:lineRule="auto"/>
+        <w:ind w:left="720"/>
+      </w:pPr>
+      <w:r>
+        <w:rPr>
+          <w:lang w:val="gu_IN" w:bidi="gu_IN"/>
+        </w:rPr>
+      </w:r>
+      <w:r>
+        <w:rPr>
+          <w:lang w:val="gu_IN" w:bidi="gu_IN"/>
+        </w:rPr>
+        <w:t>“ખ્યાતિ” શબ્દનો અનુવાદ “પ્રસિદ્ધિ” અથવા તો “માનવંત પ્રતિષ્ઠા” અથવા તો “ઘણા લોકોમાં જાણીતી મહાનતા” તરીકે કરી શકાય.</w:t>
+      </w:r>
+    </w:p>
+    <w:p>
+      <w:pPr>
+        <w:pStyle w:val="ListBullet"/>
+        <w:spacing w:line="240" w:lineRule="auto"/>
+        <w:ind w:left="720"/>
+      </w:pPr>
+      <w:r>
+        <w:rPr>
+          <w:lang w:val="gu_IN" w:bidi="gu_IN"/>
+        </w:rPr>
+      </w:r>
+      <w:r>
+        <w:rPr>
+          <w:lang w:val="gu_IN" w:bidi="gu_IN"/>
+        </w:rPr>
+        <w:t>“નામાંકિત” શબ્દનો અનુવાદ “સુવિખ્યાત અને ખૂબ જ માનવંત” અથવા તો “જબરજસ્ત પ્રતિષ્ઠા ધરાવતું” તરીકે પણ કરી શકાય.</w:t>
+      </w:r>
+    </w:p>
+    <w:p>
+      <w:pPr>
+        <w:pStyle w:val="ListBullet"/>
+        <w:spacing w:line="240" w:lineRule="auto"/>
+        <w:ind w:left="720"/>
+      </w:pPr>
+      <w:r>
+        <w:rPr>
+          <w:lang w:val="gu_IN" w:bidi="gu_IN"/>
+        </w:rPr>
+      </w:r>
+      <w:r>
+        <w:rPr>
+          <w:lang w:val="gu_IN" w:bidi="gu_IN"/>
+        </w:rPr>
+        <w:t>“પ્રભુનું નામ ઇઝરાયલમાં બુલંદ હો” અભિવ્યક્તિનો અનુવાદ “ઈશ્વરનું નામ જાણીતું થાય અને ઇઝરાયલી લોકો દ્વારા માનવંત હો” તરીકે થઈ શકે.</w:t>
+      </w:r>
+    </w:p>
+    <w:p>
+      <w:pPr>
+        <w:pStyle w:val="ListBullet"/>
+        <w:spacing w:line="240" w:lineRule="auto"/>
+        <w:ind w:left="720"/>
+      </w:pPr>
+      <w:r>
+        <w:rPr>
+          <w:lang w:val="gu_IN" w:bidi="gu_IN"/>
+        </w:rPr>
+      </w:r>
+      <w:r>
+        <w:rPr>
+          <w:lang w:val="gu_IN" w:bidi="gu_IN"/>
+        </w:rPr>
+        <w:t>“નામાંકિત પુરુષો” શબ્દસમૂહનો અનુવાદ “પોતાની હિમ્મત માટે જાણીતા પુરુષો” અથવા તો “વિખ્યાત યોદ્ધાઓ” અથવા તો “ખૂબ જ માનવંત પુરુષો” તરીકે થઈ શકે.</w:t>
+      </w:r>
+    </w:p>
+    <w:p>
+      <w:pPr>
+        <w:pStyle w:val="ListBullet"/>
+        <w:spacing w:line="240" w:lineRule="auto"/>
+        <w:ind w:left="720"/>
+      </w:pPr>
+      <w:r>
+        <w:rPr>
+          <w:lang w:val="gu_IN" w:bidi="gu_IN"/>
+        </w:rPr>
+      </w:r>
+      <w:r>
+        <w:rPr>
+          <w:lang w:val="gu_IN" w:bidi="gu_IN"/>
+        </w:rPr>
+        <w:t>“તમારી ખ્યાતિ પેઢીદરપેઢી ટકી રહે છે” શબ્દસમૂહનો અનુવાદ “તમે કેટલા મહાન છો તે વિષે લોકો વર્ષો સુધી સાંભળશે” અથવા તો “દરેક પેઢીના લોકોએ તમારી મહાનતા જોઈ છે અને સાંભળી છે” તરીકે કરી શકાય.</w:t>
+      </w:r>
+    </w:p>
+    <w:p>
+      <w:pPr/>
+      <w:r>
+        <w:rPr>
+          <w:lang w:val="gu_IN" w:bidi="gu_IN"/>
+        </w:rPr>
+      </w:r>
+      <w:r>
+        <w:rPr>
+          <w:lang w:val="gu_IN" w:bidi="gu_IN"/>
+        </w:rPr>
+        <w:t xml:space="preserve">(આ પણ જૂઓ: </w:t>
+      </w:r>
+      <w:r>
+        <w:rPr>
+          <w:lang w:val="gu_IN" w:bidi="gu_IN"/>
+        </w:rPr>
+        <w:t>માન</w:t>
+      </w:r>
+      <w:r>
+        <w:rPr>
+          <w:lang w:val="gu_IN" w:bidi="gu_IN"/>
+        </w:rPr>
+        <w:t>)</w:t>
+      </w:r>
+    </w:p>
+    <w:p>
+      <w:pPr>
+        <w:pStyle w:val="Heading3"/>
+      </w:pPr>
+      <w:r>
+        <w:rPr>
+          <w:lang w:val="gu_IN" w:bidi="gu_IN"/>
+        </w:rPr>
+        <w:t>બાઇબલના સંદર્ભો:</w:t>
+      </w:r>
+    </w:p>
+    <w:p>
+      <w:pPr>
+        <w:pStyle w:val="ListBullet"/>
+        <w:spacing w:line="240" w:lineRule="auto"/>
+        <w:ind w:left="720"/>
+      </w:pPr>
+      <w:r>
+        <w:rPr>
+          <w:lang w:val="gu_IN" w:bidi="gu_IN"/>
+        </w:rPr>
+      </w:r>
+      <w:hyperlink r:id="rId72">
+        <w:r>
+          <w:rPr>
+            <w:lang w:val="gu_IN" w:bidi="gu_IN"/>
+          </w:rPr>
+          <w:rPr>
+            <w:color w:val="0000EE"/>
+            <w:u w:val="single"/>
+          </w:rPr>
+          <w:t>ઉત્પત્તિ 6:4</w:t>
+        </w:r>
+      </w:hyperlink>
+    </w:p>
+    <w:p>
+      <w:pPr>
+        <w:pStyle w:val="ListBullet"/>
+        <w:spacing w:line="240" w:lineRule="auto"/>
+        <w:ind w:left="720"/>
+      </w:pPr>
+      <w:r>
+        <w:rPr>
+          <w:lang w:val="gu_IN" w:bidi="gu_IN"/>
+        </w:rPr>
+      </w:r>
+      <w:hyperlink r:id="rId73">
+        <w:r>
+          <w:rPr>
+            <w:lang w:val="gu_IN" w:bidi="gu_IN"/>
+          </w:rPr>
+          <w:rPr>
+            <w:color w:val="0000EE"/>
+            <w:u w:val="single"/>
+          </w:rPr>
+          <w:t>ગીતશાસ્ત્ર 135:12–14</w:t>
+        </w:r>
+      </w:hyperlink>
+    </w:p>
+    <w:p>
+      <w:pPr>
+        <w:pStyle w:val="Heading3"/>
+      </w:pPr>
+      <w:r>
+        <w:rPr>
+          <w:lang w:val="gu_IN" w:bidi="gu_IN"/>
+        </w:rPr>
+        <w:t>શબ્દ માહિતી:</w:t>
+      </w:r>
+    </w:p>
+    <w:p>
+      <w:pPr>
+        <w:pStyle w:val="ListBullet"/>
+        <w:spacing w:line="240" w:lineRule="auto"/>
+        <w:ind w:left="720"/>
+      </w:pPr>
+      <w:r>
+        <w:rPr>
+          <w:lang w:val="gu_IN" w:bidi="gu_IN"/>
+        </w:rPr>
+      </w:r>
+      <w:r>
+        <w:rPr>
+          <w:lang w:val="gu_IN" w:bidi="gu_IN"/>
+        </w:rPr>
+        <w:t>Strong's: H1984, H7121, H8034</w:t>
+      </w:r>
+      <w:r>
+        <w:rPr>
+          <w:lang w:val="gu_IN" w:bidi="gu_IN"/>
+        </w:rPr>
+      </w:r>
+      <w:r>
+        <w:rPr>
+          <w:lang w:val="gu_IN" w:bidi="gu_IN"/>
+        </w:rPr>
+      </w:r>
+    </w:p>
+    <w:p>
+      <w:pPr/>
+      <w:r>
+        <w:rPr>
+          <w:lang w:val="gu_IN" w:bidi="gu_IN"/>
+        </w:rPr>
+      </w:r>
+    </w:p>
+    <w:p>
+      <w:pPr>
+        <w:pStyle w:val="Heading2"/>
+      </w:pPr>
+      <w:r>
+        <w:rPr>
+          <w:lang w:val="gu_IN" w:bidi="gu_IN"/>
+        </w:rPr>
+        <w:t>ખ્રિસ્ત, મસીહ</w:t>
+      </w:r>
+      <w:r>
+        <w:rPr>
+          <w:lang w:val="gu_IN" w:bidi="gu_IN"/>
+        </w:rPr>
+      </w:r>
+    </w:p>
+    <w:p>
+      <w:pPr/>
+      <w:r>
+        <w:rPr>
+          <w:lang w:val="gu_IN" w:bidi="gu_IN"/>
+        </w:rPr>
+      </w:r>
+      <w:r>
+        <w:rPr>
+          <w:lang w:val="gu_IN" w:bidi="gu_IN"/>
+        </w:rPr>
+        <w:t>#ખ્રિસ્ત, મસીહ #</w:t>
+      </w:r>
+    </w:p>
+    <w:p>
+      <w:pPr>
+        <w:pStyle w:val="Heading3"/>
+      </w:pPr>
+      <w:r>
+        <w:rPr>
+          <w:lang w:val="gu_IN" w:bidi="gu_IN"/>
+        </w:rPr>
+        <w:t>સત્યો:</w:t>
+      </w:r>
+    </w:p>
+    <w:p>
+      <w:pPr/>
+      <w:r>
+        <w:rPr>
+          <w:lang w:val="gu_IN" w:bidi="gu_IN"/>
+        </w:rPr>
+      </w:r>
+      <w:r>
+        <w:rPr>
+          <w:lang w:val="gu_IN" w:bidi="gu_IN"/>
+        </w:rPr>
+        <w:t>“મસીહ” અને “ખ્રિસ્ત” શબ્દનો અર્થ, “અભિષિક્ત” અને ઈસુને ઈશ્વરનો દીકરો દર્શાવે છે.</w:t>
+      </w:r>
+    </w:p>
+    <w:p>
+      <w:pPr>
+        <w:pStyle w:val="ListBullet"/>
+        <w:spacing w:line="240" w:lineRule="auto"/>
+        <w:ind w:left="720"/>
+      </w:pPr>
+      <w:r>
+        <w:rPr>
+          <w:lang w:val="gu_IN" w:bidi="gu_IN"/>
+        </w:rPr>
+      </w:r>
+      <w:r>
+        <w:rPr>
+          <w:lang w:val="gu_IN" w:bidi="gu_IN"/>
+        </w:rPr>
+        <w:t>નવા કરારમાં “મસીહ” અને ખ્રિસ્ત” બન્ને શબ્દ ઈશ્વરના પુત્રને દર્શાવવા માટે વાપરવામાં આવ્યા છે, જેને ઈશ્વરપિતાએ તેના લોકો ઉપર રાજા તરીકે, અને તેઓને પાપ અને મરણમાંથી બચાવવા નીમ્યા છે.</w:t>
+      </w:r>
+    </w:p>
+    <w:p>
+      <w:pPr>
+        <w:pStyle w:val="ListBullet"/>
+        <w:spacing w:line="240" w:lineRule="auto"/>
+        <w:ind w:left="720"/>
+      </w:pPr>
+      <w:r>
+        <w:rPr>
+          <w:lang w:val="gu_IN" w:bidi="gu_IN"/>
+        </w:rPr>
+      </w:r>
+      <w:r>
+        <w:rPr>
+          <w:lang w:val="gu_IN" w:bidi="gu_IN"/>
+        </w:rPr>
+        <w:t>જૂના કરારમાં, ઈસુના પૃથ્વી પર જન્મ લીધાના ઘણા વર્ષો પહેલાં, પ્રબોધકોએ મસીહ વિશે ભવિષ્યવાણીઓ લખી હતી.</w:t>
+      </w:r>
+    </w:p>
+    <w:p>
+      <w:pPr>
+        <w:pStyle w:val="ListBullet"/>
+        <w:spacing w:line="240" w:lineRule="auto"/>
+        <w:ind w:left="720"/>
+      </w:pPr>
+      <w:r>
+        <w:rPr>
+          <w:lang w:val="gu_IN" w:bidi="gu_IN"/>
+        </w:rPr>
+      </w:r>
+      <w:r>
+        <w:rPr>
+          <w:lang w:val="gu_IN" w:bidi="gu_IN"/>
+        </w:rPr>
+        <w:t>જૂના કરારમાં મોટેભાગે “અભિષેક થયેલ” શબ્દનો અર્થ મસીહ કે જે આવનાર છે, તે દર્શાવવા માટે વપરાયો છે.</w:t>
+      </w:r>
+    </w:p>
+    <w:p>
+      <w:pPr>
+        <w:pStyle w:val="ListBullet"/>
+        <w:spacing w:line="240" w:lineRule="auto"/>
+        <w:ind w:left="720"/>
+      </w:pPr>
+      <w:r>
+        <w:rPr>
+          <w:lang w:val="gu_IN" w:bidi="gu_IN"/>
+        </w:rPr>
+      </w:r>
+      <w:r>
+        <w:rPr>
+          <w:lang w:val="gu_IN" w:bidi="gu_IN"/>
+        </w:rPr>
+        <w:t>ઈસુએ ઘણી ભવિષ્યવાણીઓ પૂરી કરી અને ઘણા અદભૂત કાર્યો કર્યા કે જે સાબિત કરે છે કે તે મસીહ છે અને બાકી રહેલી ભવિષ્યવાણીઓ તે પાછા આવશે ત્યારે પૂરી કરશે.</w:t>
+      </w:r>
+    </w:p>
+    <w:p>
+      <w:pPr>
+        <w:pStyle w:val="ListBullet"/>
+        <w:spacing w:line="240" w:lineRule="auto"/>
+        <w:ind w:left="720"/>
+      </w:pPr>
+      <w:r>
+        <w:rPr>
+          <w:lang w:val="gu_IN" w:bidi="gu_IN"/>
+        </w:rPr>
+      </w:r>
+      <w:r>
+        <w:rPr>
+          <w:lang w:val="gu_IN" w:bidi="gu_IN"/>
+        </w:rPr>
+        <w:t>મોટેભાગે “ખ્રિસ્ત” શબ્દ શીર્ષક તરીકે વપરાય છે, જેમકે “ખ્રિસ્ત” અને “ઈસુ ખ્રિસ્ત.” તેના નામનાં એક ભાગ તરીકે પણ “ખ્રિસ્ત”વપરાય છે, જેમકે “ઈસુ ખ્રિસ્ત.”</w:t>
+      </w:r>
+    </w:p>
+    <w:p>
+      <w:pPr>
+        <w:pStyle w:val="Heading3"/>
+      </w:pPr>
+      <w:r>
+        <w:rPr>
+          <w:lang w:val="gu_IN" w:bidi="gu_IN"/>
+        </w:rPr>
+        <w:t>ભાષાંતરના સૂચનો:</w:t>
+      </w:r>
+    </w:p>
+    <w:p>
+      <w:pPr>
+        <w:pStyle w:val="ListBullet"/>
+        <w:spacing w:line="240" w:lineRule="auto"/>
+        <w:ind w:left="720"/>
+      </w:pPr>
+      <w:r>
+        <w:rPr>
+          <w:lang w:val="gu_IN" w:bidi="gu_IN"/>
+        </w:rPr>
+      </w:r>
+      <w:r>
+        <w:rPr>
+          <w:lang w:val="gu_IN" w:bidi="gu_IN"/>
+        </w:rPr>
+        <w:t>આ શબ્દના અર્થનો ઉપયોગ કરીને તેનું ભાષાંતર, ”અભિષિક્ત થયેલ” અથવા “ઈશ્વરના અભિષિક્ત તારનાર” કરી શકાય છે.</w:t>
+      </w:r>
+    </w:p>
+    <w:p>
+      <w:pPr>
+        <w:pStyle w:val="ListBullet"/>
+        <w:spacing w:line="240" w:lineRule="auto"/>
+        <w:ind w:left="720"/>
+      </w:pPr>
+      <w:r>
+        <w:rPr>
+          <w:lang w:val="gu_IN" w:bidi="gu_IN"/>
+        </w:rPr>
+      </w:r>
+      <w:r>
+        <w:rPr>
+          <w:lang w:val="gu_IN" w:bidi="gu_IN"/>
+        </w:rPr>
+        <w:t>ઘણી ભાષાઓએ લિપ્યાંતરિત કરીને આ શબ્દને વાપર્યો છે કે, જેનો ઉચ્ચાર અને દેખાવ “ખ્રિસ્ત” અથવા “મસીહ” જેવો લાગે છે.</w:t>
+      </w:r>
+    </w:p>
+    <w:p>
+      <w:pPr>
+        <w:pStyle w:val="ListBullet"/>
+        <w:spacing w:line="240" w:lineRule="auto"/>
+        <w:ind w:left="720"/>
+      </w:pPr>
+      <w:r>
+        <w:rPr>
+          <w:lang w:val="gu_IN" w:bidi="gu_IN"/>
+        </w:rPr>
+      </w:r>
+      <w:r>
+        <w:rPr>
+          <w:lang w:val="gu_IN" w:bidi="gu_IN"/>
+        </w:rPr>
+        <w:t>જયારે આ શબ્દને લિપ્યાંતરિત કરીને વાપવામાં આવે છે, ત્યારે એ શબ્દની પાછળ તેની ટૂંકી વ્યાખ્યા આપવામાં આવવી જોઈએ, જેમકે “ખ્રિસ્ત, અભિષિક્ત થયેલા છે.”</w:t>
+      </w:r>
+    </w:p>
+    <w:p>
+      <w:pPr>
+        <w:pStyle w:val="ListBullet"/>
+        <w:spacing w:line="240" w:lineRule="auto"/>
+        <w:ind w:left="720"/>
+      </w:pPr>
+      <w:r>
+        <w:rPr>
+          <w:lang w:val="gu_IN" w:bidi="gu_IN"/>
+        </w:rPr>
+      </w:r>
+      <w:r>
+        <w:rPr>
+          <w:lang w:val="gu_IN" w:bidi="gu_IN"/>
+        </w:rPr>
+        <w:t>બાઈબલમાં જયારે આ શબ્દનું ભાષાંતર કરવામાં આવે ત્યારે દરેક જગ્યા પર તેનું ભાષાંતર સુસંગત હોવું જોઈએ જેથી તેનો અર્થ સ્પષ્ટ થાય કે તે એક જ સમાન વ્યક્તિની વાત કરે છે.</w:t>
+      </w:r>
+    </w:p>
+    <w:p>
+      <w:pPr>
+        <w:pStyle w:val="ListBullet"/>
+        <w:spacing w:line="240" w:lineRule="auto"/>
+        <w:ind w:left="720"/>
+      </w:pPr>
+      <w:r>
+        <w:rPr>
+          <w:lang w:val="gu_IN" w:bidi="gu_IN"/>
+        </w:rPr>
+      </w:r>
+      <w:r>
+        <w:rPr>
+          <w:lang w:val="gu_IN" w:bidi="gu_IN"/>
+        </w:rPr>
+        <w:t>જયારે “મસીહ” અને “ખ્રિસ્ત” બંને શબ્દો એક કલમમાં સાથે આવે ત્યારે ધ્યાનમાં રાખો કે તે બન્ને શબ્દો વાક્યમાં સારી રીતે ગોઠવાય છે (જેમકે યોહાન 1:41).</w:t>
+      </w:r>
+    </w:p>
+    <w:p>
+      <w:pPr/>
+      <w:r>
+        <w:rPr>
+          <w:lang w:val="gu_IN" w:bidi="gu_IN"/>
+        </w:rPr>
+      </w:r>
+      <w:r>
+        <w:rPr>
+          <w:lang w:val="gu_IN" w:bidi="gu_IN"/>
+        </w:rPr>
+        <w:t xml:space="preserve">(આ પણ જુઓ: </w:t>
+      </w:r>
+      <w:r>
+        <w:rPr>
+          <w:lang w:val="gu_IN" w:bidi="gu_IN"/>
+        </w:rPr>
+        <w:t>નામોનું ભાષાંતર કેવી રીતે કરવું</w:t>
+      </w:r>
+      <w:r>
+        <w:rPr>
+          <w:lang w:val="gu_IN" w:bidi="gu_IN"/>
+        </w:rPr>
+        <w:t>)</w:t>
+      </w:r>
+    </w:p>
+    <w:p>
+      <w:pPr/>
+      <w:r>
+        <w:rPr>
+          <w:lang w:val="gu_IN" w:bidi="gu_IN"/>
+        </w:rPr>
+      </w:r>
+      <w:r>
+        <w:rPr>
+          <w:lang w:val="gu_IN" w:bidi="gu_IN"/>
+        </w:rPr>
+        <w:t xml:space="preserve">(આ પણ જુઓ: </w:t>
+      </w:r>
+      <w:r>
+        <w:rPr>
+          <w:lang w:val="gu_IN" w:bidi="gu_IN"/>
+        </w:rPr>
+        <w:t>ઈશ્વરનો દીકરો</w:t>
+      </w:r>
+      <w:r>
+        <w:rPr>
+          <w:lang w:val="gu_IN" w:bidi="gu_IN"/>
+        </w:rPr>
+        <w:t xml:space="preserve">, </w:t>
+      </w:r>
+      <w:r>
+        <w:rPr>
+          <w:lang w:val="gu_IN" w:bidi="gu_IN"/>
+        </w:rPr>
+        <w:t>દાઉદ</w:t>
+      </w:r>
+      <w:r>
+        <w:rPr>
+          <w:lang w:val="gu_IN" w:bidi="gu_IN"/>
+        </w:rPr>
+        <w:t xml:space="preserve">, </w:t>
+      </w:r>
+      <w:r>
+        <w:rPr>
+          <w:lang w:val="gu_IN" w:bidi="gu_IN"/>
+        </w:rPr>
+        <w:t>ઈસુ</w:t>
+      </w:r>
+      <w:r>
+        <w:rPr>
+          <w:lang w:val="gu_IN" w:bidi="gu_IN"/>
+        </w:rPr>
+        <w:t xml:space="preserve">, </w:t>
+      </w:r>
+      <w:r>
+        <w:rPr>
+          <w:lang w:val="gu_IN" w:bidi="gu_IN"/>
+        </w:rPr>
+        <w:t>અભિષિક્ત</w:t>
+      </w:r>
+      <w:r>
+        <w:rPr>
+          <w:lang w:val="gu_IN" w:bidi="gu_IN"/>
+        </w:rPr>
+        <w:t>)</w:t>
+      </w:r>
+    </w:p>
+    <w:p>
+      <w:pPr>
+        <w:pStyle w:val="Heading3"/>
+      </w:pPr>
+      <w:r>
+        <w:rPr>
+          <w:lang w:val="gu_IN" w:bidi="gu_IN"/>
+        </w:rPr>
+        <w:t>બાઈબલની કલમો:</w:t>
+      </w:r>
+    </w:p>
+    <w:p>
+      <w:pPr>
+        <w:pStyle w:val="ListBullet"/>
+        <w:spacing w:line="240" w:lineRule="auto"/>
+        <w:ind w:left="720"/>
+      </w:pPr>
+      <w:r>
+        <w:rPr>
+          <w:lang w:val="gu_IN" w:bidi="gu_IN"/>
+        </w:rPr>
+      </w:r>
+      <w:r>
+        <w:rPr>
+          <w:lang w:val="gu_IN" w:bidi="gu_IN"/>
+        </w:rPr>
+        <w:t>1 યોહાન 5:1–3</w:t>
+      </w:r>
+    </w:p>
+    <w:p>
+      <w:pPr>
+        <w:pStyle w:val="ListBullet"/>
+        <w:spacing w:line="240" w:lineRule="auto"/>
+        <w:ind w:left="720"/>
+      </w:pPr>
+      <w:r>
+        <w:rPr>
+          <w:lang w:val="gu_IN" w:bidi="gu_IN"/>
+        </w:rPr>
+      </w:r>
+      <w:hyperlink r:id="rId74">
+        <w:r>
+          <w:rPr>
+            <w:lang w:val="gu_IN" w:bidi="gu_IN"/>
+          </w:rPr>
+          <w:rPr>
+            <w:color w:val="0000EE"/>
+            <w:u w:val="single"/>
+          </w:rPr>
+          <w:t>પ્રેરિતો 2:34–36</w:t>
+        </w:r>
+      </w:hyperlink>
+    </w:p>
+    <w:p>
+      <w:pPr>
+        <w:pStyle w:val="ListBullet"/>
+        <w:spacing w:line="240" w:lineRule="auto"/>
+        <w:ind w:left="720"/>
+      </w:pPr>
+      <w:r>
+        <w:rPr>
+          <w:lang w:val="gu_IN" w:bidi="gu_IN"/>
+        </w:rPr>
+      </w:r>
+      <w:hyperlink r:id="rId75">
+        <w:r>
+          <w:rPr>
+            <w:lang w:val="gu_IN" w:bidi="gu_IN"/>
+          </w:rPr>
+          <w:rPr>
+            <w:color w:val="0000EE"/>
+            <w:u w:val="single"/>
+          </w:rPr>
+          <w:t>પ્રેરિતો 5:40–42</w:t>
+        </w:r>
+      </w:hyperlink>
+    </w:p>
+    <w:p>
+      <w:pPr>
+        <w:pStyle w:val="ListBullet"/>
+        <w:spacing w:line="240" w:lineRule="auto"/>
+        <w:ind w:left="720"/>
+      </w:pPr>
+      <w:r>
+        <w:rPr>
+          <w:lang w:val="gu_IN" w:bidi="gu_IN"/>
+        </w:rPr>
+      </w:r>
+      <w:hyperlink r:id="rId76">
+        <w:r>
+          <w:rPr>
+            <w:lang w:val="gu_IN" w:bidi="gu_IN"/>
+          </w:rPr>
+          <w:rPr>
+            <w:color w:val="0000EE"/>
+            <w:u w:val="single"/>
+          </w:rPr>
+          <w:t>યોહાન 1:40–42</w:t>
+        </w:r>
+      </w:hyperlink>
+    </w:p>
+    <w:p>
+      <w:pPr>
+        <w:pStyle w:val="ListBullet"/>
+        <w:spacing w:line="240" w:lineRule="auto"/>
+        <w:ind w:left="720"/>
+      </w:pPr>
+      <w:r>
+        <w:rPr>
+          <w:lang w:val="gu_IN" w:bidi="gu_IN"/>
+        </w:rPr>
+      </w:r>
+      <w:hyperlink r:id="rId77">
+        <w:r>
+          <w:rPr>
+            <w:lang w:val="gu_IN" w:bidi="gu_IN"/>
+          </w:rPr>
+          <w:rPr>
+            <w:color w:val="0000EE"/>
+            <w:u w:val="single"/>
+          </w:rPr>
+          <w:t>યોહાન 3:27–28</w:t>
+        </w:r>
+      </w:hyperlink>
+    </w:p>
+    <w:p>
+      <w:pPr>
+        <w:pStyle w:val="ListBullet"/>
+        <w:spacing w:line="240" w:lineRule="auto"/>
+        <w:ind w:left="720"/>
+      </w:pPr>
+      <w:r>
+        <w:rPr>
+          <w:lang w:val="gu_IN" w:bidi="gu_IN"/>
+        </w:rPr>
+      </w:r>
+      <w:hyperlink r:id="rId78">
+        <w:r>
+          <w:rPr>
+            <w:lang w:val="gu_IN" w:bidi="gu_IN"/>
+          </w:rPr>
+          <w:rPr>
+            <w:color w:val="0000EE"/>
+            <w:u w:val="single"/>
+          </w:rPr>
+          <w:t>યોહાન 4:25–26</w:t>
+        </w:r>
+      </w:hyperlink>
+    </w:p>
+    <w:p>
+      <w:pPr>
+        <w:pStyle w:val="ListBullet"/>
+        <w:spacing w:line="240" w:lineRule="auto"/>
+        <w:ind w:left="720"/>
+      </w:pPr>
+      <w:r>
+        <w:rPr>
+          <w:lang w:val="gu_IN" w:bidi="gu_IN"/>
+        </w:rPr>
+      </w:r>
+      <w:hyperlink r:id="rId79">
+        <w:r>
+          <w:rPr>
+            <w:lang w:val="gu_IN" w:bidi="gu_IN"/>
+          </w:rPr>
+          <w:rPr>
+            <w:color w:val="0000EE"/>
+            <w:u w:val="single"/>
+          </w:rPr>
+          <w:t>લૂક 2:10–12</w:t>
+        </w:r>
+      </w:hyperlink>
+    </w:p>
+    <w:p>
+      <w:pPr>
+        <w:pStyle w:val="ListBullet"/>
+        <w:spacing w:line="240" w:lineRule="auto"/>
+        <w:ind w:left="720"/>
+      </w:pPr>
+      <w:r>
+        <w:rPr>
+          <w:lang w:val="gu_IN" w:bidi="gu_IN"/>
+        </w:rPr>
+      </w:r>
+      <w:hyperlink r:id="rId80">
+        <w:r>
+          <w:rPr>
+            <w:lang w:val="gu_IN" w:bidi="gu_IN"/>
+          </w:rPr>
+          <w:rPr>
+            <w:color w:val="0000EE"/>
+            <w:u w:val="single"/>
+          </w:rPr>
+          <w:t>માથ્થી 1:15–17</w:t>
+        </w:r>
+      </w:hyperlink>
+    </w:p>
+    <w:p>
+      <w:pPr>
+        <w:pStyle w:val="Heading3"/>
+      </w:pPr>
+      <w:r>
+        <w:rPr>
+          <w:lang w:val="gu_IN" w:bidi="gu_IN"/>
+        </w:rPr>
+        <w:t>બાઈબલની વાર્તાઓમાંથી ઉદાહરણો:</w:t>
+      </w:r>
+    </w:p>
+    <w:p>
+      <w:pPr/>
+      <w:r>
+        <w:rPr>
+          <w:lang w:val="gu_IN" w:bidi="gu_IN"/>
+        </w:rPr>
+      </w:r>
+      <w:r>
+        <w:rPr>
+          <w:lang w:val="gu_IN" w:bidi="gu_IN"/>
+        </w:rPr>
+        <w:t>**</w:t>
+      </w:r>
+      <w:hyperlink r:id="rId81">
+        <w:r>
+          <w:rPr>
+            <w:lang w:val="gu_IN" w:bidi="gu_IN"/>
+          </w:rPr>
+          <w:rPr>
+            <w:color w:val="0000EE"/>
+            <w:u w:val="single"/>
+          </w:rPr>
+          <w:t>17:7</w:t>
+        </w:r>
+      </w:hyperlink>
+      <w:r>
+        <w:rPr>
+          <w:lang w:val="gu_IN" w:bidi="gu_IN"/>
+        </w:rPr>
+        <w:t>**મસીહ _તે ઈશ્વરનો એક પસંદ કરેલો હતો કે જે જગતના લોકોને તેમના પાપથી બચાવશે.</w:t>
+      </w:r>
+    </w:p>
+    <w:p>
+      <w:pPr>
+        <w:pStyle w:val="ListBullet"/>
+        <w:spacing w:line="240" w:lineRule="auto"/>
+        <w:ind w:left="720"/>
+      </w:pPr>
+      <w:r>
+        <w:rPr>
+          <w:lang w:val="gu_IN" w:bidi="gu_IN"/>
+        </w:rPr>
+      </w:r>
+      <w:r>
+        <w:rPr>
+          <w:b/>
+          <w:lang w:val="gu_IN" w:bidi="gu_IN"/>
+        </w:rPr>
+        <w:t>17:8</w:t>
+      </w:r>
+      <w:r>
+        <w:rPr>
+          <w:lang w:val="gu_IN" w:bidi="gu_IN"/>
+        </w:rPr>
+        <w:t xml:space="preserve"> એ પ્રમાણે થયું કે, </w:t>
+      </w:r>
+      <w:r>
+        <w:rPr>
+          <w:b/>
+          <w:i/>
+          <w:lang w:val="gu_IN" w:bidi="gu_IN"/>
+        </w:rPr>
+        <w:t>મસીહ</w:t>
+      </w:r>
+      <w:r>
+        <w:rPr>
+          <w:lang w:val="gu_IN" w:bidi="gu_IN"/>
+        </w:rPr>
+        <w:t xml:space="preserve"> આવ્યા પહેલા ઈઝરાએલીઓને લગભગ 1000 વર્ષોના સમયગાળા સુધી રાહ જોવી પડી.</w:t>
+      </w:r>
+    </w:p>
+    <w:p>
+      <w:pPr>
+        <w:pStyle w:val="ListBullet"/>
+        <w:spacing w:line="240" w:lineRule="auto"/>
+        <w:ind w:left="720"/>
+      </w:pPr>
+      <w:r>
+        <w:rPr>
+          <w:lang w:val="gu_IN" w:bidi="gu_IN"/>
+        </w:rPr>
+      </w:r>
+      <w:r>
+        <w:rPr>
+          <w:lang w:val="gu_IN" w:bidi="gu_IN"/>
+        </w:rPr>
+        <w:t>**</w:t>
+      </w:r>
+      <w:r>
+        <w:rPr>
+          <w:lang w:val="gu_IN" w:bidi="gu_IN"/>
+        </w:rPr>
+        <w:t>21:1</w:t>
+      </w:r>
+      <w:r>
+        <w:rPr>
+          <w:lang w:val="gu_IN" w:bidi="gu_IN"/>
+        </w:rPr>
+        <w:t>**શરૂઆતથી જ, ઈશ્વરે _</w:t>
+      </w:r>
+      <w:r>
+        <w:rPr>
+          <w:b/>
+          <w:lang w:val="gu_IN" w:bidi="gu_IN"/>
+        </w:rPr>
+        <w:t>મસીહ</w:t>
+      </w:r>
+      <w:r>
+        <w:rPr>
+          <w:lang w:val="gu_IN" w:bidi="gu_IN"/>
+        </w:rPr>
+        <w:t xml:space="preserve"> _ ને મોકલવાનું આયોજન કર્યું હતું.</w:t>
+      </w:r>
+    </w:p>
+    <w:p>
+      <w:pPr>
+        <w:pStyle w:val="ListBullet"/>
+        <w:spacing w:line="240" w:lineRule="auto"/>
+        <w:ind w:left="720"/>
+      </w:pPr>
+      <w:r>
+        <w:rPr>
+          <w:lang w:val="gu_IN" w:bidi="gu_IN"/>
+        </w:rPr>
+      </w:r>
+      <w:r>
+        <w:rPr>
+          <w:b/>
+          <w:lang w:val="gu_IN" w:bidi="gu_IN"/>
+        </w:rPr>
+        <w:t>21:4</w:t>
+      </w:r>
+      <w:r>
+        <w:rPr>
+          <w:b/>
+          <w:lang w:val="gu_IN" w:bidi="gu_IN"/>
+        </w:rPr>
+        <w:t>ઈશ્વરે</w:t>
+      </w:r>
+      <w:r>
+        <w:rPr>
+          <w:lang w:val="gu_IN" w:bidi="gu_IN"/>
+        </w:rPr>
+        <w:t xml:space="preserve"> દાઉદ રાજાને વચન આપ્યું કે </w:t>
+      </w:r>
+      <w:r>
+        <w:rPr>
+          <w:b/>
+          <w:i/>
+          <w:lang w:val="gu_IN" w:bidi="gu_IN"/>
+        </w:rPr>
+        <w:t>મસીહ</w:t>
+      </w:r>
+      <w:r>
+        <w:rPr>
+          <w:lang w:val="gu_IN" w:bidi="gu_IN"/>
+        </w:rPr>
+        <w:t xml:space="preserve"> દાઉદના પોતાના વંશજોમાંનો એક હશે.</w:t>
+      </w:r>
+    </w:p>
+    <w:p>
+      <w:pPr>
+        <w:pStyle w:val="ListBullet"/>
+        <w:spacing w:line="240" w:lineRule="auto"/>
+        <w:ind w:left="720"/>
+      </w:pPr>
+      <w:r>
+        <w:rPr>
+          <w:lang w:val="gu_IN" w:bidi="gu_IN"/>
+        </w:rPr>
+      </w:r>
+      <w:r>
+        <w:rPr>
+          <w:lang w:val="gu_IN" w:bidi="gu_IN"/>
+        </w:rPr>
+        <w:t>**</w:t>
+      </w:r>
+      <w:r>
+        <w:rPr>
+          <w:lang w:val="gu_IN" w:bidi="gu_IN"/>
+        </w:rPr>
+        <w:t>21:5</w:t>
+      </w:r>
+      <w:r>
+        <w:rPr>
+          <w:lang w:val="gu_IN" w:bidi="gu_IN"/>
+        </w:rPr>
+        <w:t>**</w:t>
+      </w:r>
+      <w:r>
+        <w:rPr>
+          <w:b/>
+          <w:lang w:val="gu_IN" w:bidi="gu_IN"/>
+        </w:rPr>
+        <w:t>મસીહ</w:t>
+      </w:r>
+      <w:r>
+        <w:rPr>
+          <w:lang w:val="gu_IN" w:bidi="gu_IN"/>
+        </w:rPr>
+        <w:t>_ નવા કરારની શરુઆત કરશે.</w:t>
+      </w:r>
+    </w:p>
+    <w:p>
+      <w:pPr>
+        <w:pStyle w:val="ListBullet"/>
+        <w:spacing w:line="240" w:lineRule="auto"/>
+        <w:ind w:left="720"/>
+      </w:pPr>
+      <w:r>
+        <w:rPr>
+          <w:lang w:val="gu_IN" w:bidi="gu_IN"/>
+        </w:rPr>
+      </w:r>
+      <w:r>
+        <w:rPr>
+          <w:b/>
+          <w:lang w:val="gu_IN" w:bidi="gu_IN"/>
+        </w:rPr>
+        <w:t>21:6</w:t>
+      </w:r>
+      <w:r>
+        <w:rPr>
+          <w:b/>
+          <w:lang w:val="gu_IN" w:bidi="gu_IN"/>
+        </w:rPr>
+        <w:t>ઈશ્વર</w:t>
+      </w:r>
+      <w:r>
+        <w:rPr>
+          <w:lang w:val="gu_IN" w:bidi="gu_IN"/>
+        </w:rPr>
+        <w:t xml:space="preserve">ના પ્રબોધકોએ પણ કહ્યું કે </w:t>
+      </w:r>
+      <w:r>
+        <w:rPr>
+          <w:b/>
+          <w:i/>
+          <w:lang w:val="gu_IN" w:bidi="gu_IN"/>
+        </w:rPr>
+        <w:t>મસીહ</w:t>
+      </w:r>
+      <w:r>
+        <w:rPr>
+          <w:lang w:val="gu_IN" w:bidi="gu_IN"/>
+        </w:rPr>
+        <w:t xml:space="preserve"> પ્રબોધક, યાજક, અને રાજા હશે.</w:t>
+      </w:r>
+    </w:p>
+    <w:p>
+      <w:pPr>
+        <w:pStyle w:val="ListBullet"/>
+        <w:spacing w:line="240" w:lineRule="auto"/>
+        <w:ind w:left="720"/>
+      </w:pPr>
+      <w:r>
+        <w:rPr>
+          <w:lang w:val="gu_IN" w:bidi="gu_IN"/>
+        </w:rPr>
+      </w:r>
+      <w:r>
+        <w:rPr>
+          <w:lang w:val="gu_IN" w:bidi="gu_IN"/>
+        </w:rPr>
+        <w:t>**</w:t>
+      </w:r>
+      <w:r>
+        <w:rPr>
+          <w:lang w:val="gu_IN" w:bidi="gu_IN"/>
+        </w:rPr>
+        <w:t>21:9</w:t>
+      </w:r>
+      <w:r>
+        <w:rPr>
+          <w:lang w:val="gu_IN" w:bidi="gu_IN"/>
+        </w:rPr>
+        <w:t xml:space="preserve">**યશાયા પ્રબોધકે ભવિષ્યવાણી કરી કે </w:t>
+      </w:r>
+      <w:r>
+        <w:rPr>
+          <w:b/>
+          <w:i/>
+          <w:lang w:val="gu_IN" w:bidi="gu_IN"/>
+        </w:rPr>
+        <w:t>મસીહ</w:t>
+      </w:r>
+      <w:r>
+        <w:rPr>
+          <w:lang w:val="gu_IN" w:bidi="gu_IN"/>
+        </w:rPr>
+        <w:t xml:space="preserve"> કુંવારીથી જન્મ લેશે.</w:t>
+      </w:r>
+    </w:p>
+    <w:p>
+      <w:pPr>
+        <w:pStyle w:val="ListBullet"/>
+        <w:spacing w:line="240" w:lineRule="auto"/>
+        <w:ind w:left="720"/>
+      </w:pPr>
+      <w:r>
+        <w:rPr>
+          <w:lang w:val="gu_IN" w:bidi="gu_IN"/>
+        </w:rPr>
+      </w:r>
+      <w:r>
+        <w:rPr>
+          <w:b/>
+          <w:lang w:val="gu_IN" w:bidi="gu_IN"/>
+        </w:rPr>
+        <w:t>43:7</w:t>
+      </w:r>
+      <w:r>
+        <w:rPr>
+          <w:lang w:val="gu_IN" w:bidi="gu_IN"/>
+        </w:rPr>
+        <w:t xml:space="preserve"> “પણ ભવિષ્યવાણી પૂરી થાય માટે ઈશ્વરે તેને ફરીથી ઉઠાડ્યો, જે કહે છે, તું તારા </w:t>
+      </w:r>
+      <w:r>
+        <w:rPr>
+          <w:b/>
+          <w:i/>
+          <w:lang w:val="gu_IN" w:bidi="gu_IN"/>
+        </w:rPr>
+        <w:t>પવિત્રને</w:t>
+      </w:r>
+      <w:r>
+        <w:rPr>
+          <w:lang w:val="gu_IN" w:bidi="gu_IN"/>
+        </w:rPr>
+        <w:t xml:space="preserve"> કબરમાં કોહવાણ લાગવા નહીં દે.”</w:t>
+      </w:r>
+    </w:p>
+    <w:p>
+      <w:pPr>
+        <w:pStyle w:val="ListBullet"/>
+        <w:spacing w:line="240" w:lineRule="auto"/>
+        <w:ind w:left="720"/>
+      </w:pPr>
+      <w:r>
+        <w:rPr>
+          <w:lang w:val="gu_IN" w:bidi="gu_IN"/>
+        </w:rPr>
+      </w:r>
+      <w:r>
+        <w:rPr>
+          <w:b/>
+          <w:lang w:val="gu_IN" w:bidi="gu_IN"/>
+        </w:rPr>
+        <w:t>43:9</w:t>
+      </w:r>
+      <w:r>
+        <w:rPr>
+          <w:lang w:val="gu_IN" w:bidi="gu_IN"/>
+        </w:rPr>
+        <w:t xml:space="preserve"> "પણ ચોક્કસ જાણો કે, ઈશ્વરે ઈસુને પ્રભુ અને </w:t>
+      </w:r>
+      <w:r>
+        <w:rPr>
+          <w:b/>
+          <w:i/>
+          <w:lang w:val="gu_IN" w:bidi="gu_IN"/>
+        </w:rPr>
+        <w:t>મસીહ</w:t>
+      </w:r>
+      <w:r>
+        <w:rPr>
+          <w:lang w:val="gu_IN" w:bidi="gu_IN"/>
+        </w:rPr>
+        <w:t xml:space="preserve"> બંને બનાવ્યા છે.</w:t>
+      </w:r>
+    </w:p>
+    <w:p>
+      <w:pPr>
+        <w:pStyle w:val="ListBullet"/>
+        <w:spacing w:line="240" w:lineRule="auto"/>
+        <w:ind w:left="720"/>
+      </w:pPr>
+      <w:r>
+        <w:rPr>
+          <w:lang w:val="gu_IN" w:bidi="gu_IN"/>
+        </w:rPr>
+      </w:r>
+      <w:r>
+        <w:rPr>
+          <w:b/>
+          <w:lang w:val="gu_IN" w:bidi="gu_IN"/>
+        </w:rPr>
+        <w:t>43:11</w:t>
+      </w:r>
+      <w:r>
+        <w:rPr>
+          <w:lang w:val="gu_IN" w:bidi="gu_IN"/>
+        </w:rPr>
+        <w:t xml:space="preserve"> પિતરે તેઓને જવાબ આપ્યો, “તમે દરેક જણાએ પસ્તાવો કરે અને ઈસુ </w:t>
+      </w:r>
+      <w:r>
+        <w:rPr>
+          <w:b/>
+          <w:i/>
+          <w:lang w:val="gu_IN" w:bidi="gu_IN"/>
+        </w:rPr>
+        <w:t>ખ્રિસ્ત</w:t>
+      </w:r>
+      <w:r>
+        <w:rPr>
+          <w:lang w:val="gu_IN" w:bidi="gu_IN"/>
+        </w:rPr>
+        <w:t>ના નામમાં બાપ્તિસ્મા લે, જેથી ઈશ્વર તમારા પાપોને માફ કરે.”</w:t>
+      </w:r>
+    </w:p>
+    <w:p>
+      <w:pPr>
+        <w:pStyle w:val="ListBullet"/>
+        <w:spacing w:line="240" w:lineRule="auto"/>
+        <w:ind w:left="720"/>
+      </w:pPr>
+      <w:r>
+        <w:rPr>
+          <w:lang w:val="gu_IN" w:bidi="gu_IN"/>
+        </w:rPr>
+      </w:r>
+      <w:r>
+        <w:rPr>
+          <w:b/>
+          <w:lang w:val="gu_IN" w:bidi="gu_IN"/>
+        </w:rPr>
+        <w:t>46:6</w:t>
+      </w:r>
+      <w:r>
+        <w:rPr>
+          <w:lang w:val="gu_IN" w:bidi="gu_IN"/>
+        </w:rPr>
+        <w:t xml:space="preserve"> ઈસુ </w:t>
+      </w:r>
+      <w:r>
+        <w:rPr>
+          <w:b/>
+          <w:i/>
+          <w:lang w:val="gu_IN" w:bidi="gu_IN"/>
+        </w:rPr>
+        <w:t>મસીહ</w:t>
+      </w:r>
+      <w:r>
+        <w:rPr>
+          <w:lang w:val="gu_IN" w:bidi="gu_IN"/>
+        </w:rPr>
+        <w:t xml:space="preserve"> હતા તે સાબિત કરવા, શાઉલે યહૂદીઓની સાથે ચર્ચા કરી.</w:t>
+      </w:r>
+    </w:p>
+    <w:p>
+      <w:pPr>
+        <w:pStyle w:val="Heading3"/>
+      </w:pPr>
+      <w:r>
+        <w:rPr>
+          <w:lang w:val="gu_IN" w:bidi="gu_IN"/>
+        </w:rPr>
+        <w:t>શબ્દ માહિતી:</w:t>
+      </w:r>
+    </w:p>
+    <w:p>
+      <w:pPr>
+        <w:pStyle w:val="ListBullet"/>
+        <w:spacing w:line="240" w:lineRule="auto"/>
+        <w:ind w:left="720"/>
+      </w:pPr>
+      <w:r>
+        <w:rPr>
+          <w:lang w:val="gu_IN" w:bidi="gu_IN"/>
+        </w:rPr>
+      </w:r>
+      <w:r>
+        <w:rPr>
+          <w:lang w:val="gu_IN" w:bidi="gu_IN"/>
+        </w:rPr>
+        <w:t>Strong's: H4899, G3323, G5547</w:t>
+      </w:r>
+      <w:r>
+        <w:rPr>
+          <w:lang w:val="gu_IN" w:bidi="gu_IN"/>
+        </w:rPr>
+      </w:r>
+      <w:r>
+        <w:rPr>
+          <w:lang w:val="gu_IN" w:bidi="gu_IN"/>
+        </w:rPr>
+      </w:r>
+    </w:p>
+    <w:p>
+      <w:pPr/>
+      <w:r>
+        <w:rPr>
+          <w:lang w:val="gu_IN" w:bidi="gu_IN"/>
+        </w:rPr>
+      </w:r>
+    </w:p>
+    <w:p>
+      <w:pPr>
+        <w:pStyle w:val="Heading2"/>
+      </w:pPr>
+      <w:r>
+        <w:rPr>
+          <w:lang w:val="gu_IN" w:bidi="gu_IN"/>
+        </w:rPr>
+        <w:t>ખ્રિસ્તમાં, ઈસુમાં, પ્રભુમાં, તેનામાં</w:t>
+      </w:r>
+      <w:r>
+        <w:rPr>
+          <w:lang w:val="gu_IN" w:bidi="gu_IN"/>
+        </w:rPr>
+      </w:r>
+    </w:p>
+    <w:p>
+      <w:pPr/>
+      <w:r>
+        <w:rPr>
+          <w:lang w:val="gu_IN" w:bidi="gu_IN"/>
+        </w:rPr>
+      </w:r>
+      <w:r>
+        <w:rPr>
+          <w:lang w:val="gu_IN" w:bidi="gu_IN"/>
+        </w:rPr>
+        <w:t>#ખ્રિસ્તમાં, ઈસુમાં, પ્રભુમાં, તેનામાં#</w:t>
+      </w:r>
+    </w:p>
+    <w:p>
+      <w:pPr>
+        <w:pStyle w:val="Heading3"/>
+      </w:pPr>
+      <w:r>
+        <w:rPr>
+          <w:lang w:val="gu_IN" w:bidi="gu_IN"/>
+        </w:rPr>
+        <w:t>વ્યાખ્યા:</w:t>
+      </w:r>
+    </w:p>
+    <w:p>
+      <w:pPr/>
+      <w:r>
+        <w:rPr>
+          <w:lang w:val="gu_IN" w:bidi="gu_IN"/>
+        </w:rPr>
+      </w:r>
+      <w:r>
+        <w:rPr>
+          <w:lang w:val="gu_IN" w:bidi="gu_IN"/>
+        </w:rPr>
+        <w:t>“ખ્રિસ્તમાં” શબ્દસમૂહ અને તેને સંબંધિત શબ્દો એવી સ્થિતિ અથવા અવસ્થાને દર્શાવે છે કે જેઓ વિશ્વાસ દ્વારા ઈસુ ખ્રિસ્ત સાથેના સંબંધમાં આવેલા છે.</w:t>
+      </w:r>
+    </w:p>
+    <w:p>
+      <w:pPr>
+        <w:pStyle w:val="ListBullet"/>
+        <w:spacing w:line="240" w:lineRule="auto"/>
+        <w:ind w:left="720"/>
+      </w:pPr>
+      <w:r>
+        <w:rPr>
+          <w:lang w:val="gu_IN" w:bidi="gu_IN"/>
+        </w:rPr>
+      </w:r>
+      <w:r>
+        <w:rPr>
+          <w:lang w:val="gu_IN" w:bidi="gu_IN"/>
+        </w:rPr>
+        <w:t>તેમાં અન્ય સંબંધિત શબ્દસમૂહો, જેવા કે, “ખ્રિસ્ત ઈસુમાં, ઈસુ ખ્રિસ્તમાં, ઈસુ પ્રભુમાં, પ્રભુ ઈસુ ખ્રિસ્તમાં, જેવા (શબ્દસમૂહો) નો સમાવેશ થાય છે.</w:t>
+      </w:r>
+    </w:p>
+    <w:p>
+      <w:pPr>
+        <w:pStyle w:val="ListBullet"/>
+        <w:spacing w:line="240" w:lineRule="auto"/>
+        <w:ind w:left="720"/>
+      </w:pPr>
+      <w:r>
+        <w:rPr>
+          <w:lang w:val="gu_IN" w:bidi="gu_IN"/>
+        </w:rPr>
+      </w:r>
+      <w:r>
+        <w:rPr>
+          <w:lang w:val="gu_IN" w:bidi="gu_IN"/>
+        </w:rPr>
+        <w:t>“ખ્રિસ્તમાં હોવું” તે શબ્દસમૂહના શક્ય અર્થોમાં જેવા કે, “કેમકે તમે ખ્રિસ્તના છો” અથવા “ખ્રિસ્તમાં જે સંબંધ રહેલો છે” અથવા “ખ્રિસ્તમાં તમારા વિશ્વાસને આધારે” જેવા (શબ્દસમૂહ)નો સમાવેશ કરી શકાય છે.</w:t>
+      </w:r>
+    </w:p>
+    <w:p>
+      <w:pPr>
+        <w:pStyle w:val="ListBullet"/>
+        <w:spacing w:line="240" w:lineRule="auto"/>
+        <w:ind w:left="720"/>
+      </w:pPr>
+      <w:r>
+        <w:rPr>
+          <w:lang w:val="gu_IN" w:bidi="gu_IN"/>
+        </w:rPr>
+      </w:r>
+      <w:r>
+        <w:rPr>
+          <w:lang w:val="gu_IN" w:bidi="gu_IN"/>
+        </w:rPr>
+        <w:t>આ બધા શબ્દસમૂહોનો એક અર્થ થાય છે, કે ઈસુને માનવું અને તેના શિષ્યો રહેવાની અવસ્થામાં હોવું.</w:t>
+      </w:r>
+    </w:p>
+    <w:p>
+      <w:pPr>
+        <w:pStyle w:val="ListBullet"/>
+        <w:spacing w:line="240" w:lineRule="auto"/>
+        <w:ind w:left="720"/>
+      </w:pPr>
+      <w:r>
+        <w:rPr>
+          <w:lang w:val="gu_IN" w:bidi="gu_IN"/>
+        </w:rPr>
+      </w:r>
+      <w:r>
+        <w:rPr>
+          <w:lang w:val="gu_IN" w:bidi="gu_IN"/>
+        </w:rPr>
+        <w:t>નોંધ:</w:t>
+        <w:br/>
+      </w:r>
+      <w:r>
+        <w:rPr>
+          <w:lang w:val="gu_IN" w:bidi="gu_IN"/>
+        </w:rPr>
+        <w:t>ક્યારેક “માં” શબ્દ ક્રિયાપદનો અથવા ક્રિયાપદ સાથે સંકળાયેલો હોય છે.</w:t>
+        <w:br/>
+      </w:r>
+      <w:r>
+        <w:rPr>
+          <w:lang w:val="gu_IN" w:bidi="gu_IN"/>
+        </w:rPr>
+        <w:t>ઉદાહરણ તરીકે, “ખ્રિસ્તમાં સહભાગિતા” (શબ્દસમૂહ)નો અર્થ, આ “સહભાગિતામાં” જેમાં ખ્રિસ્તને જાણવાથી લાભો પ્રાપ્ત થાય છે.</w:t>
+        <w:br/>
+      </w:r>
+      <w:r>
+        <w:rPr>
+          <w:lang w:val="gu_IN" w:bidi="gu_IN"/>
+        </w:rPr>
+        <w:t>ખ્રિસ્તના “મહિમામાં” તેનો અર્થ, આંનંદિત હોવું અને ઈસુ કોણ છે અને તેણે શું કર્યું છે તે માટે દેવની પ્રશંસા કરવી.</w:t>
+        <w:br/>
+      </w:r>
+      <w:r>
+        <w:rPr>
+          <w:lang w:val="gu_IN" w:bidi="gu_IN"/>
+        </w:rPr>
+        <w:t>ખ્રિસ્ત “માં વિશ્વાસ” કરવાનો અર્થ, તારનાર તરીકે તેનામાં વિશ્વાસ કરવો અને તેને જાણવો.</w:t>
+      </w:r>
+    </w:p>
+    <w:p>
+      <w:pPr>
+        <w:pStyle w:val="Heading3"/>
+      </w:pPr>
+      <w:r>
+        <w:rPr>
+          <w:lang w:val="gu_IN" w:bidi="gu_IN"/>
+        </w:rPr>
+        <w:t>ભાષાંતરના સૂચનો:</w:t>
+      </w:r>
+    </w:p>
+    <w:p>
+      <w:pPr>
+        <w:pStyle w:val="ListBullet"/>
+        <w:spacing w:line="240" w:lineRule="auto"/>
+        <w:ind w:left="720"/>
+      </w:pPr>
+      <w:r>
+        <w:rPr>
+          <w:lang w:val="gu_IN" w:bidi="gu_IN"/>
+        </w:rPr>
+      </w:r>
+      <w:r>
+        <w:rPr>
+          <w:lang w:val="gu_IN" w:bidi="gu_IN"/>
+        </w:rPr>
+        <w:t>સંદર્ભ પર આધાર રાખીને, “ખ્રિસ્તમાં” અને “પ્રભુમાં” (અને સંબંધિત શબ્દસમુહો)નો સમાવેશ કરી તેના વિવિધ ભાષાંતર કરી શકાય છે:</w:t>
+      </w:r>
+    </w:p>
+    <w:p>
+      <w:pPr>
+        <w:pStyle w:val="ListBullet"/>
+        <w:spacing w:line="240" w:lineRule="auto"/>
+        <w:ind w:left="720"/>
+      </w:pPr>
+      <w:r>
+        <w:rPr>
+          <w:lang w:val="gu_IN" w:bidi="gu_IN"/>
+        </w:rPr>
+      </w:r>
+      <w:r>
+        <w:rPr>
+          <w:lang w:val="gu_IN" w:bidi="gu_IN"/>
+        </w:rPr>
+        <w:t>“ખ્રિસ્તનું કોણ છે”</w:t>
+      </w:r>
+    </w:p>
+    <w:p>
+      <w:pPr>
+        <w:pStyle w:val="ListBullet"/>
+        <w:spacing w:line="240" w:lineRule="auto"/>
+        <w:ind w:left="720"/>
+      </w:pPr>
+      <w:r>
+        <w:rPr>
+          <w:lang w:val="gu_IN" w:bidi="gu_IN"/>
+        </w:rPr>
+      </w:r>
+      <w:r>
+        <w:rPr>
+          <w:lang w:val="gu_IN" w:bidi="gu_IN"/>
+        </w:rPr>
+        <w:t>“કારણકે તમે ખ્રિસ્તમાં માનો છો”</w:t>
+      </w:r>
+    </w:p>
+    <w:p>
+      <w:pPr>
+        <w:pStyle w:val="ListBullet"/>
+        <w:spacing w:line="240" w:lineRule="auto"/>
+        <w:ind w:left="720"/>
+      </w:pPr>
+      <w:r>
+        <w:rPr>
+          <w:lang w:val="gu_IN" w:bidi="gu_IN"/>
+        </w:rPr>
+      </w:r>
+      <w:r>
+        <w:rPr>
+          <w:lang w:val="gu_IN" w:bidi="gu_IN"/>
+        </w:rPr>
+        <w:t>“કારણકે ખ્રિસ્તે આપણને બચાવ્યા છે”</w:t>
+      </w:r>
+    </w:p>
+    <w:p>
+      <w:pPr>
+        <w:pStyle w:val="ListBullet"/>
+        <w:spacing w:line="240" w:lineRule="auto"/>
+        <w:ind w:left="720"/>
+      </w:pPr>
+      <w:r>
+        <w:rPr>
+          <w:lang w:val="gu_IN" w:bidi="gu_IN"/>
+        </w:rPr>
+      </w:r>
+      <w:r>
+        <w:rPr>
+          <w:lang w:val="gu_IN" w:bidi="gu_IN"/>
+        </w:rPr>
+        <w:t>“પ્રભુની સેવામાં”</w:t>
+      </w:r>
+    </w:p>
+    <w:p>
+      <w:pPr>
+        <w:pStyle w:val="ListBullet"/>
+        <w:spacing w:line="240" w:lineRule="auto"/>
+        <w:ind w:left="720"/>
+      </w:pPr>
+      <w:r>
+        <w:rPr>
+          <w:lang w:val="gu_IN" w:bidi="gu_IN"/>
+        </w:rPr>
+      </w:r>
+      <w:r>
+        <w:rPr>
+          <w:lang w:val="gu_IN" w:bidi="gu_IN"/>
+        </w:rPr>
+        <w:t>“પ્રભુ પર આધાર રાખવો”</w:t>
+      </w:r>
+    </w:p>
+    <w:p>
+      <w:pPr>
+        <w:pStyle w:val="ListBullet"/>
+        <w:spacing w:line="240" w:lineRule="auto"/>
+        <w:ind w:left="720"/>
+      </w:pPr>
+      <w:r>
+        <w:rPr>
+          <w:lang w:val="gu_IN" w:bidi="gu_IN"/>
+        </w:rPr>
+      </w:r>
+      <w:r>
+        <w:rPr>
+          <w:lang w:val="gu_IN" w:bidi="gu_IN"/>
+        </w:rPr>
+        <w:t>“કારણકે પ્રભુએ જે કર્યું છે”</w:t>
+      </w:r>
+    </w:p>
+    <w:p>
+      <w:pPr>
+        <w:pStyle w:val="ListBullet"/>
+        <w:spacing w:line="240" w:lineRule="auto"/>
+        <w:ind w:left="720"/>
+      </w:pPr>
+      <w:r>
+        <w:rPr>
+          <w:lang w:val="gu_IN" w:bidi="gu_IN"/>
+        </w:rPr>
+      </w:r>
+      <w:r>
+        <w:rPr>
+          <w:lang w:val="gu_IN" w:bidi="gu_IN"/>
+        </w:rPr>
+        <w:t>જે લોકો ખ્રિસ્ત “માં માને છે” અથવા જેઓને “તેનામાં પર વિશ્વાસ કરે છે,” તેઓ ઈસુએ શીખવ્યું છે તેને માને છે અને તેણે તેઓને બચાવ્યા છે તેવો વિશ્વાસ તે કરે છે, કેમકે તેણે (ઇસુએ) વધસ્તંભ ઉપરના બલિદાન દ્વારા તેઓના પાપોનો દંડ ચૂકવ્યો છે. કેટલીક ભાષાઓમાં કદાચ એક શબ્દ છે કે જેનું ભાષાંતર ક્રિયાપદોમાં, (આ શબ્દો દ્વારા) જેવાકે “(તે)માં વિશ્વાસ” અથવા “(તે)માં સહભાગિતા” અથવા “(તે)માં ભરોસો” થઇ શકે છે.</w:t>
+      </w:r>
+    </w:p>
+    <w:p>
+      <w:pPr/>
+      <w:r>
+        <w:rPr>
+          <w:lang w:val="gu_IN" w:bidi="gu_IN"/>
+        </w:rPr>
+      </w:r>
+      <w:r>
+        <w:rPr>
+          <w:lang w:val="gu_IN" w:bidi="gu_IN"/>
+        </w:rPr>
+        <w:t xml:space="preserve">(આ પણ જુઓ: </w:t>
+      </w:r>
+      <w:r>
+        <w:rPr>
+          <w:lang w:val="gu_IN" w:bidi="gu_IN"/>
+        </w:rPr>
+        <w:t>ખ્રિસ્ત</w:t>
+      </w:r>
+      <w:r>
+        <w:rPr>
+          <w:lang w:val="gu_IN" w:bidi="gu_IN"/>
+        </w:rPr>
+        <w:t xml:space="preserve">, </w:t>
+      </w:r>
+      <w:r>
+        <w:rPr>
+          <w:lang w:val="gu_IN" w:bidi="gu_IN"/>
+        </w:rPr>
+        <w:t>પ્રભુ</w:t>
+      </w:r>
+      <w:r>
+        <w:rPr>
+          <w:lang w:val="gu_IN" w:bidi="gu_IN"/>
+        </w:rPr>
+        <w:t xml:space="preserve">, </w:t>
+      </w:r>
+      <w:r>
+        <w:rPr>
+          <w:lang w:val="gu_IN" w:bidi="gu_IN"/>
+        </w:rPr>
+        <w:t>ઈસુ</w:t>
+      </w:r>
+      <w:r>
+        <w:rPr>
+          <w:lang w:val="gu_IN" w:bidi="gu_IN"/>
+        </w:rPr>
+        <w:t xml:space="preserve">, </w:t>
+      </w:r>
+      <w:r>
+        <w:rPr>
+          <w:lang w:val="gu_IN" w:bidi="gu_IN"/>
+        </w:rPr>
+        <w:t>માનવું</w:t>
+      </w:r>
+      <w:r>
+        <w:rPr>
+          <w:lang w:val="gu_IN" w:bidi="gu_IN"/>
+        </w:rPr>
+        <w:t xml:space="preserve">, </w:t>
+      </w:r>
+      <w:r>
+        <w:rPr>
+          <w:lang w:val="gu_IN" w:bidi="gu_IN"/>
+        </w:rPr>
+        <w:t xml:space="preserve">વિશ્વાસ </w:t>
+      </w:r>
+      <w:r>
+        <w:rPr>
+          <w:lang w:val="gu_IN" w:bidi="gu_IN"/>
+        </w:rPr>
+        <w:t>)</w:t>
+      </w:r>
+    </w:p>
+    <w:p>
+      <w:pPr>
+        <w:pStyle w:val="Heading3"/>
+      </w:pPr>
+      <w:r>
+        <w:rPr>
+          <w:lang w:val="gu_IN" w:bidi="gu_IN"/>
+        </w:rPr>
+        <w:t>બાઈબલની કલમો:</w:t>
+      </w:r>
+    </w:p>
+    <w:p>
+      <w:pPr>
+        <w:pStyle w:val="ListBullet"/>
+        <w:spacing w:line="240" w:lineRule="auto"/>
+        <w:ind w:left="720"/>
+      </w:pPr>
+      <w:r>
+        <w:rPr>
+          <w:lang w:val="gu_IN" w:bidi="gu_IN"/>
+        </w:rPr>
+      </w:r>
+      <w:hyperlink r:id="rId82">
+        <w:r>
+          <w:rPr>
+            <w:lang w:val="gu_IN" w:bidi="gu_IN"/>
+          </w:rPr>
+          <w:rPr>
+            <w:color w:val="0000EE"/>
+            <w:u w:val="single"/>
+          </w:rPr>
+          <w:t>1 યોહાન 2:4–6</w:t>
+        </w:r>
+      </w:hyperlink>
+    </w:p>
+    <w:p>
+      <w:pPr>
+        <w:pStyle w:val="ListBullet"/>
+        <w:spacing w:line="240" w:lineRule="auto"/>
+        <w:ind w:left="720"/>
+      </w:pPr>
+      <w:r>
+        <w:rPr>
+          <w:lang w:val="gu_IN" w:bidi="gu_IN"/>
+        </w:rPr>
+      </w:r>
+      <w:hyperlink r:id="rId83">
+        <w:r>
+          <w:rPr>
+            <w:lang w:val="gu_IN" w:bidi="gu_IN"/>
+          </w:rPr>
+          <w:rPr>
+            <w:color w:val="0000EE"/>
+            <w:u w:val="single"/>
+          </w:rPr>
+          <w:t>2 કરિંથી 2:16–17</w:t>
+        </w:r>
+      </w:hyperlink>
+    </w:p>
+    <w:p>
+      <w:pPr>
+        <w:pStyle w:val="ListBullet"/>
+        <w:spacing w:line="240" w:lineRule="auto"/>
+        <w:ind w:left="720"/>
+      </w:pPr>
+      <w:r>
+        <w:rPr>
+          <w:lang w:val="gu_IN" w:bidi="gu_IN"/>
+        </w:rPr>
+      </w:r>
+      <w:hyperlink r:id="rId84">
+        <w:r>
+          <w:rPr>
+            <w:lang w:val="gu_IN" w:bidi="gu_IN"/>
+          </w:rPr>
+          <w:rPr>
+            <w:color w:val="0000EE"/>
+            <w:u w:val="single"/>
+          </w:rPr>
+          <w:t>2 તિમોથી 1:1–2</w:t>
+        </w:r>
+      </w:hyperlink>
+    </w:p>
+    <w:p>
+      <w:pPr>
+        <w:pStyle w:val="ListBullet"/>
+        <w:spacing w:line="240" w:lineRule="auto"/>
+        <w:ind w:left="720"/>
+      </w:pPr>
+      <w:r>
+        <w:rPr>
+          <w:lang w:val="gu_IN" w:bidi="gu_IN"/>
+        </w:rPr>
+      </w:r>
+      <w:hyperlink r:id="rId85">
+        <w:r>
+          <w:rPr>
+            <w:lang w:val="gu_IN" w:bidi="gu_IN"/>
+          </w:rPr>
+          <w:rPr>
+            <w:color w:val="0000EE"/>
+            <w:u w:val="single"/>
+          </w:rPr>
+          <w:t>ગલાતી 1:21–24</w:t>
+        </w:r>
+      </w:hyperlink>
+    </w:p>
+    <w:p>
+      <w:pPr>
+        <w:pStyle w:val="ListBullet"/>
+        <w:spacing w:line="240" w:lineRule="auto"/>
+        <w:ind w:left="720"/>
+      </w:pPr>
+      <w:r>
+        <w:rPr>
+          <w:lang w:val="gu_IN" w:bidi="gu_IN"/>
+        </w:rPr>
+      </w:r>
+      <w:hyperlink r:id="rId86">
+        <w:r>
+          <w:rPr>
+            <w:lang w:val="gu_IN" w:bidi="gu_IN"/>
+          </w:rPr>
+          <w:rPr>
+            <w:color w:val="0000EE"/>
+            <w:u w:val="single"/>
+          </w:rPr>
+          <w:t>ગલાતી 2:17–19</w:t>
+        </w:r>
+      </w:hyperlink>
+    </w:p>
+    <w:p>
+      <w:pPr>
+        <w:pStyle w:val="ListBullet"/>
+        <w:spacing w:line="240" w:lineRule="auto"/>
+        <w:ind w:left="720"/>
+      </w:pPr>
+      <w:r>
+        <w:rPr>
+          <w:lang w:val="gu_IN" w:bidi="gu_IN"/>
+        </w:rPr>
+      </w:r>
+      <w:hyperlink r:id="rId87">
+        <w:r>
+          <w:rPr>
+            <w:lang w:val="gu_IN" w:bidi="gu_IN"/>
+          </w:rPr>
+          <w:rPr>
+            <w:color w:val="0000EE"/>
+            <w:u w:val="single"/>
+          </w:rPr>
+          <w:t>ફિલેમોન 1:4–7</w:t>
+        </w:r>
+      </w:hyperlink>
+    </w:p>
+    <w:p>
+      <w:pPr>
+        <w:pStyle w:val="ListBullet"/>
+        <w:spacing w:line="240" w:lineRule="auto"/>
+        <w:ind w:left="720"/>
+      </w:pPr>
+      <w:r>
+        <w:rPr>
+          <w:lang w:val="gu_IN" w:bidi="gu_IN"/>
+        </w:rPr>
+      </w:r>
+      <w:hyperlink r:id="rId88">
+        <w:r>
+          <w:rPr>
+            <w:lang w:val="gu_IN" w:bidi="gu_IN"/>
+          </w:rPr>
+          <w:rPr>
+            <w:color w:val="0000EE"/>
+            <w:u w:val="single"/>
+          </w:rPr>
+          <w:t>પ્રકટીકરણ 1:9–11</w:t>
+        </w:r>
+      </w:hyperlink>
+    </w:p>
+    <w:p>
+      <w:pPr>
+        <w:pStyle w:val="ListBullet"/>
+        <w:spacing w:line="240" w:lineRule="auto"/>
+        <w:ind w:left="720"/>
+      </w:pPr>
+      <w:r>
+        <w:rPr>
+          <w:lang w:val="gu_IN" w:bidi="gu_IN"/>
+        </w:rPr>
+      </w:r>
+      <w:hyperlink r:id="rId89">
+        <w:r>
+          <w:rPr>
+            <w:lang w:val="gu_IN" w:bidi="gu_IN"/>
+          </w:rPr>
+          <w:rPr>
+            <w:color w:val="0000EE"/>
+            <w:u w:val="single"/>
+          </w:rPr>
+          <w:t>રોમન 9:1–2</w:t>
+        </w:r>
+      </w:hyperlink>
+    </w:p>
+    <w:p>
+      <w:pPr>
+        <w:pStyle w:val="Heading3"/>
+      </w:pPr>
+      <w:r>
+        <w:rPr>
+          <w:lang w:val="gu_IN" w:bidi="gu_IN"/>
+        </w:rPr>
+        <w:t>શબ્દ માહિતી:</w:t>
+      </w:r>
+    </w:p>
+    <w:p>
+      <w:pPr>
+        <w:pStyle w:val="ListBullet"/>
+        <w:spacing w:line="240" w:lineRule="auto"/>
+        <w:ind w:left="720"/>
+      </w:pPr>
+      <w:r>
+        <w:rPr>
+          <w:lang w:val="gu_IN" w:bidi="gu_IN"/>
+        </w:rPr>
+      </w:r>
+      <w:r>
+        <w:rPr>
+          <w:lang w:val="gu_IN" w:bidi="gu_IN"/>
+        </w:rPr>
+        <w:t>Strong's: G1519, G2962, G5547</w:t>
+      </w:r>
+      <w:r>
+        <w:rPr>
+          <w:lang w:val="gu_IN" w:bidi="gu_IN"/>
+        </w:rPr>
+      </w:r>
+      <w:r>
+        <w:rPr>
+          <w:lang w:val="gu_IN" w:bidi="gu_IN"/>
+        </w:rPr>
+      </w:r>
+    </w:p>
+    <w:p>
+      <w:pPr/>
+      <w:r>
+        <w:rPr>
+          <w:lang w:val="gu_IN" w:bidi="gu_IN"/>
+        </w:rPr>
+      </w:r>
+    </w:p>
+    <w:p>
+      <w:pPr>
+        <w:pStyle w:val="Heading2"/>
+      </w:pPr>
+      <w:r>
+        <w:rPr>
+          <w:lang w:val="gu_IN" w:bidi="gu_IN"/>
+        </w:rPr>
+        <w:t>ખ્રિસ્તવિરોધી, ખ્રિસ્તવિરોધીઓ</w:t>
+      </w:r>
+      <w:r>
+        <w:rPr>
+          <w:lang w:val="gu_IN" w:bidi="gu_IN"/>
+        </w:rPr>
+      </w:r>
+    </w:p>
+    <w:p>
+      <w:pPr>
+        <w:pStyle w:val="Heading3"/>
+      </w:pPr>
+      <w:r>
+        <w:rPr>
+          <w:lang w:val="gu_IN" w:bidi="gu_IN"/>
+        </w:rPr>
+        <w:t>વ્યાખ્યા:</w:t>
+      </w:r>
+    </w:p>
+    <w:p>
+      <w:pPr/>
+      <w:r>
+        <w:rPr>
+          <w:lang w:val="gu_IN" w:bidi="gu_IN"/>
+        </w:rPr>
+      </w:r>
+      <w:r>
+        <w:rPr>
+          <w:lang w:val="gu_IN" w:bidi="gu_IN"/>
+        </w:rPr>
+        <w:t>“ખ્રિસ્તવિરોધી” શબ્દ દર્શાવે છે કે એવો વ્યક્તિ જે ઈસુ ખ્રિસ્તના શિક્ષણ અને તેના કાર્ય વિરોધી હોય.</w:t>
+        <w:br/>
+      </w:r>
+      <w:r>
+        <w:rPr>
+          <w:lang w:val="gu_IN" w:bidi="gu_IN"/>
+        </w:rPr>
+        <w:t>વિશ્વમાં ઘણા ખ્રિસ્તવિરોધીઓ છે.</w:t>
+      </w:r>
+    </w:p>
+    <w:p>
+      <w:pPr>
+        <w:pStyle w:val="ListBullet"/>
+        <w:spacing w:line="240" w:lineRule="auto"/>
+        <w:ind w:left="720"/>
+      </w:pPr>
+      <w:r>
+        <w:rPr>
+          <w:lang w:val="gu_IN" w:bidi="gu_IN"/>
+        </w:rPr>
+      </w:r>
+      <w:r>
+        <w:rPr>
+          <w:lang w:val="gu_IN" w:bidi="gu_IN"/>
+        </w:rPr>
+        <w:t>પ્રેરિત યોહાને લખ્યું તે વ્યક્તિ ખ્રિસ્તવિરોધી છે, જે લોકોને ઈસુ મસીહ નથી એમ કહીને લોકોને છેતરે છે, અથવા તે ઈસુ દેવ અને માનવ બન્ને હોવાનું નકારે છે.</w:t>
+      </w:r>
+    </w:p>
+    <w:p>
+      <w:pPr>
+        <w:pStyle w:val="ListBullet"/>
+        <w:spacing w:line="240" w:lineRule="auto"/>
+        <w:ind w:left="720"/>
+      </w:pPr>
+      <w:r>
+        <w:rPr>
+          <w:lang w:val="gu_IN" w:bidi="gu_IN"/>
+        </w:rPr>
+      </w:r>
+      <w:r>
+        <w:rPr>
+          <w:lang w:val="gu_IN" w:bidi="gu_IN"/>
+        </w:rPr>
+        <w:t>બાઈબલ તે પણ શીખવે છે કે વિશ્વમાં ખ્રિસ્તવિરોધી એક સામાન્ય આત્મા છે કે જે ઈસુના કામનો વિરોધ કરે છે.</w:t>
+      </w:r>
+    </w:p>
+    <w:p>
+      <w:pPr>
+        <w:pStyle w:val="ListBullet"/>
+        <w:spacing w:line="240" w:lineRule="auto"/>
+        <w:ind w:left="720"/>
+      </w:pPr>
+      <w:r>
+        <w:rPr>
+          <w:lang w:val="gu_IN" w:bidi="gu_IN"/>
+        </w:rPr>
+      </w:r>
+      <w:r>
+        <w:rPr>
+          <w:lang w:val="gu_IN" w:bidi="gu_IN"/>
+        </w:rPr>
+        <w:t>નવાકરારમાં પ્રકટીકરણનું પુસ્તક જણાવે છે કે “ખ્રિસ્તવિરોધી” એક માણસ હશે જે અંતના સમયમાં પ્રગટ થશે .</w:t>
+      </w:r>
+    </w:p>
+    <w:p>
+      <w:pPr>
+        <w:pStyle w:val="ListBullet"/>
+        <w:spacing w:line="240" w:lineRule="auto"/>
+        <w:ind w:left="720"/>
+      </w:pPr>
+      <w:r>
+        <w:rPr>
+          <w:lang w:val="gu_IN" w:bidi="gu_IN"/>
+        </w:rPr>
+      </w:r>
+      <w:r>
+        <w:rPr>
+          <w:lang w:val="gu_IN" w:bidi="gu_IN"/>
+        </w:rPr>
+        <w:t>આ માણસ ઈશ્વરના લોકોનો નાશ કરવા કોશિશ કરશે, પણ તે ઈસુ દ્વારા હારી જશે.</w:t>
+      </w:r>
+    </w:p>
+    <w:p>
+      <w:pPr>
+        <w:pStyle w:val="Heading3"/>
+      </w:pPr>
+      <w:r>
+        <w:rPr>
+          <w:lang w:val="gu_IN" w:bidi="gu_IN"/>
+        </w:rPr>
+        <w:t>ભાષાંતરના સુચનો:</w:t>
+      </w:r>
+    </w:p>
+    <w:p>
+      <w:pPr>
+        <w:pStyle w:val="ListBullet"/>
+        <w:spacing w:line="240" w:lineRule="auto"/>
+        <w:ind w:left="720"/>
+      </w:pPr>
+      <w:r>
+        <w:rPr>
+          <w:lang w:val="gu_IN" w:bidi="gu_IN"/>
+        </w:rPr>
+      </w:r>
+      <w:r>
+        <w:rPr>
+          <w:lang w:val="gu_IN" w:bidi="gu_IN"/>
+        </w:rPr>
+        <w:t>આ શબ્દનું બીજી રીતે ભાષાંતર કરીએ તો, તે શબ્દ અથવા શબ્દસમૂહનો અર્થ “ખ્રિસ્તનો વિરોધ કરનાર” અથવા “ખ્રિસ્તનો શત્રુ” અથવા “ખ્રિસ્તની વિરુદ્ધનો વ્યક્તિ” એમ થઈ શકે છે.</w:t>
+      </w:r>
+    </w:p>
+    <w:p>
+      <w:pPr>
+        <w:pStyle w:val="ListBullet"/>
+        <w:spacing w:line="240" w:lineRule="auto"/>
+        <w:ind w:left="720"/>
+      </w:pPr>
+      <w:r>
+        <w:rPr>
+          <w:lang w:val="gu_IN" w:bidi="gu_IN"/>
+        </w:rPr>
+      </w:r>
+      <w:r>
+        <w:rPr>
+          <w:lang w:val="gu_IN" w:bidi="gu_IN"/>
+        </w:rPr>
+        <w:t>શબ્દસમૂહ “ખ્રિસ્તવિરોધીનો આત્મા” નું ભાષાંતર “એવો આત્મા જે ખ્રિસ્તની વિરુદ્ધ છે” અથવા “જે ખ્રિસ્ત વિશે જૂઠું શીખવે” અથવા “ખ્રિસ્ત વિશે જુઠું સ્વીકારવાનું વલણ” અથવા “આત્મા કે જે ખ્રિસ્ત વિશે જુઠું શીખવે છે.”</w:t>
+      </w:r>
+    </w:p>
+    <w:p>
+      <w:pPr>
+        <w:pStyle w:val="ListBullet"/>
+        <w:spacing w:line="240" w:lineRule="auto"/>
+        <w:ind w:left="720"/>
+      </w:pPr>
+      <w:r>
+        <w:rPr>
+          <w:lang w:val="gu_IN" w:bidi="gu_IN"/>
+        </w:rPr>
+      </w:r>
+      <w:r>
+        <w:rPr>
+          <w:lang w:val="gu_IN" w:bidi="gu_IN"/>
+        </w:rPr>
+        <w:t>આ શબ્દનું રાષ્ટ્રીય ભાષામાં અથવા સ્થાનિક ભાષા કેવી રીતે ભાષાંતર કરવામાં આવ્યું છે તેનું ધ્યાન આપો.</w:t>
+      </w:r>
+    </w:p>
+    <w:p>
+      <w:pPr/>
+      <w:r>
+        <w:rPr>
+          <w:lang w:val="gu_IN" w:bidi="gu_IN"/>
+        </w:rPr>
+      </w:r>
+      <w:r>
+        <w:rPr>
+          <w:lang w:val="gu_IN" w:bidi="gu_IN"/>
+        </w:rPr>
+        <w:t xml:space="preserve">(જુઓ: </w:t>
+      </w:r>
+      <w:r>
+        <w:rPr>
+          <w:lang w:val="gu_IN" w:bidi="gu_IN"/>
+        </w:rPr>
+        <w:t>અજ્ઞાતનું ભાષાંતર કેવી રીતે કરવું</w:t>
+      </w:r>
+      <w:r>
+        <w:rPr>
+          <w:lang w:val="gu_IN" w:bidi="gu_IN"/>
+        </w:rPr>
+        <w:t>)</w:t>
+      </w:r>
+    </w:p>
+    <w:p>
+      <w:pPr/>
+      <w:r>
+        <w:rPr>
+          <w:lang w:val="gu_IN" w:bidi="gu_IN"/>
+        </w:rPr>
+      </w:r>
+      <w:r>
+        <w:rPr>
+          <w:lang w:val="gu_IN" w:bidi="gu_IN"/>
+        </w:rPr>
+        <w:t xml:space="preserve">(આ પણ જુઓ: </w:t>
+      </w:r>
+      <w:r>
+        <w:rPr>
+          <w:lang w:val="gu_IN" w:bidi="gu_IN"/>
+        </w:rPr>
+        <w:t>ખ્રિસ્ત</w:t>
+      </w:r>
+      <w:r>
+        <w:rPr>
+          <w:lang w:val="gu_IN" w:bidi="gu_IN"/>
+        </w:rPr>
+        <w:t xml:space="preserve">, </w:t>
+      </w:r>
+      <w:r>
+        <w:rPr>
+          <w:lang w:val="gu_IN" w:bidi="gu_IN"/>
+        </w:rPr>
+        <w:t>પ્રગટ કરવું</w:t>
+      </w:r>
+      <w:r>
+        <w:rPr>
+          <w:lang w:val="gu_IN" w:bidi="gu_IN"/>
+        </w:rPr>
+        <w:t xml:space="preserve">, </w:t>
+      </w:r>
+      <w:r>
+        <w:rPr>
+          <w:lang w:val="gu_IN" w:bidi="gu_IN"/>
+        </w:rPr>
+        <w:t>ભારે દુઃખ</w:t>
+      </w:r>
+      <w:r>
+        <w:rPr>
+          <w:lang w:val="gu_IN" w:bidi="gu_IN"/>
+        </w:rPr>
+        <w:t>)</w:t>
+      </w:r>
+    </w:p>
+    <w:p>
+      <w:pPr>
+        <w:pStyle w:val="Heading3"/>
+      </w:pPr>
+      <w:r>
+        <w:rPr>
+          <w:lang w:val="gu_IN" w:bidi="gu_IN"/>
+        </w:rPr>
+        <w:t>બાઈબલની કલમો:</w:t>
+      </w:r>
+    </w:p>
+    <w:p>
+      <w:pPr>
+        <w:pStyle w:val="ListBullet"/>
+        <w:spacing w:line="240" w:lineRule="auto"/>
+        <w:ind w:left="720"/>
+      </w:pPr>
+      <w:r>
+        <w:rPr>
+          <w:lang w:val="gu_IN" w:bidi="gu_IN"/>
+        </w:rPr>
+      </w:r>
+      <w:hyperlink r:id="rId90">
+        <w:r>
+          <w:rPr>
+            <w:lang w:val="gu_IN" w:bidi="gu_IN"/>
+          </w:rPr>
+          <w:rPr>
+            <w:color w:val="0000EE"/>
+            <w:u w:val="single"/>
+          </w:rPr>
+          <w:t>1 યોહાન 2:18–19</w:t>
+        </w:r>
+      </w:hyperlink>
+    </w:p>
+    <w:p>
+      <w:pPr>
+        <w:pStyle w:val="ListBullet"/>
+        <w:spacing w:line="240" w:lineRule="auto"/>
+        <w:ind w:left="720"/>
+      </w:pPr>
+      <w:r>
+        <w:rPr>
+          <w:lang w:val="gu_IN" w:bidi="gu_IN"/>
+        </w:rPr>
+      </w:r>
+      <w:hyperlink r:id="rId91">
+        <w:r>
+          <w:rPr>
+            <w:lang w:val="gu_IN" w:bidi="gu_IN"/>
+          </w:rPr>
+          <w:rPr>
+            <w:color w:val="0000EE"/>
+            <w:u w:val="single"/>
+          </w:rPr>
+          <w:t>1 યોહાન 4:1–3</w:t>
+        </w:r>
+      </w:hyperlink>
+    </w:p>
+    <w:p>
+      <w:pPr>
+        <w:pStyle w:val="ListBullet"/>
+        <w:spacing w:line="240" w:lineRule="auto"/>
+        <w:ind w:left="720"/>
+      </w:pPr>
+      <w:r>
+        <w:rPr>
+          <w:lang w:val="gu_IN" w:bidi="gu_IN"/>
+        </w:rPr>
+      </w:r>
+      <w:hyperlink r:id="rId92">
+        <w:r>
+          <w:rPr>
+            <w:lang w:val="gu_IN" w:bidi="gu_IN"/>
+          </w:rPr>
+          <w:rPr>
+            <w:color w:val="0000EE"/>
+            <w:u w:val="single"/>
+          </w:rPr>
+          <w:t>2 યોહાન 1:7–8</w:t>
+        </w:r>
+      </w:hyperlink>
+    </w:p>
+    <w:p>
+      <w:pPr>
+        <w:pStyle w:val="Heading3"/>
+      </w:pPr>
+      <w:r>
+        <w:rPr>
+          <w:lang w:val="gu_IN" w:bidi="gu_IN"/>
+        </w:rPr>
+        <w:t>શબ્દ માહિતી:</w:t>
+      </w:r>
+    </w:p>
+    <w:p>
+      <w:pPr>
+        <w:pStyle w:val="ListBullet"/>
+        <w:spacing w:line="240" w:lineRule="auto"/>
+        <w:ind w:left="720"/>
+      </w:pPr>
+      <w:r>
+        <w:rPr>
+          <w:lang w:val="gu_IN" w:bidi="gu_IN"/>
+        </w:rPr>
+      </w:r>
+      <w:r>
+        <w:rPr>
+          <w:lang w:val="gu_IN" w:bidi="gu_IN"/>
+        </w:rPr>
+        <w:t>Strong's: G500</w:t>
+      </w:r>
+      <w:r>
+        <w:rPr>
+          <w:lang w:val="gu_IN" w:bidi="gu_IN"/>
+        </w:rPr>
+      </w:r>
+      <w:r>
+        <w:rPr>
+          <w:lang w:val="gu_IN" w:bidi="gu_IN"/>
+        </w:rPr>
+      </w:r>
+    </w:p>
+    <w:p>
+      <w:pPr/>
+      <w:r>
+        <w:rPr>
+          <w:lang w:val="gu_IN" w:bidi="gu_IN"/>
+        </w:rPr>
+      </w:r>
+    </w:p>
+    <w:p>
+      <w:pPr>
+        <w:pStyle w:val="Heading2"/>
+      </w:pPr>
+      <w:r>
+        <w:rPr>
+          <w:lang w:val="gu_IN" w:bidi="gu_IN"/>
+        </w:rPr>
+        <w:t>ખ્રિસ્તી</w:t>
+      </w:r>
+      <w:r>
+        <w:rPr>
+          <w:lang w:val="gu_IN" w:bidi="gu_IN"/>
+        </w:rPr>
+      </w:r>
+    </w:p>
+    <w:p>
+      <w:pPr>
+        <w:pStyle w:val="Heading3"/>
+      </w:pPr>
+      <w:r>
+        <w:rPr>
+          <w:lang w:val="gu_IN" w:bidi="gu_IN"/>
+        </w:rPr>
+        <w:t>વ્યાખ્યા</w:t>
+      </w:r>
+    </w:p>
+    <w:p>
+      <w:pPr/>
+      <w:r>
+        <w:rPr>
+          <w:lang w:val="gu_IN" w:bidi="gu_IN"/>
+        </w:rPr>
+      </w:r>
+      <w:r>
+        <w:rPr>
+          <w:lang w:val="gu_IN" w:bidi="gu_IN"/>
+        </w:rPr>
+        <w:t>ઈસુ સ્વર્ગમાં પાછા ગયા પછી અમુક સમય પછી, લોકોએ “ખ્રિસ્તી” નામ બનાવ્યું જેનો અર્થ થાય છે “ખ્રિસ્તનો અનુયાયી.”</w:t>
+      </w:r>
+    </w:p>
+    <w:p>
+      <w:pPr>
+        <w:pStyle w:val="ListBullet"/>
+        <w:spacing w:line="240" w:lineRule="auto"/>
+        <w:ind w:left="720"/>
+      </w:pPr>
+      <w:r>
+        <w:rPr>
+          <w:lang w:val="gu_IN" w:bidi="gu_IN"/>
+        </w:rPr>
+      </w:r>
+      <w:r>
+        <w:rPr>
+          <w:lang w:val="gu_IN" w:bidi="gu_IN"/>
+        </w:rPr>
+        <w:t>તે અંત્યોખ શહેરમાં હતું જ્યાં ઈસુના અનુયાયીઓને પ્રથમ “ખ્રિસ્તીઓ” તરીકે ઓળખવામાં આવતા હતા.</w:t>
+      </w:r>
+    </w:p>
+    <w:p>
+      <w:pPr>
+        <w:pStyle w:val="ListBullet"/>
+        <w:spacing w:line="240" w:lineRule="auto"/>
+        <w:ind w:left="720"/>
+      </w:pPr>
+      <w:r>
+        <w:rPr>
+          <w:lang w:val="gu_IN" w:bidi="gu_IN"/>
+        </w:rPr>
+      </w:r>
+      <w:r>
+        <w:rPr>
+          <w:lang w:val="gu_IN" w:bidi="gu_IN"/>
+        </w:rPr>
+        <w:t>એક ખ્રિસ્તી એવી વ્યક્તિ છે જે માને છે કે ઈસુ દેવના પુત્ર છે, અને જે ઈસુને તેના પાપોમાંથી બચાવવા માટે વિશ્વાસ કરે છે.</w:t>
+      </w:r>
+    </w:p>
+    <w:p>
+      <w:pPr>
+        <w:pStyle w:val="ListBullet"/>
+        <w:spacing w:line="240" w:lineRule="auto"/>
+        <w:ind w:left="720"/>
+      </w:pPr>
+      <w:r>
+        <w:rPr>
+          <w:lang w:val="gu_IN" w:bidi="gu_IN"/>
+        </w:rPr>
+      </w:r>
+      <w:r>
+        <w:rPr>
+          <w:lang w:val="gu_IN" w:bidi="gu_IN"/>
+        </w:rPr>
+        <w:t>આપણા આધુનિક સમયમાં, ઘણી વખત "ખ્રિસ્તી" શબ્દનો ઉપયોગ એવા વ્યક્તિ માટે થાય છે જે ખ્રિસ્તી ધર્મ સાથે ઓળખાવે છે, પરંતુ જે ખરેખર ઈસુને અનુસરતા નથી. આ બાઈબલમાં "ખ્રિસ્તી" નો અર્થ નથી.</w:t>
+      </w:r>
+    </w:p>
+    <w:p>
+      <w:pPr>
+        <w:pStyle w:val="ListBullet"/>
+        <w:spacing w:line="240" w:lineRule="auto"/>
+        <w:ind w:left="720"/>
+      </w:pPr>
+      <w:r>
+        <w:rPr>
+          <w:lang w:val="gu_IN" w:bidi="gu_IN"/>
+        </w:rPr>
+      </w:r>
+      <w:r>
+        <w:rPr>
+          <w:lang w:val="gu_IN" w:bidi="gu_IN"/>
+        </w:rPr>
+        <w:t>કારણ કે બાઈબલમાં "ખ્રિસ્તી" શબ્દ હંમેશા એવા વ્યક્તિનો ઉલ્લેખ કરે છે જે ખરેખર ઈસુમાં વિશ્વાસ કરે છે, ખ્રિસ્તીને "વિશ્વાસી" પણ કહેવામાં આવે છે.</w:t>
+      </w:r>
+    </w:p>
+    <w:p>
+      <w:pPr>
+        <w:pStyle w:val="Heading3"/>
+      </w:pPr>
+      <w:r>
+        <w:rPr>
+          <w:lang w:val="gu_IN" w:bidi="gu_IN"/>
+        </w:rPr>
+        <w:t>અનુવાદ સૂચનો:</w:t>
+      </w:r>
+    </w:p>
+    <w:p>
+      <w:pPr>
+        <w:pStyle w:val="ListBullet"/>
+        <w:spacing w:line="240" w:lineRule="auto"/>
+        <w:ind w:left="720"/>
+      </w:pPr>
+      <w:r>
+        <w:rPr>
+          <w:lang w:val="gu_IN" w:bidi="gu_IN"/>
+        </w:rPr>
+      </w:r>
+      <w:r>
+        <w:rPr>
+          <w:lang w:val="gu_IN" w:bidi="gu_IN"/>
+        </w:rPr>
+        <w:t>આ શબ્દનું ભાષાંતર "ખ્રિસ્ત-અનુયાયી" અથવા "ખ્રિસ્તના અનુયાયી" અથવા કદાચ "ખ્રિસ્ત-વ્યક્તિ" તરીકે થઈ શકે છે</w:t>
+      </w:r>
+    </w:p>
+    <w:p>
+      <w:pPr>
+        <w:pStyle w:val="ListBullet"/>
+        <w:spacing w:line="240" w:lineRule="auto"/>
+        <w:ind w:left="720"/>
+      </w:pPr>
+      <w:r>
+        <w:rPr>
+          <w:lang w:val="gu_IN" w:bidi="gu_IN"/>
+        </w:rPr>
+      </w:r>
+      <w:r>
+        <w:rPr>
+          <w:lang w:val="gu_IN" w:bidi="gu_IN"/>
+        </w:rPr>
+        <w:t>ખાતરી કરો કે આ શબ્દનો અનુવાદ શિષ્ય અથવા પ્રેરિત માટે વપરાતા શબ્દો કરતાં અલગ રીતે કરવામાં આવ્યો છે.</w:t>
+      </w:r>
+    </w:p>
+    <w:p>
+      <w:pPr>
+        <w:pStyle w:val="ListBullet"/>
+        <w:spacing w:line="240" w:lineRule="auto"/>
+        <w:ind w:left="720"/>
+      </w:pPr>
+      <w:r>
+        <w:rPr>
+          <w:lang w:val="gu_IN" w:bidi="gu_IN"/>
+        </w:rPr>
+      </w:r>
+      <w:r>
+        <w:rPr>
+          <w:lang w:val="gu_IN" w:bidi="gu_IN"/>
+        </w:rPr>
+        <w:t>આ શબ્દનો એવા શબ્દ સાથે અનુવાદ કરવામાં સાવચેત રહો જે ફક્ત અમુક જૂથોને જ નહીં, પરંતુ ઈસુમાં વિશ્વાસ કરનારા દરેકને સંદર્ભિત કરી શકે.</w:t>
+      </w:r>
+    </w:p>
+    <w:p>
+      <w:pPr>
+        <w:pStyle w:val="ListBullet"/>
+        <w:spacing w:line="240" w:lineRule="auto"/>
+        <w:ind w:left="720"/>
+      </w:pPr>
+      <w:r>
+        <w:rPr>
+          <w:lang w:val="gu_IN" w:bidi="gu_IN"/>
+        </w:rPr>
+      </w:r>
+      <w:r>
+        <w:rPr>
+          <w:lang w:val="gu_IN" w:bidi="gu_IN"/>
+        </w:rPr>
+        <w:t>એ પણ ધ્યાનમાં લો કે સ્થાનિક અથવા રાષ્ટ્રીય ભાષામાં બાઈબલના અનુવાદમાં આ શબ્દનું કેવી રીતે ભાષાંતર કરવામાં આવે છે. (જુઓ: [કેવી રીતે અજ્ઞાત ભાષાંતર કરવું]</w:t>
+      </w:r>
+    </w:p>
+    <w:p>
+      <w:pPr/>
+      <w:r>
+        <w:rPr>
+          <w:lang w:val="gu_IN" w:bidi="gu_IN"/>
+        </w:rPr>
+      </w:r>
+      <w:r>
+        <w:rPr>
+          <w:lang w:val="gu_IN" w:bidi="gu_IN"/>
+        </w:rPr>
+        <w:t>(આ પણ જુઓ: [અંત્યોખ], [ખ્રિસ્ત], [મંડળી], [શિષ્ય], [વિશ્વાસ], [ઈસુ], [દેવનો પુત્ર])</w:t>
+      </w:r>
+    </w:p>
+    <w:p>
+      <w:pPr>
+        <w:pStyle w:val="Heading3"/>
+      </w:pPr>
+      <w:r>
+        <w:rPr>
+          <w:lang w:val="gu_IN" w:bidi="gu_IN"/>
+        </w:rPr>
+        <w:t>બાઈબલ સંદર્ભો:</w:t>
+      </w:r>
+    </w:p>
+    <w:p>
+      <w:pPr>
+        <w:pStyle w:val="ListBullet"/>
+        <w:spacing w:line="240" w:lineRule="auto"/>
+        <w:ind w:left="720"/>
+      </w:pPr>
+      <w:r>
+        <w:rPr>
+          <w:lang w:val="gu_IN" w:bidi="gu_IN"/>
+        </w:rPr>
+      </w:r>
+      <w:r>
+        <w:rPr>
+          <w:lang w:val="gu_IN" w:bidi="gu_IN"/>
+        </w:rPr>
+        <w:t>[૧ કરિંથી ૬:૭–૮]</w:t>
+      </w:r>
+    </w:p>
+    <w:p>
+      <w:pPr>
+        <w:pStyle w:val="ListBullet"/>
+        <w:spacing w:line="240" w:lineRule="auto"/>
+        <w:ind w:left="720"/>
+      </w:pPr>
+      <w:r>
+        <w:rPr>
+          <w:lang w:val="gu_IN" w:bidi="gu_IN"/>
+        </w:rPr>
+      </w:r>
+      <w:r>
+        <w:rPr>
+          <w:lang w:val="gu_IN" w:bidi="gu_IN"/>
+        </w:rPr>
+        <w:t>[૧ પિતર ૪:૧૬]</w:t>
+      </w:r>
+    </w:p>
+    <w:p>
+      <w:pPr>
+        <w:pStyle w:val="ListBullet"/>
+        <w:spacing w:line="240" w:lineRule="auto"/>
+        <w:ind w:left="720"/>
+      </w:pPr>
+      <w:r>
+        <w:rPr>
+          <w:lang w:val="gu_IN" w:bidi="gu_IN"/>
+        </w:rPr>
+      </w:r>
+      <w:r>
+        <w:rPr>
+          <w:lang w:val="gu_IN" w:bidi="gu_IN"/>
+        </w:rPr>
+        <w:t>[પ્રેરિતોનાં કૃત્યો ૧૧:૨૬]</w:t>
+      </w:r>
+    </w:p>
+    <w:p>
+      <w:pPr>
+        <w:pStyle w:val="ListBullet"/>
+        <w:spacing w:line="240" w:lineRule="auto"/>
+        <w:ind w:left="720"/>
+      </w:pPr>
+      <w:r>
+        <w:rPr>
+          <w:lang w:val="gu_IN" w:bidi="gu_IN"/>
+        </w:rPr>
+      </w:r>
+      <w:r>
+        <w:rPr>
+          <w:lang w:val="gu_IN" w:bidi="gu_IN"/>
+        </w:rPr>
+        <w:t>[પ્રેરિતોનાં કૃત્યો ૨૬:૨૮]</w:t>
+      </w:r>
+    </w:p>
+    <w:p>
+      <w:pPr>
+        <w:pStyle w:val="Heading3"/>
+      </w:pPr>
+      <w:r>
+        <w:rPr>
+          <w:lang w:val="gu_IN" w:bidi="gu_IN"/>
+        </w:rPr>
+        <w:t>બાઈબલ વાર્તાઓમાંથી ઉદાહરણો:</w:t>
+      </w:r>
+    </w:p>
+    <w:p>
+      <w:pPr>
+        <w:pStyle w:val="ListBullet"/>
+        <w:spacing w:line="240" w:lineRule="auto"/>
+        <w:ind w:left="720"/>
+      </w:pPr>
+      <w:r>
+        <w:rPr>
+          <w:lang w:val="gu_IN" w:bidi="gu_IN"/>
+        </w:rPr>
+      </w:r>
+      <w:r>
+        <w:rPr>
+          <w:b/>
+          <w:lang w:val="gu_IN" w:bidi="gu_IN"/>
+        </w:rPr>
+        <w:t>[૪૬:૯]</w:t>
+      </w:r>
+      <w:r>
+        <w:rPr>
+          <w:lang w:val="gu_IN" w:bidi="gu_IN"/>
+        </w:rPr>
+        <w:t xml:space="preserve"> તે અંત્યોખમાં હતું જ્યાં ઈસુમાં વિશ્વાસ કરનારાઓને પ્રથમ "</w:t>
+      </w:r>
+      <w:r>
+        <w:rPr>
+          <w:b/>
+          <w:lang w:val="gu_IN" w:bidi="gu_IN"/>
+        </w:rPr>
+        <w:t>ખ્રિસ્તીઓ</w:t>
+      </w:r>
+      <w:r>
+        <w:rPr>
+          <w:lang w:val="gu_IN" w:bidi="gu_IN"/>
+        </w:rPr>
+        <w:t>" કહેવામાં આવતું હતું.</w:t>
+      </w:r>
+    </w:p>
+    <w:p>
+      <w:pPr>
+        <w:pStyle w:val="ListBullet"/>
+        <w:spacing w:line="240" w:lineRule="auto"/>
+        <w:ind w:left="720"/>
+      </w:pPr>
+      <w:r>
+        <w:rPr>
+          <w:lang w:val="gu_IN" w:bidi="gu_IN"/>
+        </w:rPr>
+      </w:r>
+      <w:r>
+        <w:rPr>
+          <w:b/>
+          <w:lang w:val="gu_IN" w:bidi="gu_IN"/>
+        </w:rPr>
+        <w:t>[૪૭:૧૪]</w:t>
+      </w:r>
+      <w:r>
+        <w:rPr>
+          <w:lang w:val="gu_IN" w:bidi="gu_IN"/>
+        </w:rPr>
+        <w:t xml:space="preserve"> પાઉલ અને અન્ય </w:t>
+      </w:r>
+      <w:r>
+        <w:rPr>
+          <w:b/>
+          <w:lang w:val="gu_IN" w:bidi="gu_IN"/>
+        </w:rPr>
+        <w:t>ખ્રિસ્તી</w:t>
+      </w:r>
+      <w:r>
+        <w:rPr>
+          <w:lang w:val="gu_IN" w:bidi="gu_IN"/>
+        </w:rPr>
+        <w:t xml:space="preserve"> આગેવાનોએ ઘણા શહેરોમાં પ્રવાસ કર્યો, લોકોને ઈસુ વિશેના સુવાર્તાનો ઉપદેશ આપ્યો અને શીખવ્યું.</w:t>
+      </w:r>
+    </w:p>
+    <w:p>
+      <w:pPr>
+        <w:pStyle w:val="ListBullet"/>
+        <w:spacing w:line="240" w:lineRule="auto"/>
+        <w:ind w:left="720"/>
+      </w:pPr>
+      <w:r>
+        <w:rPr>
+          <w:lang w:val="gu_IN" w:bidi="gu_IN"/>
+        </w:rPr>
+      </w:r>
+      <w:r>
+        <w:rPr>
+          <w:b/>
+          <w:lang w:val="gu_IN" w:bidi="gu_IN"/>
+        </w:rPr>
+        <w:t>[૪૯:૧૫]</w:t>
+      </w:r>
+      <w:r>
+        <w:rPr>
+          <w:lang w:val="gu_IN" w:bidi="gu_IN"/>
+        </w:rPr>
+        <w:t xml:space="preserve"> જો તમે ઈસુમાં વિશ્વાસ કરો છો અને તેણે તમારા માટે શું કર્યું છે, તો તમે </w:t>
+      </w:r>
+      <w:r>
+        <w:rPr>
+          <w:b/>
+          <w:lang w:val="gu_IN" w:bidi="gu_IN"/>
+        </w:rPr>
+        <w:t>ખ્રિસ્તી</w:t>
+      </w:r>
+      <w:r>
+        <w:rPr>
+          <w:lang w:val="gu_IN" w:bidi="gu_IN"/>
+        </w:rPr>
+        <w:t xml:space="preserve"> છો!</w:t>
+      </w:r>
+    </w:p>
+    <w:p>
+      <w:pPr>
+        <w:pStyle w:val="ListBullet"/>
+        <w:spacing w:line="240" w:lineRule="auto"/>
+        <w:ind w:left="720"/>
+      </w:pPr>
+      <w:r>
+        <w:rPr>
+          <w:lang w:val="gu_IN" w:bidi="gu_IN"/>
+        </w:rPr>
+      </w:r>
+      <w:r>
+        <w:rPr>
+          <w:b/>
+          <w:lang w:val="gu_IN" w:bidi="gu_IN"/>
+        </w:rPr>
+        <w:t>[૪૯:૧૬]</w:t>
+      </w:r>
+      <w:r>
+        <w:rPr>
+          <w:lang w:val="gu_IN" w:bidi="gu_IN"/>
+        </w:rPr>
+        <w:t xml:space="preserve"> જો તમે </w:t>
+      </w:r>
+      <w:r>
+        <w:rPr>
+          <w:b/>
+          <w:lang w:val="gu_IN" w:bidi="gu_IN"/>
+        </w:rPr>
+        <w:t>ખ્રિસ્તી</w:t>
+      </w:r>
+      <w:r>
+        <w:rPr>
+          <w:lang w:val="gu_IN" w:bidi="gu_IN"/>
+        </w:rPr>
+        <w:t xml:space="preserve"> છો, તો ઈસુએ જે કર્યું તેના કારણે દેવે તમારા પાપોને માફ કરી દીધા છે.</w:t>
+      </w:r>
+    </w:p>
+    <w:p>
+      <w:pPr>
+        <w:pStyle w:val="ListBullet"/>
+        <w:spacing w:line="240" w:lineRule="auto"/>
+        <w:ind w:left="720"/>
+      </w:pPr>
+      <w:r>
+        <w:rPr>
+          <w:lang w:val="gu_IN" w:bidi="gu_IN"/>
+        </w:rPr>
+      </w:r>
+      <w:r>
+        <w:rPr>
+          <w:b/>
+          <w:lang w:val="gu_IN" w:bidi="gu_IN"/>
+        </w:rPr>
+        <w:t>[૪૯:૧૭]</w:t>
+      </w:r>
+      <w:r>
+        <w:rPr>
+          <w:lang w:val="gu_IN" w:bidi="gu_IN"/>
+        </w:rPr>
+        <w:t xml:space="preserve"> તમે </w:t>
+      </w:r>
+      <w:r>
+        <w:rPr>
+          <w:b/>
+          <w:lang w:val="gu_IN" w:bidi="gu_IN"/>
+        </w:rPr>
+        <w:t>ખ્રિસ્તી</w:t>
+      </w:r>
+      <w:r>
+        <w:rPr>
+          <w:lang w:val="gu_IN" w:bidi="gu_IN"/>
+        </w:rPr>
+        <w:t xml:space="preserve"> હોવા છતાં પણ તમે પાપ કરવા લલચાશો.</w:t>
+      </w:r>
+    </w:p>
+    <w:p>
+      <w:pPr>
+        <w:pStyle w:val="ListBullet"/>
+        <w:spacing w:line="240" w:lineRule="auto"/>
+        <w:ind w:left="720"/>
+      </w:pPr>
+      <w:r>
+        <w:rPr>
+          <w:lang w:val="gu_IN" w:bidi="gu_IN"/>
+        </w:rPr>
+      </w:r>
+      <w:r>
+        <w:rPr>
+          <w:b/>
+          <w:lang w:val="gu_IN" w:bidi="gu_IN"/>
+        </w:rPr>
+        <w:t>[૫૦:૩]</w:t>
+      </w:r>
+      <w:r>
+        <w:rPr>
+          <w:lang w:val="gu_IN" w:bidi="gu_IN"/>
+        </w:rPr>
+        <w:t xml:space="preserve"> તે સ્વર્ગમાં પાછા ફર્યા તે પહેલાં, ઈસુએ </w:t>
+      </w:r>
+      <w:r>
+        <w:rPr>
+          <w:b/>
+          <w:lang w:val="gu_IN" w:bidi="gu_IN"/>
+        </w:rPr>
+        <w:t>ખ્રિસ્તીઓને</w:t>
+      </w:r>
+      <w:r>
+        <w:rPr>
+          <w:lang w:val="gu_IN" w:bidi="gu_IN"/>
+        </w:rPr>
+        <w:t xml:space="preserve"> કહ્યું કે તે લોકોને સુવાર્તા જાહેર કરો જેમણે તે ક્યારેય સાંભળ્યું નથી.</w:t>
+      </w:r>
+    </w:p>
+    <w:p>
+      <w:pPr>
+        <w:pStyle w:val="ListBullet"/>
+        <w:spacing w:line="240" w:lineRule="auto"/>
+        <w:ind w:left="720"/>
+      </w:pPr>
+      <w:r>
+        <w:rPr>
+          <w:lang w:val="gu_IN" w:bidi="gu_IN"/>
+        </w:rPr>
+      </w:r>
+      <w:r>
+        <w:rPr>
+          <w:b/>
+          <w:lang w:val="gu_IN" w:bidi="gu_IN"/>
+        </w:rPr>
+        <w:t>[૫૦:૧૧]</w:t>
+      </w:r>
+      <w:r>
+        <w:rPr>
+          <w:lang w:val="gu_IN" w:bidi="gu_IN"/>
+        </w:rPr>
+        <w:t xml:space="preserve"> જ્યારે ઈસુ પાછો આવશે, ત્યારે દરેક </w:t>
+      </w:r>
+      <w:r>
+        <w:rPr>
+          <w:b/>
+          <w:lang w:val="gu_IN" w:bidi="gu_IN"/>
+        </w:rPr>
+        <w:t>ખ્રિસ્તી</w:t>
+      </w:r>
+      <w:r>
+        <w:rPr>
+          <w:lang w:val="gu_IN" w:bidi="gu_IN"/>
+        </w:rPr>
+        <w:t xml:space="preserve"> જે મૃત્યુ પામ્યા છે તે મૃત્યુમાંથી ઉઠશે અને તેને આકાશમાં મળશે.</w:t>
+      </w:r>
+    </w:p>
+    <w:p>
+      <w:pPr>
+        <w:pStyle w:val="Heading3"/>
+      </w:pPr>
+      <w:r>
+        <w:rPr>
+          <w:lang w:val="gu_IN" w:bidi="gu_IN"/>
+        </w:rPr>
+        <w:t>શબ્દ માહિતી:</w:t>
+      </w:r>
+    </w:p>
+    <w:p>
+      <w:pPr>
+        <w:pStyle w:val="ListBullet"/>
+        <w:spacing w:line="240" w:lineRule="auto"/>
+        <w:ind w:left="720"/>
+      </w:pPr>
+      <w:r>
+        <w:rPr>
+          <w:lang w:val="gu_IN" w:bidi="gu_IN"/>
+        </w:rPr>
+      </w:r>
+      <w:r>
+        <w:rPr>
+          <w:lang w:val="gu_IN" w:bidi="gu_IN"/>
+        </w:rPr>
+        <w:t>Strong's: G55460</w:t>
       </w:r>
       <w:r>
         <w:rPr>
